--- a/待办/时间树洞APP_进度.docx
+++ b/待办/时间树洞APP_进度.docx
@@ -6,291 +6,121 @@
       <w:pPr>
         <w:rPr>
           <w:rFonts w:hint="eastAsia"/>
-        </w:rPr>
-      </w:pPr>
-      <w:r>
-        <w:rPr>
-          <w:rFonts w:hint="eastAsia"/>
-        </w:rPr>
-        <w:t xml:space="preserve">你还需要在 Apple </w:t>
-      </w:r>
-      <w:proofErr w:type="gramStart"/>
-      <w:r>
-        <w:rPr>
-          <w:rFonts w:hint="eastAsia"/>
-        </w:rPr>
-        <w:t>开发者侧做</w:t>
-      </w:r>
-      <w:proofErr w:type="gramEnd"/>
-      <w:r>
-        <w:rPr>
-          <w:rFonts w:hint="eastAsia"/>
-        </w:rPr>
-        <w:t xml:space="preserve"> 4 件事：</w:t>
+          <w:b/>
+          <w:bCs/>
+        </w:rPr>
+      </w:pPr>
+      <w:r>
+        <w:rPr>
+          <w:b/>
+          <w:bCs/>
+          <w:highlight w:val="yellow"/>
+        </w:rPr>
+        <w:t>阶段 3：App Store Connect 创建 App</w:t>
       </w:r>
     </w:p>
     <w:p>
       <w:pPr>
+        <w:widowControl/>
+        <w:jc w:val="left"/>
         <w:rPr>
           <w:rFonts w:hint="eastAsia"/>
         </w:rPr>
       </w:pPr>
       <w:r>
-        <w:rPr>
-          <w:rFonts w:hint="eastAsia"/>
-        </w:rPr>
-        <w:t xml:space="preserve">App Store Connect → 创建 3 </w:t>
-      </w:r>
-      <w:proofErr w:type="gramStart"/>
-      <w:r>
-        <w:rPr>
-          <w:rFonts w:hint="eastAsia"/>
-        </w:rPr>
-        <w:t>个</w:t>
-      </w:r>
-      <w:proofErr w:type="gramEnd"/>
-      <w:r>
-        <w:rPr>
-          <w:rFonts w:hint="eastAsia"/>
-        </w:rPr>
-        <w:t>消耗型 IAP 产品 ID：</w:t>
+        <w:t>App Store Connect → 协议、税务和银行业务 → 确认「付费 App 协议」状态为「有效」（需要填写银行和税务信息，否则 IAP 无法生效）</w:t>
       </w:r>
     </w:p>
     <w:p>
       <w:pPr>
+        <w:widowControl/>
+        <w:jc w:val="left"/>
         <w:rPr>
           <w:rFonts w:hint="eastAsia"/>
         </w:rPr>
       </w:pPr>
-      <w:proofErr w:type="spellStart"/>
-      <w:r>
-        <w:rPr>
-          <w:rFonts w:hint="eastAsia"/>
-        </w:rPr>
-        <w:t>com.timetreehole.credits.small</w:t>
-      </w:r>
-      <w:proofErr w:type="spellEnd"/>
-      <w:r>
-        <w:rPr>
-          <w:rFonts w:hint="eastAsia"/>
-        </w:rPr>
-        <w:t>（50</w:t>
-      </w:r>
-      <w:proofErr w:type="gramStart"/>
-      <w:r>
-        <w:rPr>
-          <w:rFonts w:hint="eastAsia"/>
-        </w:rPr>
-        <w:t>灵叶</w:t>
-      </w:r>
-      <w:proofErr w:type="gramEnd"/>
-      <w:r>
-        <w:rPr>
-          <w:rFonts w:hint="eastAsia"/>
-        </w:rPr>
-        <w:t xml:space="preserve"> / ¥6）</w:t>
+      <w:r>
+        <w:t>然后在 App Store Connect 中：</w:t>
       </w:r>
     </w:p>
     <w:p>
       <w:pPr>
+        <w:widowControl/>
+        <w:numPr>
+          <w:ilvl w:val="0"/>
+          <w:numId w:val="10"/>
+        </w:numPr>
+        <w:jc w:val="left"/>
         <w:rPr>
           <w:rFonts w:hint="eastAsia"/>
         </w:rPr>
       </w:pPr>
-      <w:proofErr w:type="spellStart"/>
-      <w:r>
-        <w:rPr>
-          <w:rFonts w:hint="eastAsia"/>
-        </w:rPr>
-        <w:t>com.timetreehole.credits.medium</w:t>
-      </w:r>
-      <w:proofErr w:type="spellEnd"/>
-      <w:r>
-        <w:rPr>
-          <w:rFonts w:hint="eastAsia"/>
-        </w:rPr>
-        <w:t>（120</w:t>
+      <w:r>
+        <w:rPr>
+          <w:b/>
+          <w:bCs/>
+        </w:rPr>
+        <w:t>进入你的 App → 内</w:t>
       </w:r>
       <w:proofErr w:type="gramStart"/>
       <w:r>
         <w:rPr>
-          <w:rFonts w:hint="eastAsia"/>
-        </w:rPr>
-        <w:t>灵叶</w:t>
+          <w:b/>
+          <w:bCs/>
+        </w:rPr>
+        <w:t>购项目</w:t>
       </w:r>
       <w:proofErr w:type="gramEnd"/>
       <w:r>
         <w:rPr>
-          <w:rFonts w:hint="eastAsia"/>
-        </w:rPr>
-        <w:t xml:space="preserve"> / ¥12）</w:t>
+          <w:b/>
+          <w:bCs/>
+        </w:rPr>
+        <w:t xml:space="preserve"> → 管理</w:t>
       </w:r>
     </w:p>
     <w:p>
       <w:pPr>
+        <w:widowControl/>
+        <w:numPr>
+          <w:ilvl w:val="0"/>
+          <w:numId w:val="10"/>
+        </w:numPr>
+        <w:jc w:val="left"/>
         <w:rPr>
           <w:rFonts w:hint="eastAsia"/>
         </w:rPr>
       </w:pPr>
-      <w:proofErr w:type="spellStart"/>
-      <w:r>
-        <w:rPr>
-          <w:rFonts w:hint="eastAsia"/>
-        </w:rPr>
-        <w:t>com.timetreehole.credits.large</w:t>
-      </w:r>
-      <w:proofErr w:type="spellEnd"/>
-      <w:r>
-        <w:rPr>
-          <w:rFonts w:hint="eastAsia"/>
-        </w:rPr>
-        <w:t>（300</w:t>
-      </w:r>
-      <w:proofErr w:type="gramStart"/>
-      <w:r>
-        <w:rPr>
-          <w:rFonts w:hint="eastAsia"/>
-        </w:rPr>
-        <w:t>灵叶</w:t>
-      </w:r>
-      <w:proofErr w:type="gramEnd"/>
-      <w:r>
-        <w:rPr>
-          <w:rFonts w:hint="eastAsia"/>
-        </w:rPr>
-        <w:t xml:space="preserve"> / ¥25）</w:t>
-      </w:r>
-    </w:p>
-    <w:p>
-      <w:pPr>
-        <w:rPr>
-          <w:rFonts w:hint="eastAsia"/>
-        </w:rPr>
-      </w:pPr>
-      <w:r>
-        <w:rPr>
-          <w:rFonts w:hint="eastAsia"/>
-        </w:rPr>
-        <w:t xml:space="preserve">Xcode → Signing &amp; Capabilities </w:t>
-      </w:r>
-      <w:proofErr w:type="gramStart"/>
-      <w:r>
-        <w:rPr>
-          <w:rFonts w:hint="eastAsia"/>
-        </w:rPr>
-        <w:t>中勾选</w:t>
-      </w:r>
-      <w:proofErr w:type="gramEnd"/>
-      <w:r>
-        <w:rPr>
-          <w:rFonts w:hint="eastAsia"/>
-        </w:rPr>
-        <w:t xml:space="preserve"> In-App Purchase</w:t>
-      </w:r>
-    </w:p>
-    <w:p>
-      <w:pPr>
-        <w:rPr>
-          <w:rFonts w:hint="eastAsia"/>
-        </w:rPr>
-      </w:pPr>
-      <w:r>
-        <w:rPr>
-          <w:rFonts w:hint="eastAsia"/>
-        </w:rPr>
-        <w:t>App Store Connect → App 信息 → 获取共享密钥，设为服务</w:t>
-      </w:r>
-      <w:proofErr w:type="gramStart"/>
-      <w:r>
-        <w:rPr>
-          <w:rFonts w:hint="eastAsia"/>
-        </w:rPr>
-        <w:t>端环境</w:t>
-      </w:r>
-      <w:proofErr w:type="gramEnd"/>
-      <w:r>
-        <w:rPr>
-          <w:rFonts w:hint="eastAsia"/>
-        </w:rPr>
-        <w:t>变量 APPLE_SHARED_SECRET</w:t>
-      </w:r>
-    </w:p>
-    <w:p>
-      <w:r>
-        <w:rPr>
-          <w:rFonts w:hint="eastAsia"/>
-        </w:rPr>
-        <w:t xml:space="preserve">将 </w:t>
-      </w:r>
-      <w:proofErr w:type="spellStart"/>
-      <w:r>
-        <w:rPr>
-          <w:rFonts w:hint="eastAsia"/>
-        </w:rPr>
-        <w:t>Products.storekit</w:t>
-      </w:r>
-      <w:proofErr w:type="spellEnd"/>
-      <w:r>
-        <w:rPr>
-          <w:rFonts w:hint="eastAsia"/>
-        </w:rPr>
-        <w:t xml:space="preserve"> 拖入 Xcode 项目，本地测试</w:t>
-      </w:r>
-      <w:proofErr w:type="gramStart"/>
-      <w:r>
-        <w:rPr>
-          <w:rFonts w:hint="eastAsia"/>
-        </w:rPr>
-        <w:t>无需真</w:t>
-      </w:r>
-      <w:proofErr w:type="gramEnd"/>
-      <w:r>
-        <w:rPr>
-          <w:rFonts w:hint="eastAsia"/>
-        </w:rPr>
-        <w:t>机即可走通 IAP 流程</w:t>
-      </w:r>
-      <w:r>
-        <w:rPr>
-          <w:rFonts w:hint="eastAsia"/>
-        </w:rPr>
-        <w:t>。</w:t>
-      </w:r>
-    </w:p>
-    <w:p/>
-    <w:p>
-      <w:pPr>
-        <w:rPr>
-          <w:rFonts w:hint="eastAsia"/>
-        </w:rPr>
-      </w:pPr>
-    </w:p>
-    <w:p>
-      <w:pPr>
+      <w:r>
         <w:rPr>
           <w:b/>
           <w:bCs/>
         </w:rPr>
-      </w:pPr>
-      <w:r>
-        <w:rPr>
-          <w:rFonts w:ascii="Segoe UI Emoji" w:hAnsi="Segoe UI Emoji" w:cs="Segoe UI Emoji"/>
+        <w:t xml:space="preserve">点击「+」创建 3 </w:t>
+      </w:r>
+      <w:proofErr w:type="gramStart"/>
+      <w:r>
+        <w:rPr>
           <w:b/>
           <w:bCs/>
         </w:rPr>
-        <w:t>🔴</w:t>
-      </w:r>
+        <w:t>个</w:t>
+      </w:r>
+      <w:proofErr w:type="gramEnd"/>
       <w:r>
         <w:rPr>
           <w:b/>
           <w:bCs/>
         </w:rPr>
-        <w:t xml:space="preserve"> 阻塞项（必须解决才能构建）</w:t>
+        <w:t>消耗型产品</w:t>
+      </w:r>
+      <w:r>
+        <w:t>：</w:t>
       </w:r>
     </w:p>
     <w:tbl>
       <w:tblPr>
-        <w:tblW w:w="9654" w:type="dxa"/>
+        <w:tblW w:w="12695" w:type="dxa"/>
         <w:tblCellSpacing w:w="15" w:type="dxa"/>
         <w:tblBorders>
           <w:top w:val="single" w:sz="2" w:space="0" w:color="EBEBEB"/>
@@ -305,12 +135,14 @@
         <w:tblLook w:val="04A0" w:firstRow="1" w:lastRow="0" w:firstColumn="1" w:lastColumn="0" w:noHBand="0" w:noVBand="1"/>
       </w:tblPr>
       <w:tblGrid>
-        <w:gridCol w:w="660"/>
-        <w:gridCol w:w="2145"/>
-        <w:gridCol w:w="6849"/>
+        <w:gridCol w:w="1601"/>
+        <w:gridCol w:w="3603"/>
+        <w:gridCol w:w="3887"/>
+        <w:gridCol w:w="3604"/>
       </w:tblGrid>
       <w:tr>
         <w:trPr>
+          <w:trHeight w:val="313"/>
           <w:tblHeader/>
           <w:tblCellSpacing w:w="15" w:type="dxa"/>
         </w:trPr>
@@ -332,7 +164,11 @@
           </w:tcPr>
           <w:p>
             <w:pPr>
+              <w:widowControl/>
+              <w:ind w:left="360"/>
+              <w:jc w:val="left"/>
               <w:rPr>
+                <w:rFonts w:hint="eastAsia"/>
                 <w:b/>
                 <w:bCs/>
               </w:rPr>
@@ -342,13 +178,13 @@
                 <w:b/>
                 <w:bCs/>
               </w:rPr>
-              <w:t>#</w:t>
+              <w:t>字段</w:t>
             </w:r>
           </w:p>
         </w:tc>
         <w:tc>
           <w:tcPr>
-            <w:tcW w:w="0" w:type="auto"/>
+            <w:tcW w:w="3573" w:type="dxa"/>
             <w:tcBorders>
               <w:bottom w:val="single" w:sz="2" w:space="0" w:color="EBEBEB"/>
               <w:right w:val="single" w:sz="2" w:space="0" w:color="EBEBEB"/>
@@ -364,7 +200,11 @@
           </w:tcPr>
           <w:p>
             <w:pPr>
+              <w:widowControl/>
+              <w:ind w:left="360"/>
+              <w:jc w:val="left"/>
               <w:rPr>
+                <w:rFonts w:hint="eastAsia"/>
                 <w:b/>
                 <w:bCs/>
               </w:rPr>
@@ -374,13 +214,49 @@
                 <w:b/>
                 <w:bCs/>
               </w:rPr>
-              <w:t>事项</w:t>
+              <w:t>商品 1</w:t>
             </w:r>
           </w:p>
         </w:tc>
         <w:tc>
           <w:tcPr>
-            <w:tcW w:w="0" w:type="auto"/>
+            <w:tcW w:w="3857" w:type="dxa"/>
+            <w:tcBorders>
+              <w:bottom w:val="single" w:sz="2" w:space="0" w:color="EBEBEB"/>
+              <w:right w:val="single" w:sz="2" w:space="0" w:color="EBEBEB"/>
+            </w:tcBorders>
+            <w:tcMar>
+              <w:top w:w="120" w:type="dxa"/>
+              <w:left w:w="240" w:type="dxa"/>
+              <w:bottom w:w="120" w:type="dxa"/>
+              <w:right w:w="240" w:type="dxa"/>
+            </w:tcMar>
+            <w:vAlign w:val="center"/>
+            <w:hideMark/>
+          </w:tcPr>
+          <w:p>
+            <w:pPr>
+              <w:widowControl/>
+              <w:ind w:left="360"/>
+              <w:jc w:val="left"/>
+              <w:rPr>
+                <w:rFonts w:hint="eastAsia"/>
+                <w:b/>
+                <w:bCs/>
+              </w:rPr>
+            </w:pPr>
+            <w:r>
+              <w:rPr>
+                <w:b/>
+                <w:bCs/>
+              </w:rPr>
+              <w:t>商品 2</w:t>
+            </w:r>
+          </w:p>
+        </w:tc>
+        <w:tc>
+          <w:tcPr>
+            <w:tcW w:w="3559" w:type="dxa"/>
             <w:tcBorders>
               <w:bottom w:val="single" w:sz="2" w:space="0" w:color="EBEBEB"/>
               <w:right w:val="nil"/>
@@ -396,7 +272,11 @@
           </w:tcPr>
           <w:p>
             <w:pPr>
+              <w:widowControl/>
+              <w:ind w:left="360"/>
+              <w:jc w:val="left"/>
               <w:rPr>
+                <w:rFonts w:hint="eastAsia"/>
                 <w:b/>
                 <w:bCs/>
               </w:rPr>
@@ -406,395 +286,14 @@
                 <w:b/>
                 <w:bCs/>
               </w:rPr>
-              <w:t>说明</w:t>
+              <w:t>商品 3</w:t>
             </w:r>
           </w:p>
         </w:tc>
       </w:tr>
       <w:tr>
         <w:trPr>
-          <w:tblCellSpacing w:w="15" w:type="dxa"/>
-        </w:trPr>
-        <w:tc>
-          <w:tcPr>
-            <w:tcW w:w="0" w:type="auto"/>
-            <w:tcBorders>
-              <w:bottom w:val="single" w:sz="2" w:space="0" w:color="EBEBEB"/>
-              <w:right w:val="single" w:sz="2" w:space="0" w:color="EBEBEB"/>
-            </w:tcBorders>
-            <w:tcMar>
-              <w:top w:w="120" w:type="dxa"/>
-              <w:left w:w="240" w:type="dxa"/>
-              <w:bottom w:w="120" w:type="dxa"/>
-              <w:right w:w="240" w:type="dxa"/>
-            </w:tcMar>
-            <w:vAlign w:val="center"/>
-            <w:hideMark/>
-          </w:tcPr>
-          <w:p>
-            <w:r>
-              <w:t>1</w:t>
-            </w:r>
-          </w:p>
-        </w:tc>
-        <w:tc>
-          <w:tcPr>
-            <w:tcW w:w="0" w:type="auto"/>
-            <w:tcBorders>
-              <w:bottom w:val="single" w:sz="2" w:space="0" w:color="EBEBEB"/>
-              <w:right w:val="single" w:sz="2" w:space="0" w:color="EBEBEB"/>
-            </w:tcBorders>
-            <w:tcMar>
-              <w:top w:w="120" w:type="dxa"/>
-              <w:left w:w="240" w:type="dxa"/>
-              <w:bottom w:w="120" w:type="dxa"/>
-              <w:right w:w="240" w:type="dxa"/>
-            </w:tcMar>
-            <w:vAlign w:val="center"/>
-            <w:hideMark/>
-          </w:tcPr>
-          <w:p>
-            <w:r>
-              <w:rPr>
-                <w:b/>
-                <w:bCs/>
-              </w:rPr>
-              <w:t>创建 Xcode 工程</w:t>
-            </w:r>
-          </w:p>
-        </w:tc>
-        <w:tc>
-          <w:tcPr>
-            <w:tcW w:w="0" w:type="auto"/>
-            <w:tcBorders>
-              <w:bottom w:val="single" w:sz="2" w:space="0" w:color="EBEBEB"/>
-              <w:right w:val="nil"/>
-            </w:tcBorders>
-            <w:tcMar>
-              <w:top w:w="120" w:type="dxa"/>
-              <w:left w:w="240" w:type="dxa"/>
-              <w:bottom w:w="120" w:type="dxa"/>
-              <w:right w:w="240" w:type="dxa"/>
-            </w:tcMar>
-            <w:vAlign w:val="center"/>
-            <w:hideMark/>
-          </w:tcPr>
-          <w:p>
-            <w:r>
-              <w:t>项目只有 Swift 源文件，没有 .</w:t>
-            </w:r>
-            <w:proofErr w:type="spellStart"/>
-            <w:r>
-              <w:t>xcodeproj</w:t>
-            </w:r>
-            <w:proofErr w:type="spellEnd"/>
-            <w:r>
-              <w:t xml:space="preserve">。需要在 Mac 上创建 Xcode 项目，把所有 24 </w:t>
-            </w:r>
-            <w:proofErr w:type="gramStart"/>
-            <w:r>
-              <w:t>个</w:t>
-            </w:r>
-            <w:proofErr w:type="gramEnd"/>
-            <w:r>
-              <w:t>文件加入</w:t>
-            </w:r>
-          </w:p>
-        </w:tc>
-      </w:tr>
-      <w:tr>
-        <w:trPr>
-          <w:tblCellSpacing w:w="15" w:type="dxa"/>
-        </w:trPr>
-        <w:tc>
-          <w:tcPr>
-            <w:tcW w:w="0" w:type="auto"/>
-            <w:tcBorders>
-              <w:bottom w:val="single" w:sz="2" w:space="0" w:color="EBEBEB"/>
-              <w:right w:val="single" w:sz="2" w:space="0" w:color="EBEBEB"/>
-            </w:tcBorders>
-            <w:tcMar>
-              <w:top w:w="120" w:type="dxa"/>
-              <w:left w:w="240" w:type="dxa"/>
-              <w:bottom w:w="120" w:type="dxa"/>
-              <w:right w:w="240" w:type="dxa"/>
-            </w:tcMar>
-            <w:vAlign w:val="center"/>
-            <w:hideMark/>
-          </w:tcPr>
-          <w:p>
-            <w:r>
-              <w:t>2</w:t>
-            </w:r>
-          </w:p>
-        </w:tc>
-        <w:tc>
-          <w:tcPr>
-            <w:tcW w:w="0" w:type="auto"/>
-            <w:tcBorders>
-              <w:bottom w:val="single" w:sz="2" w:space="0" w:color="EBEBEB"/>
-              <w:right w:val="single" w:sz="2" w:space="0" w:color="EBEBEB"/>
-            </w:tcBorders>
-            <w:tcMar>
-              <w:top w:w="120" w:type="dxa"/>
-              <w:left w:w="240" w:type="dxa"/>
-              <w:bottom w:w="120" w:type="dxa"/>
-              <w:right w:w="240" w:type="dxa"/>
-            </w:tcMar>
-            <w:vAlign w:val="center"/>
-            <w:hideMark/>
-          </w:tcPr>
-          <w:p>
-            <w:r>
-              <w:rPr>
-                <w:b/>
-                <w:bCs/>
-              </w:rPr>
-              <w:t>导入 App 图标</w:t>
-            </w:r>
-          </w:p>
-        </w:tc>
-        <w:tc>
-          <w:tcPr>
-            <w:tcW w:w="0" w:type="auto"/>
-            <w:tcBorders>
-              <w:bottom w:val="single" w:sz="2" w:space="0" w:color="EBEBEB"/>
-              <w:right w:val="nil"/>
-            </w:tcBorders>
-            <w:tcMar>
-              <w:top w:w="120" w:type="dxa"/>
-              <w:left w:w="240" w:type="dxa"/>
-              <w:bottom w:w="120" w:type="dxa"/>
-              <w:right w:w="240" w:type="dxa"/>
-            </w:tcMar>
-            <w:vAlign w:val="center"/>
-            <w:hideMark/>
-          </w:tcPr>
-          <w:p>
-            <w:proofErr w:type="spellStart"/>
-            <w:r>
-              <w:t>Assets.xcassets</w:t>
-            </w:r>
-            <w:proofErr w:type="spellEnd"/>
-            <w:r>
-              <w:t> 完全是空的，需要导入 design-exports/App图标-1024.png 及各尺寸变体</w:t>
-            </w:r>
-          </w:p>
-        </w:tc>
-      </w:tr>
-      <w:tr>
-        <w:trPr>
-          <w:tblCellSpacing w:w="15" w:type="dxa"/>
-        </w:trPr>
-        <w:tc>
-          <w:tcPr>
-            <w:tcW w:w="0" w:type="auto"/>
-            <w:tcBorders>
-              <w:bottom w:val="single" w:sz="2" w:space="0" w:color="EBEBEB"/>
-              <w:right w:val="single" w:sz="2" w:space="0" w:color="EBEBEB"/>
-            </w:tcBorders>
-            <w:tcMar>
-              <w:top w:w="120" w:type="dxa"/>
-              <w:left w:w="240" w:type="dxa"/>
-              <w:bottom w:w="120" w:type="dxa"/>
-              <w:right w:w="240" w:type="dxa"/>
-            </w:tcMar>
-            <w:vAlign w:val="center"/>
-            <w:hideMark/>
-          </w:tcPr>
-          <w:p>
-            <w:r>
-              <w:t>3</w:t>
-            </w:r>
-          </w:p>
-        </w:tc>
-        <w:tc>
-          <w:tcPr>
-            <w:tcW w:w="0" w:type="auto"/>
-            <w:tcBorders>
-              <w:bottom w:val="single" w:sz="2" w:space="0" w:color="EBEBEB"/>
-              <w:right w:val="single" w:sz="2" w:space="0" w:color="EBEBEB"/>
-            </w:tcBorders>
-            <w:tcMar>
-              <w:top w:w="120" w:type="dxa"/>
-              <w:left w:w="240" w:type="dxa"/>
-              <w:bottom w:w="120" w:type="dxa"/>
-              <w:right w:w="240" w:type="dxa"/>
-            </w:tcMar>
-            <w:vAlign w:val="center"/>
-            <w:hideMark/>
-          </w:tcPr>
-          <w:p>
-            <w:r>
-              <w:rPr>
-                <w:b/>
-                <w:bCs/>
-              </w:rPr>
-              <w:t>导入启动画面</w:t>
-            </w:r>
-          </w:p>
-        </w:tc>
-        <w:tc>
-          <w:tcPr>
-            <w:tcW w:w="0" w:type="auto"/>
-            <w:tcBorders>
-              <w:bottom w:val="single" w:sz="2" w:space="0" w:color="EBEBEB"/>
-              <w:right w:val="nil"/>
-            </w:tcBorders>
-            <w:tcMar>
-              <w:top w:w="120" w:type="dxa"/>
-              <w:left w:w="240" w:type="dxa"/>
-              <w:bottom w:w="120" w:type="dxa"/>
-              <w:right w:w="240" w:type="dxa"/>
-            </w:tcMar>
-            <w:vAlign w:val="center"/>
-            <w:hideMark/>
-          </w:tcPr>
-          <w:p>
-            <w:r>
-              <w:t>需要在 </w:t>
-            </w:r>
-            <w:proofErr w:type="spellStart"/>
-            <w:r>
-              <w:t>Assets.xcassets</w:t>
-            </w:r>
-            <w:proofErr w:type="spellEnd"/>
-            <w:r>
-              <w:t> 中添加 Launch Screen 图片，或创建 </w:t>
-            </w:r>
-            <w:proofErr w:type="spellStart"/>
-            <w:r>
-              <w:t>LaunchScreen.storyboard</w:t>
-            </w:r>
-            <w:proofErr w:type="spellEnd"/>
-          </w:p>
-        </w:tc>
-      </w:tr>
-      <w:tr>
-        <w:trPr>
-          <w:tblCellSpacing w:w="15" w:type="dxa"/>
-        </w:trPr>
-        <w:tc>
-          <w:tcPr>
-            <w:tcW w:w="0" w:type="auto"/>
-            <w:tcBorders>
-              <w:bottom w:val="nil"/>
-              <w:right w:val="single" w:sz="2" w:space="0" w:color="EBEBEB"/>
-            </w:tcBorders>
-            <w:tcMar>
-              <w:top w:w="120" w:type="dxa"/>
-              <w:left w:w="240" w:type="dxa"/>
-              <w:bottom w:w="120" w:type="dxa"/>
-              <w:right w:w="240" w:type="dxa"/>
-            </w:tcMar>
-            <w:vAlign w:val="center"/>
-            <w:hideMark/>
-          </w:tcPr>
-          <w:p>
-            <w:r>
-              <w:t>4</w:t>
-            </w:r>
-          </w:p>
-        </w:tc>
-        <w:tc>
-          <w:tcPr>
-            <w:tcW w:w="0" w:type="auto"/>
-            <w:tcBorders>
-              <w:bottom w:val="nil"/>
-              <w:right w:val="single" w:sz="2" w:space="0" w:color="EBEBEB"/>
-            </w:tcBorders>
-            <w:tcMar>
-              <w:top w:w="120" w:type="dxa"/>
-              <w:left w:w="240" w:type="dxa"/>
-              <w:bottom w:w="120" w:type="dxa"/>
-              <w:right w:w="240" w:type="dxa"/>
-            </w:tcMar>
-            <w:vAlign w:val="center"/>
-            <w:hideMark/>
-          </w:tcPr>
-          <w:p>
-            <w:r>
-              <w:rPr>
-                <w:b/>
-                <w:bCs/>
-              </w:rPr>
-              <w:t>创建 .entitlements</w:t>
-            </w:r>
-          </w:p>
-        </w:tc>
-        <w:tc>
-          <w:tcPr>
-            <w:tcW w:w="0" w:type="auto"/>
-            <w:tcBorders>
-              <w:bottom w:val="nil"/>
-              <w:right w:val="nil"/>
-            </w:tcBorders>
-            <w:tcMar>
-              <w:top w:w="120" w:type="dxa"/>
-              <w:left w:w="240" w:type="dxa"/>
-              <w:bottom w:w="120" w:type="dxa"/>
-              <w:right w:w="240" w:type="dxa"/>
-            </w:tcMar>
-            <w:vAlign w:val="center"/>
-            <w:hideMark/>
-          </w:tcPr>
-          <w:p>
-            <w:r>
-              <w:t>IAP 功能需要 com.apple.developer.in-app-purchase 权限，目前完全没有此文件</w:t>
-            </w:r>
-          </w:p>
-        </w:tc>
-      </w:tr>
-    </w:tbl>
-    <w:p/>
-    <w:p/>
-    <w:p>
-      <w:pPr>
-        <w:rPr>
-          <w:b/>
-          <w:bCs/>
-        </w:rPr>
-      </w:pPr>
-      <w:r>
-        <w:rPr>
-          <w:rFonts w:ascii="Segoe UI Emoji" w:hAnsi="Segoe UI Emoji" w:cs="Segoe UI Emoji"/>
-          <w:b/>
-          <w:bCs/>
-        </w:rPr>
-        <w:t>🟠</w:t>
-      </w:r>
-      <w:r>
-        <w:rPr>
-          <w:b/>
-          <w:bCs/>
-        </w:rPr>
-        <w:t xml:space="preserve"> 高优先级（上线前必须）</w:t>
-      </w:r>
-    </w:p>
-    <w:tbl>
-      <w:tblPr>
-        <w:tblW w:w="9654" w:type="dxa"/>
-        <w:tblCellSpacing w:w="15" w:type="dxa"/>
-        <w:tblBorders>
-          <w:top w:val="single" w:sz="2" w:space="0" w:color="EBEBEB"/>
-          <w:left w:val="single" w:sz="2" w:space="0" w:color="EBEBEB"/>
-          <w:bottom w:val="single" w:sz="2" w:space="0" w:color="EBEBEB"/>
-          <w:right w:val="single" w:sz="2" w:space="0" w:color="EBEBEB"/>
-        </w:tblBorders>
-        <w:tblCellMar>
-          <w:left w:w="0" w:type="dxa"/>
-          <w:right w:w="0" w:type="dxa"/>
-        </w:tblCellMar>
-        <w:tblLook w:val="04A0" w:firstRow="1" w:lastRow="0" w:firstColumn="1" w:lastColumn="0" w:noHBand="0" w:noVBand="1"/>
-      </w:tblPr>
-      <w:tblGrid>
-        <w:gridCol w:w="757"/>
-        <w:gridCol w:w="2230"/>
-        <w:gridCol w:w="6667"/>
-      </w:tblGrid>
-      <w:tr>
-        <w:trPr>
-          <w:tblHeader/>
+          <w:trHeight w:val="321"/>
           <w:tblCellSpacing w:w="15" w:type="dxa"/>
         </w:trPr>
         <w:tc>
@@ -815,23 +314,21 @@
           </w:tcPr>
           <w:p>
             <w:pPr>
+              <w:widowControl/>
+              <w:ind w:left="360"/>
+              <w:jc w:val="left"/>
               <w:rPr>
-                <w:b/>
-                <w:bCs/>
+                <w:rFonts w:hint="eastAsia"/>
               </w:rPr>
             </w:pPr>
             <w:r>
-              <w:rPr>
-                <w:b/>
-                <w:bCs/>
-              </w:rPr>
-              <w:t>#</w:t>
+              <w:t>类型</w:t>
             </w:r>
           </w:p>
         </w:tc>
         <w:tc>
           <w:tcPr>
-            <w:tcW w:w="0" w:type="auto"/>
+            <w:tcW w:w="3573" w:type="dxa"/>
             <w:tcBorders>
               <w:bottom w:val="single" w:sz="2" w:space="0" w:color="EBEBEB"/>
               <w:right w:val="single" w:sz="2" w:space="0" w:color="EBEBEB"/>
@@ -847,23 +344,51 @@
           </w:tcPr>
           <w:p>
             <w:pPr>
+              <w:widowControl/>
+              <w:ind w:left="360"/>
+              <w:jc w:val="left"/>
               <w:rPr>
-                <w:b/>
-                <w:bCs/>
+                <w:rFonts w:hint="eastAsia"/>
               </w:rPr>
             </w:pPr>
             <w:r>
-              <w:rPr>
-                <w:b/>
-                <w:bCs/>
-              </w:rPr>
-              <w:t>事项</w:t>
+              <w:t>消耗型</w:t>
             </w:r>
           </w:p>
         </w:tc>
         <w:tc>
           <w:tcPr>
-            <w:tcW w:w="0" w:type="auto"/>
+            <w:tcW w:w="3857" w:type="dxa"/>
+            <w:tcBorders>
+              <w:bottom w:val="single" w:sz="2" w:space="0" w:color="EBEBEB"/>
+              <w:right w:val="single" w:sz="2" w:space="0" w:color="EBEBEB"/>
+            </w:tcBorders>
+            <w:tcMar>
+              <w:top w:w="120" w:type="dxa"/>
+              <w:left w:w="240" w:type="dxa"/>
+              <w:bottom w:w="120" w:type="dxa"/>
+              <w:right w:w="240" w:type="dxa"/>
+            </w:tcMar>
+            <w:vAlign w:val="center"/>
+            <w:hideMark/>
+          </w:tcPr>
+          <w:p>
+            <w:pPr>
+              <w:widowControl/>
+              <w:ind w:left="360"/>
+              <w:jc w:val="left"/>
+              <w:rPr>
+                <w:rFonts w:hint="eastAsia"/>
+              </w:rPr>
+            </w:pPr>
+            <w:r>
+              <w:t>消耗型</w:t>
+            </w:r>
+          </w:p>
+        </w:tc>
+        <w:tc>
+          <w:tcPr>
+            <w:tcW w:w="3559" w:type="dxa"/>
             <w:tcBorders>
               <w:bottom w:val="single" w:sz="2" w:space="0" w:color="EBEBEB"/>
               <w:right w:val="nil"/>
@@ -879,558 +404,22 @@
           </w:tcPr>
           <w:p>
             <w:pPr>
+              <w:widowControl/>
+              <w:ind w:left="360"/>
+              <w:jc w:val="left"/>
               <w:rPr>
-                <w:b/>
-                <w:bCs/>
+                <w:rFonts w:hint="eastAsia"/>
               </w:rPr>
             </w:pPr>
             <w:r>
-              <w:rPr>
-                <w:b/>
-                <w:bCs/>
-              </w:rPr>
-              <w:t>说明</w:t>
+              <w:t>消耗型</w:t>
             </w:r>
           </w:p>
         </w:tc>
       </w:tr>
       <w:tr>
         <w:trPr>
-          <w:tblCellSpacing w:w="15" w:type="dxa"/>
-        </w:trPr>
-        <w:tc>
-          <w:tcPr>
-            <w:tcW w:w="0" w:type="auto"/>
-            <w:tcBorders>
-              <w:bottom w:val="single" w:sz="2" w:space="0" w:color="EBEBEB"/>
-              <w:right w:val="single" w:sz="2" w:space="0" w:color="EBEBEB"/>
-            </w:tcBorders>
-            <w:tcMar>
-              <w:top w:w="120" w:type="dxa"/>
-              <w:left w:w="240" w:type="dxa"/>
-              <w:bottom w:w="120" w:type="dxa"/>
-              <w:right w:w="240" w:type="dxa"/>
-            </w:tcMar>
-            <w:vAlign w:val="center"/>
-            <w:hideMark/>
-          </w:tcPr>
-          <w:p>
-            <w:r>
-              <w:t>5</w:t>
-            </w:r>
-          </w:p>
-        </w:tc>
-        <w:tc>
-          <w:tcPr>
-            <w:tcW w:w="0" w:type="auto"/>
-            <w:tcBorders>
-              <w:bottom w:val="single" w:sz="2" w:space="0" w:color="EBEBEB"/>
-              <w:right w:val="single" w:sz="2" w:space="0" w:color="EBEBEB"/>
-            </w:tcBorders>
-            <w:tcMar>
-              <w:top w:w="120" w:type="dxa"/>
-              <w:left w:w="240" w:type="dxa"/>
-              <w:bottom w:w="120" w:type="dxa"/>
-              <w:right w:w="240" w:type="dxa"/>
-            </w:tcMar>
-            <w:vAlign w:val="center"/>
-            <w:hideMark/>
-          </w:tcPr>
-          <w:p>
-            <w:r>
-              <w:rPr>
-                <w:b/>
-                <w:bCs/>
-              </w:rPr>
-              <w:t>部署后端到服务器</w:t>
-            </w:r>
-          </w:p>
-        </w:tc>
-        <w:tc>
-          <w:tcPr>
-            <w:tcW w:w="0" w:type="auto"/>
-            <w:tcBorders>
-              <w:bottom w:val="single" w:sz="2" w:space="0" w:color="EBEBEB"/>
-              <w:right w:val="nil"/>
-            </w:tcBorders>
-            <w:tcMar>
-              <w:top w:w="120" w:type="dxa"/>
-              <w:left w:w="240" w:type="dxa"/>
-              <w:bottom w:w="120" w:type="dxa"/>
-              <w:right w:w="240" w:type="dxa"/>
-            </w:tcMar>
-            <w:vAlign w:val="center"/>
-            <w:hideMark/>
-          </w:tcPr>
-          <w:p>
-            <w:r>
-              <w:t>后端在 localhost:3000 跑着，需要一个公网 HTTPS 域名（如 api.timetreehole.com）</w:t>
-            </w:r>
-          </w:p>
-        </w:tc>
-      </w:tr>
-      <w:tr>
-        <w:trPr>
-          <w:tblCellSpacing w:w="15" w:type="dxa"/>
-        </w:trPr>
-        <w:tc>
-          <w:tcPr>
-            <w:tcW w:w="0" w:type="auto"/>
-            <w:tcBorders>
-              <w:bottom w:val="single" w:sz="2" w:space="0" w:color="EBEBEB"/>
-              <w:right w:val="single" w:sz="2" w:space="0" w:color="EBEBEB"/>
-            </w:tcBorders>
-            <w:tcMar>
-              <w:top w:w="120" w:type="dxa"/>
-              <w:left w:w="240" w:type="dxa"/>
-              <w:bottom w:w="120" w:type="dxa"/>
-              <w:right w:w="240" w:type="dxa"/>
-            </w:tcMar>
-            <w:vAlign w:val="center"/>
-            <w:hideMark/>
-          </w:tcPr>
-          <w:p>
-            <w:r>
-              <w:t>6</w:t>
-            </w:r>
-          </w:p>
-        </w:tc>
-        <w:tc>
-          <w:tcPr>
-            <w:tcW w:w="0" w:type="auto"/>
-            <w:tcBorders>
-              <w:bottom w:val="single" w:sz="2" w:space="0" w:color="EBEBEB"/>
-              <w:right w:val="single" w:sz="2" w:space="0" w:color="EBEBEB"/>
-            </w:tcBorders>
-            <w:tcMar>
-              <w:top w:w="120" w:type="dxa"/>
-              <w:left w:w="240" w:type="dxa"/>
-              <w:bottom w:w="120" w:type="dxa"/>
-              <w:right w:w="240" w:type="dxa"/>
-            </w:tcMar>
-            <w:vAlign w:val="center"/>
-            <w:hideMark/>
-          </w:tcPr>
-          <w:p>
-            <w:r>
-              <w:rPr>
-                <w:b/>
-                <w:bCs/>
-              </w:rPr>
-              <w:t>更新 API 地址</w:t>
-            </w:r>
-          </w:p>
-        </w:tc>
-        <w:tc>
-          <w:tcPr>
-            <w:tcW w:w="0" w:type="auto"/>
-            <w:tcBorders>
-              <w:bottom w:val="single" w:sz="2" w:space="0" w:color="EBEBEB"/>
-              <w:right w:val="nil"/>
-            </w:tcBorders>
-            <w:tcMar>
-              <w:top w:w="120" w:type="dxa"/>
-              <w:left w:w="240" w:type="dxa"/>
-              <w:bottom w:w="120" w:type="dxa"/>
-              <w:right w:w="240" w:type="dxa"/>
-            </w:tcMar>
-            <w:vAlign w:val="center"/>
-            <w:hideMark/>
-          </w:tcPr>
-          <w:p>
-            <w:proofErr w:type="spellStart"/>
-            <w:r>
-              <w:t>APIClient.swift</w:t>
-            </w:r>
-            <w:proofErr w:type="spellEnd"/>
-            <w:r>
-              <w:t> 和 </w:t>
-            </w:r>
-            <w:proofErr w:type="spellStart"/>
-            <w:r>
-              <w:t>NetworkManager.swift</w:t>
-            </w:r>
-            <w:proofErr w:type="spellEnd"/>
-            <w:r>
-              <w:t> 里的 </w:t>
-            </w:r>
-            <w:proofErr w:type="spellStart"/>
-            <w:r>
-              <w:t>baseURL</w:t>
-            </w:r>
-            <w:proofErr w:type="spellEnd"/>
-            <w:r>
-              <w:t> 需改为生产域名</w:t>
-            </w:r>
-          </w:p>
-        </w:tc>
-      </w:tr>
-      <w:tr>
-        <w:trPr>
-          <w:tblCellSpacing w:w="15" w:type="dxa"/>
-        </w:trPr>
-        <w:tc>
-          <w:tcPr>
-            <w:tcW w:w="0" w:type="auto"/>
-            <w:tcBorders>
-              <w:bottom w:val="single" w:sz="2" w:space="0" w:color="EBEBEB"/>
-              <w:right w:val="single" w:sz="2" w:space="0" w:color="EBEBEB"/>
-            </w:tcBorders>
-            <w:tcMar>
-              <w:top w:w="120" w:type="dxa"/>
-              <w:left w:w="240" w:type="dxa"/>
-              <w:bottom w:w="120" w:type="dxa"/>
-              <w:right w:w="240" w:type="dxa"/>
-            </w:tcMar>
-            <w:vAlign w:val="center"/>
-            <w:hideMark/>
-          </w:tcPr>
-          <w:p>
-            <w:r>
-              <w:t>7</w:t>
-            </w:r>
-          </w:p>
-        </w:tc>
-        <w:tc>
-          <w:tcPr>
-            <w:tcW w:w="0" w:type="auto"/>
-            <w:tcBorders>
-              <w:bottom w:val="single" w:sz="2" w:space="0" w:color="EBEBEB"/>
-              <w:right w:val="single" w:sz="2" w:space="0" w:color="EBEBEB"/>
-            </w:tcBorders>
-            <w:tcMar>
-              <w:top w:w="120" w:type="dxa"/>
-              <w:left w:w="240" w:type="dxa"/>
-              <w:bottom w:w="120" w:type="dxa"/>
-              <w:right w:w="240" w:type="dxa"/>
-            </w:tcMar>
-            <w:vAlign w:val="center"/>
-            <w:hideMark/>
-          </w:tcPr>
-          <w:p>
-            <w:r>
-              <w:rPr>
-                <w:b/>
-                <w:bCs/>
-              </w:rPr>
-              <w:t>修复 armv7 → arm64</w:t>
-            </w:r>
-          </w:p>
-        </w:tc>
-        <w:tc>
-          <w:tcPr>
-            <w:tcW w:w="0" w:type="auto"/>
-            <w:tcBorders>
-              <w:bottom w:val="single" w:sz="2" w:space="0" w:color="EBEBEB"/>
-              <w:right w:val="nil"/>
-            </w:tcBorders>
-            <w:tcMar>
-              <w:top w:w="120" w:type="dxa"/>
-              <w:left w:w="240" w:type="dxa"/>
-              <w:bottom w:w="120" w:type="dxa"/>
-              <w:right w:w="240" w:type="dxa"/>
-            </w:tcMar>
-            <w:vAlign w:val="center"/>
-            <w:hideMark/>
-          </w:tcPr>
-          <w:p>
-            <w:proofErr w:type="spellStart"/>
-            <w:r>
-              <w:t>Info.plist</w:t>
-            </w:r>
-            <w:proofErr w:type="spellEnd"/>
-            <w:r>
-              <w:t> 里写了 armv7，Apple 早已不支持 32 位，应改为 arm64</w:t>
-            </w:r>
-          </w:p>
-        </w:tc>
-      </w:tr>
-      <w:tr>
-        <w:trPr>
-          <w:tblCellSpacing w:w="15" w:type="dxa"/>
-        </w:trPr>
-        <w:tc>
-          <w:tcPr>
-            <w:tcW w:w="0" w:type="auto"/>
-            <w:tcBorders>
-              <w:bottom w:val="single" w:sz="2" w:space="0" w:color="EBEBEB"/>
-              <w:right w:val="single" w:sz="2" w:space="0" w:color="EBEBEB"/>
-            </w:tcBorders>
-            <w:tcMar>
-              <w:top w:w="120" w:type="dxa"/>
-              <w:left w:w="240" w:type="dxa"/>
-              <w:bottom w:w="120" w:type="dxa"/>
-              <w:right w:w="240" w:type="dxa"/>
-            </w:tcMar>
-            <w:vAlign w:val="center"/>
-            <w:hideMark/>
-          </w:tcPr>
-          <w:p>
-            <w:r>
-              <w:t>8</w:t>
-            </w:r>
-          </w:p>
-        </w:tc>
-        <w:tc>
-          <w:tcPr>
-            <w:tcW w:w="0" w:type="auto"/>
-            <w:tcBorders>
-              <w:bottom w:val="single" w:sz="2" w:space="0" w:color="EBEBEB"/>
-              <w:right w:val="single" w:sz="2" w:space="0" w:color="EBEBEB"/>
-            </w:tcBorders>
-            <w:tcMar>
-              <w:top w:w="120" w:type="dxa"/>
-              <w:left w:w="240" w:type="dxa"/>
-              <w:bottom w:w="120" w:type="dxa"/>
-              <w:right w:w="240" w:type="dxa"/>
-            </w:tcMar>
-            <w:vAlign w:val="center"/>
-            <w:hideMark/>
-          </w:tcPr>
-          <w:p>
-            <w:r>
-              <w:rPr>
-                <w:b/>
-                <w:bCs/>
-              </w:rPr>
-              <w:t>配置 APNs 推送证书</w:t>
-            </w:r>
-          </w:p>
-        </w:tc>
-        <w:tc>
-          <w:tcPr>
-            <w:tcW w:w="0" w:type="auto"/>
-            <w:tcBorders>
-              <w:bottom w:val="single" w:sz="2" w:space="0" w:color="EBEBEB"/>
-              <w:right w:val="nil"/>
-            </w:tcBorders>
-            <w:tcMar>
-              <w:top w:w="120" w:type="dxa"/>
-              <w:left w:w="240" w:type="dxa"/>
-              <w:bottom w:w="120" w:type="dxa"/>
-              <w:right w:w="240" w:type="dxa"/>
-            </w:tcMar>
-            <w:vAlign w:val="center"/>
-            <w:hideMark/>
-          </w:tcPr>
-          <w:p>
-            <w:r>
-              <w:t>services/push.js 已写好但缺 .p8 密钥，需要在 Apple Developer 创建</w:t>
-            </w:r>
-          </w:p>
-        </w:tc>
-      </w:tr>
-      <w:tr>
-        <w:trPr>
-          <w:tblCellSpacing w:w="15" w:type="dxa"/>
-        </w:trPr>
-        <w:tc>
-          <w:tcPr>
-            <w:tcW w:w="0" w:type="auto"/>
-            <w:tcBorders>
-              <w:bottom w:val="single" w:sz="2" w:space="0" w:color="EBEBEB"/>
-              <w:right w:val="single" w:sz="2" w:space="0" w:color="EBEBEB"/>
-            </w:tcBorders>
-            <w:tcMar>
-              <w:top w:w="120" w:type="dxa"/>
-              <w:left w:w="240" w:type="dxa"/>
-              <w:bottom w:w="120" w:type="dxa"/>
-              <w:right w:w="240" w:type="dxa"/>
-            </w:tcMar>
-            <w:vAlign w:val="center"/>
-            <w:hideMark/>
-          </w:tcPr>
-          <w:p>
-            <w:r>
-              <w:t>9</w:t>
-            </w:r>
-          </w:p>
-        </w:tc>
-        <w:tc>
-          <w:tcPr>
-            <w:tcW w:w="0" w:type="auto"/>
-            <w:tcBorders>
-              <w:bottom w:val="single" w:sz="2" w:space="0" w:color="EBEBEB"/>
-              <w:right w:val="single" w:sz="2" w:space="0" w:color="EBEBEB"/>
-            </w:tcBorders>
-            <w:tcMar>
-              <w:top w:w="120" w:type="dxa"/>
-              <w:left w:w="240" w:type="dxa"/>
-              <w:bottom w:w="120" w:type="dxa"/>
-              <w:right w:w="240" w:type="dxa"/>
-            </w:tcMar>
-            <w:vAlign w:val="center"/>
-            <w:hideMark/>
-          </w:tcPr>
-          <w:p>
-            <w:r>
-              <w:rPr>
-                <w:b/>
-                <w:bCs/>
-              </w:rPr>
-              <w:t>注册 Bundle ID</w:t>
-            </w:r>
-          </w:p>
-        </w:tc>
-        <w:tc>
-          <w:tcPr>
-            <w:tcW w:w="0" w:type="auto"/>
-            <w:tcBorders>
-              <w:bottom w:val="single" w:sz="2" w:space="0" w:color="EBEBEB"/>
-              <w:right w:val="nil"/>
-            </w:tcBorders>
-            <w:tcMar>
-              <w:top w:w="120" w:type="dxa"/>
-              <w:left w:w="240" w:type="dxa"/>
-              <w:bottom w:w="120" w:type="dxa"/>
-              <w:right w:w="240" w:type="dxa"/>
-            </w:tcMar>
-            <w:vAlign w:val="center"/>
-            <w:hideMark/>
-          </w:tcPr>
-          <w:p>
-            <w:r>
-              <w:t>在 Apple Developer 创建 App ID</w:t>
-            </w:r>
-            <w:r>
-              <w:lastRenderedPageBreak/>
-              <w:t>（如 </w:t>
-            </w:r>
-            <w:proofErr w:type="spellStart"/>
-            <w:r>
-              <w:t>com.yourcompany.timetreehole</w:t>
-            </w:r>
-            <w:proofErr w:type="spellEnd"/>
-            <w:r>
-              <w:t>）</w:t>
-            </w:r>
-          </w:p>
-        </w:tc>
-      </w:tr>
-      <w:tr>
-        <w:trPr>
-          <w:tblCellSpacing w:w="15" w:type="dxa"/>
-        </w:trPr>
-        <w:tc>
-          <w:tcPr>
-            <w:tcW w:w="0" w:type="auto"/>
-            <w:tcBorders>
-              <w:bottom w:val="nil"/>
-              <w:right w:val="single" w:sz="2" w:space="0" w:color="EBEBEB"/>
-            </w:tcBorders>
-            <w:tcMar>
-              <w:top w:w="120" w:type="dxa"/>
-              <w:left w:w="240" w:type="dxa"/>
-              <w:bottom w:w="120" w:type="dxa"/>
-              <w:right w:w="240" w:type="dxa"/>
-            </w:tcMar>
-            <w:vAlign w:val="center"/>
-            <w:hideMark/>
-          </w:tcPr>
-          <w:p>
-            <w:r>
-              <w:lastRenderedPageBreak/>
-              <w:t>10</w:t>
-            </w:r>
-          </w:p>
-        </w:tc>
-        <w:tc>
-          <w:tcPr>
-            <w:tcW w:w="0" w:type="auto"/>
-            <w:tcBorders>
-              <w:bottom w:val="nil"/>
-              <w:right w:val="single" w:sz="2" w:space="0" w:color="EBEBEB"/>
-            </w:tcBorders>
-            <w:tcMar>
-              <w:top w:w="120" w:type="dxa"/>
-              <w:left w:w="240" w:type="dxa"/>
-              <w:bottom w:w="120" w:type="dxa"/>
-              <w:right w:w="240" w:type="dxa"/>
-            </w:tcMar>
-            <w:vAlign w:val="center"/>
-            <w:hideMark/>
-          </w:tcPr>
-          <w:p>
-            <w:r>
-              <w:rPr>
-                <w:b/>
-                <w:bCs/>
-              </w:rPr>
-              <w:t>创建分发证书 + 描述文件</w:t>
-            </w:r>
-          </w:p>
-        </w:tc>
-        <w:tc>
-          <w:tcPr>
-            <w:tcW w:w="0" w:type="auto"/>
-            <w:tcBorders>
-              <w:bottom w:val="nil"/>
-              <w:right w:val="nil"/>
-            </w:tcBorders>
-            <w:tcMar>
-              <w:top w:w="120" w:type="dxa"/>
-              <w:left w:w="240" w:type="dxa"/>
-              <w:bottom w:w="120" w:type="dxa"/>
-              <w:right w:w="240" w:type="dxa"/>
-            </w:tcMar>
-            <w:vAlign w:val="center"/>
-            <w:hideMark/>
-          </w:tcPr>
-          <w:p>
-            <w:r>
-              <w:t>App Store 发布证书 + Distribution Provisioning Profile</w:t>
-            </w:r>
-          </w:p>
-        </w:tc>
-      </w:tr>
-    </w:tbl>
-    <w:p>
-      <w:pPr>
-        <w:rPr>
-          <w:b/>
-          <w:bCs/>
-        </w:rPr>
-      </w:pPr>
-      <w:r>
-        <w:rPr>
-          <w:rFonts w:ascii="Segoe UI Emoji" w:hAnsi="Segoe UI Emoji" w:cs="Segoe UI Emoji"/>
-          <w:b/>
-          <w:bCs/>
-        </w:rPr>
-        <w:t>🔵</w:t>
-      </w:r>
-      <w:r>
-        <w:rPr>
-          <w:b/>
-          <w:bCs/>
-        </w:rPr>
-        <w:t xml:space="preserve"> 建议完成（提升审核通过率）</w:t>
-      </w:r>
-    </w:p>
-    <w:tbl>
-      <w:tblPr>
-        <w:tblW w:w="9654" w:type="dxa"/>
-        <w:tblCellSpacing w:w="15" w:type="dxa"/>
-        <w:tblBorders>
-          <w:top w:val="single" w:sz="2" w:space="0" w:color="EBEBEB"/>
-          <w:left w:val="single" w:sz="2" w:space="0" w:color="EBEBEB"/>
-          <w:bottom w:val="single" w:sz="2" w:space="0" w:color="EBEBEB"/>
-          <w:right w:val="single" w:sz="2" w:space="0" w:color="EBEBEB"/>
-        </w:tblBorders>
-        <w:tblCellMar>
-          <w:left w:w="0" w:type="dxa"/>
-          <w:right w:w="0" w:type="dxa"/>
-        </w:tblCellMar>
-        <w:tblLook w:val="04A0" w:firstRow="1" w:lastRow="0" w:firstColumn="1" w:lastColumn="0" w:noHBand="0" w:noVBand="1"/>
-      </w:tblPr>
-      <w:tblGrid>
-        <w:gridCol w:w="757"/>
-        <w:gridCol w:w="3286"/>
-        <w:gridCol w:w="5611"/>
-      </w:tblGrid>
-      <w:tr>
-        <w:trPr>
-          <w:tblHeader/>
+          <w:trHeight w:val="635"/>
           <w:tblCellSpacing w:w="15" w:type="dxa"/>
         </w:trPr>
         <w:tc>
@@ -1451,23 +440,21 @@
           </w:tcPr>
           <w:p>
             <w:pPr>
+              <w:widowControl/>
+              <w:ind w:left="360"/>
+              <w:jc w:val="left"/>
               <w:rPr>
-                <w:b/>
-                <w:bCs/>
+                <w:rFonts w:hint="eastAsia"/>
               </w:rPr>
             </w:pPr>
             <w:r>
-              <w:rPr>
-                <w:b/>
-                <w:bCs/>
-              </w:rPr>
-              <w:t>#</w:t>
+              <w:t>参考名称</w:t>
             </w:r>
           </w:p>
         </w:tc>
         <w:tc>
           <w:tcPr>
-            <w:tcW w:w="0" w:type="auto"/>
+            <w:tcW w:w="3573" w:type="dxa"/>
             <w:tcBorders>
               <w:bottom w:val="single" w:sz="2" w:space="0" w:color="EBEBEB"/>
               <w:right w:val="single" w:sz="2" w:space="0" w:color="EBEBEB"/>
@@ -1483,23 +470,55 @@
           </w:tcPr>
           <w:p>
             <w:pPr>
+              <w:widowControl/>
+              <w:ind w:left="360"/>
+              <w:jc w:val="left"/>
               <w:rPr>
-                <w:b/>
-                <w:bCs/>
+                <w:rFonts w:hint="eastAsia"/>
               </w:rPr>
             </w:pPr>
+            <w:proofErr w:type="gramStart"/>
             <w:r>
-              <w:rPr>
-                <w:b/>
-                <w:bCs/>
-              </w:rPr>
-              <w:t>事项</w:t>
+              <w:t>一袋灵叶</w:t>
             </w:r>
+            <w:proofErr w:type="gramEnd"/>
           </w:p>
         </w:tc>
         <w:tc>
           <w:tcPr>
-            <w:tcW w:w="0" w:type="auto"/>
+            <w:tcW w:w="3857" w:type="dxa"/>
+            <w:tcBorders>
+              <w:bottom w:val="single" w:sz="2" w:space="0" w:color="EBEBEB"/>
+              <w:right w:val="single" w:sz="2" w:space="0" w:color="EBEBEB"/>
+            </w:tcBorders>
+            <w:tcMar>
+              <w:top w:w="120" w:type="dxa"/>
+              <w:left w:w="240" w:type="dxa"/>
+              <w:bottom w:w="120" w:type="dxa"/>
+              <w:right w:w="240" w:type="dxa"/>
+            </w:tcMar>
+            <w:vAlign w:val="center"/>
+            <w:hideMark/>
+          </w:tcPr>
+          <w:p>
+            <w:pPr>
+              <w:widowControl/>
+              <w:ind w:left="360"/>
+              <w:jc w:val="left"/>
+              <w:rPr>
+                <w:rFonts w:hint="eastAsia"/>
+              </w:rPr>
+            </w:pPr>
+            <w:proofErr w:type="gramStart"/>
+            <w:r>
+              <w:t>一捧灵叶</w:t>
+            </w:r>
+            <w:proofErr w:type="gramEnd"/>
+          </w:p>
+        </w:tc>
+        <w:tc>
+          <w:tcPr>
+            <w:tcW w:w="3559" w:type="dxa"/>
             <w:tcBorders>
               <w:bottom w:val="single" w:sz="2" w:space="0" w:color="EBEBEB"/>
               <w:right w:val="nil"/>
@@ -1515,23 +534,24 @@
           </w:tcPr>
           <w:p>
             <w:pPr>
+              <w:widowControl/>
+              <w:ind w:left="360"/>
+              <w:jc w:val="left"/>
               <w:rPr>
-                <w:b/>
-                <w:bCs/>
+                <w:rFonts w:hint="eastAsia"/>
               </w:rPr>
             </w:pPr>
+            <w:proofErr w:type="gramStart"/>
             <w:r>
-              <w:rPr>
-                <w:b/>
-                <w:bCs/>
-              </w:rPr>
-              <w:t>说明</w:t>
+              <w:t>一篮灵叶</w:t>
             </w:r>
+            <w:proofErr w:type="gramEnd"/>
           </w:p>
         </w:tc>
       </w:tr>
       <w:tr>
         <w:trPr>
+          <w:trHeight w:val="635"/>
           <w:tblCellSpacing w:w="15" w:type="dxa"/>
         </w:trPr>
         <w:tc>
@@ -1551,14 +571,22 @@
             <w:hideMark/>
           </w:tcPr>
           <w:p>
+            <w:pPr>
+              <w:widowControl/>
+              <w:ind w:left="360"/>
+              <w:jc w:val="left"/>
+              <w:rPr>
+                <w:rFonts w:hint="eastAsia"/>
+              </w:rPr>
+            </w:pPr>
             <w:r>
-              <w:t>11</w:t>
+              <w:t>Product ID</w:t>
             </w:r>
           </w:p>
         </w:tc>
         <w:tc>
           <w:tcPr>
-            <w:tcW w:w="0" w:type="auto"/>
+            <w:tcW w:w="3573" w:type="dxa"/>
             <w:tcBorders>
               <w:bottom w:val="single" w:sz="2" w:space="0" w:color="EBEBEB"/>
               <w:right w:val="single" w:sz="2" w:space="0" w:color="EBEBEB"/>
@@ -1573,18 +601,76 @@
             <w:hideMark/>
           </w:tcPr>
           <w:p>
+            <w:pPr>
+              <w:widowControl/>
+              <w:ind w:left="360"/>
+              <w:jc w:val="left"/>
+              <w:rPr>
+                <w:rFonts w:hint="eastAsia"/>
+              </w:rPr>
+            </w:pPr>
+            <w:proofErr w:type="spellStart"/>
+            <w:proofErr w:type="gramStart"/>
             <w:r>
-              <w:rPr>
-                <w:b/>
-                <w:bCs/>
-              </w:rPr>
-              <w:t>集成崩溃上报</w:t>
+              <w:t>com.timetreehole</w:t>
             </w:r>
+            <w:proofErr w:type="gramEnd"/>
+            <w:r>
+              <w:t>.</w:t>
+            </w:r>
+            <w:proofErr w:type="gramStart"/>
+            <w:r>
+              <w:t>credits.small</w:t>
+            </w:r>
+            <w:proofErr w:type="spellEnd"/>
+            <w:proofErr w:type="gramEnd"/>
           </w:p>
         </w:tc>
         <w:tc>
           <w:tcPr>
-            <w:tcW w:w="0" w:type="auto"/>
+            <w:tcW w:w="3857" w:type="dxa"/>
+            <w:tcBorders>
+              <w:bottom w:val="single" w:sz="2" w:space="0" w:color="EBEBEB"/>
+              <w:right w:val="single" w:sz="2" w:space="0" w:color="EBEBEB"/>
+            </w:tcBorders>
+            <w:tcMar>
+              <w:top w:w="120" w:type="dxa"/>
+              <w:left w:w="240" w:type="dxa"/>
+              <w:bottom w:w="120" w:type="dxa"/>
+              <w:right w:w="240" w:type="dxa"/>
+            </w:tcMar>
+            <w:vAlign w:val="center"/>
+            <w:hideMark/>
+          </w:tcPr>
+          <w:p>
+            <w:pPr>
+              <w:widowControl/>
+              <w:ind w:left="360"/>
+              <w:jc w:val="left"/>
+              <w:rPr>
+                <w:rFonts w:hint="eastAsia"/>
+              </w:rPr>
+            </w:pPr>
+            <w:proofErr w:type="spellStart"/>
+            <w:proofErr w:type="gramStart"/>
+            <w:r>
+              <w:t>com.timetreehole</w:t>
+            </w:r>
+            <w:proofErr w:type="gramEnd"/>
+            <w:r>
+              <w:t>.</w:t>
+            </w:r>
+            <w:proofErr w:type="gramStart"/>
+            <w:r>
+              <w:t>credits.medium</w:t>
+            </w:r>
+            <w:proofErr w:type="spellEnd"/>
+            <w:proofErr w:type="gramEnd"/>
+          </w:p>
+        </w:tc>
+        <w:tc>
+          <w:tcPr>
+            <w:tcW w:w="3559" w:type="dxa"/>
             <w:tcBorders>
               <w:bottom w:val="single" w:sz="2" w:space="0" w:color="EBEBEB"/>
               <w:right w:val="nil"/>
@@ -1599,22 +685,35 @@
             <w:hideMark/>
           </w:tcPr>
           <w:p>
+            <w:pPr>
+              <w:widowControl/>
+              <w:ind w:left="360"/>
+              <w:jc w:val="left"/>
+              <w:rPr>
+                <w:rFonts w:hint="eastAsia"/>
+              </w:rPr>
+            </w:pPr>
+            <w:proofErr w:type="spellStart"/>
+            <w:proofErr w:type="gramStart"/>
             <w:r>
-              <w:t>推荐 Firebase Crashlytics 或 </w:t>
+              <w:t>com.timetreehole</w:t>
             </w:r>
-            <w:proofErr w:type="spellStart"/>
+            <w:proofErr w:type="gramEnd"/>
             <w:r>
-              <w:t>Bugly</w:t>
+              <w:t>.</w:t>
+            </w:r>
+            <w:proofErr w:type="gramStart"/>
+            <w:r>
+              <w:t>credits.large</w:t>
             </w:r>
             <w:proofErr w:type="spellEnd"/>
-            <w:r>
-              <w:t>，审核人员看重稳定性</w:t>
-            </w:r>
+            <w:proofErr w:type="gramEnd"/>
           </w:p>
         </w:tc>
       </w:tr>
       <w:tr>
         <w:trPr>
+          <w:trHeight w:val="313"/>
           <w:tblCellSpacing w:w="15" w:type="dxa"/>
         </w:trPr>
         <w:tc>
@@ -1634,14 +733,22 @@
             <w:hideMark/>
           </w:tcPr>
           <w:p>
+            <w:pPr>
+              <w:widowControl/>
+              <w:ind w:left="360"/>
+              <w:jc w:val="left"/>
+              <w:rPr>
+                <w:rFonts w:hint="eastAsia"/>
+              </w:rPr>
+            </w:pPr>
             <w:r>
-              <w:t>12</w:t>
+              <w:t>价格</w:t>
             </w:r>
           </w:p>
         </w:tc>
         <w:tc>
           <w:tcPr>
-            <w:tcW w:w="0" w:type="auto"/>
+            <w:tcW w:w="3573" w:type="dxa"/>
             <w:tcBorders>
               <w:bottom w:val="single" w:sz="2" w:space="0" w:color="EBEBEB"/>
               <w:right w:val="single" w:sz="2" w:space="0" w:color="EBEBEB"/>
@@ -1656,18 +763,52 @@
             <w:hideMark/>
           </w:tcPr>
           <w:p>
+            <w:pPr>
+              <w:widowControl/>
+              <w:ind w:left="360"/>
+              <w:jc w:val="left"/>
+              <w:rPr>
+                <w:rFonts w:hint="eastAsia"/>
+              </w:rPr>
+            </w:pPr>
             <w:r>
-              <w:rPr>
-                <w:b/>
-                <w:bCs/>
-              </w:rPr>
-              <w:t>后端开启 HTTPS</w:t>
+              <w:t>¥6（等级 1）</w:t>
             </w:r>
           </w:p>
         </w:tc>
         <w:tc>
           <w:tcPr>
-            <w:tcW w:w="0" w:type="auto"/>
+            <w:tcW w:w="3857" w:type="dxa"/>
+            <w:tcBorders>
+              <w:bottom w:val="single" w:sz="2" w:space="0" w:color="EBEBEB"/>
+              <w:right w:val="single" w:sz="2" w:space="0" w:color="EBEBEB"/>
+            </w:tcBorders>
+            <w:tcMar>
+              <w:top w:w="120" w:type="dxa"/>
+              <w:left w:w="240" w:type="dxa"/>
+              <w:bottom w:w="120" w:type="dxa"/>
+              <w:right w:w="240" w:type="dxa"/>
+            </w:tcMar>
+            <w:vAlign w:val="center"/>
+            <w:hideMark/>
+          </w:tcPr>
+          <w:p>
+            <w:pPr>
+              <w:widowControl/>
+              <w:ind w:left="360"/>
+              <w:jc w:val="left"/>
+              <w:rPr>
+                <w:rFonts w:hint="eastAsia"/>
+              </w:rPr>
+            </w:pPr>
+            <w:r>
+              <w:t>¥12（等级 2）</w:t>
+            </w:r>
+          </w:p>
+        </w:tc>
+        <w:tc>
+          <w:tcPr>
+            <w:tcW w:w="3559" w:type="dxa"/>
             <w:tcBorders>
               <w:bottom w:val="single" w:sz="2" w:space="0" w:color="EBEBEB"/>
               <w:right w:val="nil"/>
@@ -1682,185 +823,23 @@
             <w:hideMark/>
           </w:tcPr>
           <w:p>
-            <w:proofErr w:type="spellStart"/>
+            <w:pPr>
+              <w:widowControl/>
+              <w:ind w:left="360"/>
+              <w:jc w:val="left"/>
+              <w:rPr>
+                <w:rFonts w:hint="eastAsia"/>
+              </w:rPr>
+            </w:pPr>
             <w:r>
-              <w:t>Info.plist</w:t>
-            </w:r>
-            <w:proofErr w:type="spellEnd"/>
-            <w:r>
-              <w:t> 已设置 </w:t>
-            </w:r>
-            <w:proofErr w:type="spellStart"/>
-            <w:r>
-              <w:t>NSAllowsArbitraryLoads</w:t>
-            </w:r>
-            <w:proofErr w:type="spellEnd"/>
-            <w:r>
-              <w:t>: false，后端必须有 SSL</w:t>
+              <w:t>¥25（等级 5）</w:t>
             </w:r>
           </w:p>
         </w:tc>
       </w:tr>
       <w:tr>
         <w:trPr>
-          <w:tblCellSpacing w:w="15" w:type="dxa"/>
-        </w:trPr>
-        <w:tc>
-          <w:tcPr>
-            <w:tcW w:w="0" w:type="auto"/>
-            <w:tcBorders>
-              <w:bottom w:val="single" w:sz="2" w:space="0" w:color="EBEBEB"/>
-              <w:right w:val="single" w:sz="2" w:space="0" w:color="EBEBEB"/>
-            </w:tcBorders>
-            <w:tcMar>
-              <w:top w:w="120" w:type="dxa"/>
-              <w:left w:w="240" w:type="dxa"/>
-              <w:bottom w:w="120" w:type="dxa"/>
-              <w:right w:w="240" w:type="dxa"/>
-            </w:tcMar>
-            <w:vAlign w:val="center"/>
-            <w:hideMark/>
-          </w:tcPr>
-          <w:p>
-            <w:r>
-              <w:t>13</w:t>
-            </w:r>
-          </w:p>
-        </w:tc>
-        <w:tc>
-          <w:tcPr>
-            <w:tcW w:w="0" w:type="auto"/>
-            <w:tcBorders>
-              <w:bottom w:val="single" w:sz="2" w:space="0" w:color="EBEBEB"/>
-              <w:right w:val="single" w:sz="2" w:space="0" w:color="EBEBEB"/>
-            </w:tcBorders>
-            <w:tcMar>
-              <w:top w:w="120" w:type="dxa"/>
-              <w:left w:w="240" w:type="dxa"/>
-              <w:bottom w:w="120" w:type="dxa"/>
-              <w:right w:w="240" w:type="dxa"/>
-            </w:tcMar>
-            <w:vAlign w:val="center"/>
-            <w:hideMark/>
-          </w:tcPr>
-          <w:p>
-            <w:r>
-              <w:rPr>
-                <w:b/>
-                <w:bCs/>
-              </w:rPr>
-              <w:t>App Store Connect 创建 App 记录</w:t>
-            </w:r>
-          </w:p>
-        </w:tc>
-        <w:tc>
-          <w:tcPr>
-            <w:tcW w:w="0" w:type="auto"/>
-            <w:tcBorders>
-              <w:bottom w:val="single" w:sz="2" w:space="0" w:color="EBEBEB"/>
-              <w:right w:val="nil"/>
-            </w:tcBorders>
-            <w:tcMar>
-              <w:top w:w="120" w:type="dxa"/>
-              <w:left w:w="240" w:type="dxa"/>
-              <w:bottom w:w="120" w:type="dxa"/>
-              <w:right w:w="240" w:type="dxa"/>
-            </w:tcMar>
-            <w:vAlign w:val="center"/>
-            <w:hideMark/>
-          </w:tcPr>
-          <w:p>
-            <w:r>
-              <w:t>填入 Bundle ID、隐私政策 URL、截图、描述</w:t>
-            </w:r>
-          </w:p>
-        </w:tc>
-      </w:tr>
-      <w:tr>
-        <w:trPr>
-          <w:tblCellSpacing w:w="15" w:type="dxa"/>
-        </w:trPr>
-        <w:tc>
-          <w:tcPr>
-            <w:tcW w:w="0" w:type="auto"/>
-            <w:tcBorders>
-              <w:bottom w:val="single" w:sz="2" w:space="0" w:color="EBEBEB"/>
-              <w:right w:val="single" w:sz="2" w:space="0" w:color="EBEBEB"/>
-            </w:tcBorders>
-            <w:tcMar>
-              <w:top w:w="120" w:type="dxa"/>
-              <w:left w:w="240" w:type="dxa"/>
-              <w:bottom w:w="120" w:type="dxa"/>
-              <w:right w:w="240" w:type="dxa"/>
-            </w:tcMar>
-            <w:vAlign w:val="center"/>
-            <w:hideMark/>
-          </w:tcPr>
-          <w:p>
-            <w:r>
-              <w:t>14</w:t>
-            </w:r>
-          </w:p>
-        </w:tc>
-        <w:tc>
-          <w:tcPr>
-            <w:tcW w:w="0" w:type="auto"/>
-            <w:tcBorders>
-              <w:bottom w:val="single" w:sz="2" w:space="0" w:color="EBEBEB"/>
-              <w:right w:val="single" w:sz="2" w:space="0" w:color="EBEBEB"/>
-            </w:tcBorders>
-            <w:tcMar>
-              <w:top w:w="120" w:type="dxa"/>
-              <w:left w:w="240" w:type="dxa"/>
-              <w:bottom w:w="120" w:type="dxa"/>
-              <w:right w:w="240" w:type="dxa"/>
-            </w:tcMar>
-            <w:vAlign w:val="center"/>
-            <w:hideMark/>
-          </w:tcPr>
-          <w:p>
-            <w:r>
-              <w:rPr>
-                <w:b/>
-                <w:bCs/>
-              </w:rPr>
-              <w:t>App Store Connect 创建 IAP 产品</w:t>
-            </w:r>
-          </w:p>
-        </w:tc>
-        <w:tc>
-          <w:tcPr>
-            <w:tcW w:w="0" w:type="auto"/>
-            <w:tcBorders>
-              <w:bottom w:val="single" w:sz="2" w:space="0" w:color="EBEBEB"/>
-              <w:right w:val="nil"/>
-            </w:tcBorders>
-            <w:tcMar>
-              <w:top w:w="120" w:type="dxa"/>
-              <w:left w:w="240" w:type="dxa"/>
-              <w:bottom w:w="120" w:type="dxa"/>
-              <w:right w:w="240" w:type="dxa"/>
-            </w:tcMar>
-            <w:vAlign w:val="center"/>
-            <w:hideMark/>
-          </w:tcPr>
-          <w:p>
-            <w:r>
-              <w:t xml:space="preserve">3 </w:t>
-            </w:r>
-            <w:proofErr w:type="gramStart"/>
-            <w:r>
-              <w:t>个灵叶包需</w:t>
-            </w:r>
-            <w:proofErr w:type="gramEnd"/>
-            <w:r>
-              <w:t>在 App Store Connect 创建对应的消耗型产品</w:t>
-            </w:r>
-          </w:p>
-        </w:tc>
-      </w:tr>
-      <w:tr>
-        <w:trPr>
+          <w:trHeight w:val="1262"/>
           <w:tblCellSpacing w:w="15" w:type="dxa"/>
         </w:trPr>
         <w:tc>
@@ -1880,14 +859,22 @@
             <w:hideMark/>
           </w:tcPr>
           <w:p>
+            <w:pPr>
+              <w:widowControl/>
+              <w:ind w:left="360"/>
+              <w:jc w:val="left"/>
+              <w:rPr>
+                <w:rFonts w:hint="eastAsia"/>
+              </w:rPr>
+            </w:pPr>
             <w:r>
-              <w:t>15</w:t>
+              <w:t>App Store 本地化描述</w:t>
             </w:r>
           </w:p>
         </w:tc>
         <w:tc>
           <w:tcPr>
-            <w:tcW w:w="0" w:type="auto"/>
+            <w:tcW w:w="3573" w:type="dxa"/>
             <w:tcBorders>
               <w:bottom w:val="nil"/>
               <w:right w:val="single" w:sz="2" w:space="0" w:color="EBEBEB"/>
@@ -1902,18 +889,68 @@
             <w:hideMark/>
           </w:tcPr>
           <w:p>
+            <w:pPr>
+              <w:widowControl/>
+              <w:ind w:left="360"/>
+              <w:jc w:val="left"/>
+              <w:rPr>
+                <w:rFonts w:hint="eastAsia"/>
+              </w:rPr>
+            </w:pPr>
             <w:r>
-              <w:rPr>
-                <w:b/>
-                <w:bCs/>
-              </w:rPr>
-              <w:t>功能测试</w:t>
+              <w:t xml:space="preserve">50 </w:t>
+            </w:r>
+            <w:proofErr w:type="gramStart"/>
+            <w:r>
+              <w:t>颗灵叶</w:t>
+            </w:r>
+            <w:proofErr w:type="gramEnd"/>
+            <w:r>
+              <w:t>，多录几颗种子</w:t>
             </w:r>
           </w:p>
         </w:tc>
         <w:tc>
           <w:tcPr>
-            <w:tcW w:w="0" w:type="auto"/>
+            <w:tcW w:w="3857" w:type="dxa"/>
+            <w:tcBorders>
+              <w:bottom w:val="nil"/>
+              <w:right w:val="single" w:sz="2" w:space="0" w:color="EBEBEB"/>
+            </w:tcBorders>
+            <w:tcMar>
+              <w:top w:w="120" w:type="dxa"/>
+              <w:left w:w="240" w:type="dxa"/>
+              <w:bottom w:w="120" w:type="dxa"/>
+              <w:right w:w="240" w:type="dxa"/>
+            </w:tcMar>
+            <w:vAlign w:val="center"/>
+            <w:hideMark/>
+          </w:tcPr>
+          <w:p>
+            <w:pPr>
+              <w:widowControl/>
+              <w:ind w:left="360"/>
+              <w:jc w:val="left"/>
+              <w:rPr>
+                <w:rFonts w:hint="eastAsia"/>
+              </w:rPr>
+            </w:pPr>
+            <w:r>
+              <w:t xml:space="preserve">120 </w:t>
+            </w:r>
+            <w:proofErr w:type="gramStart"/>
+            <w:r>
+              <w:t>颗灵叶</w:t>
+            </w:r>
+            <w:proofErr w:type="gramEnd"/>
+            <w:r>
+              <w:t>，超值套餐</w:t>
+            </w:r>
+          </w:p>
+        </w:tc>
+        <w:tc>
+          <w:tcPr>
+            <w:tcW w:w="3559" w:type="dxa"/>
             <w:tcBorders>
               <w:bottom w:val="nil"/>
               <w:right w:val="nil"/>
@@ -1928,48 +965,659 @@
             <w:hideMark/>
           </w:tcPr>
           <w:p>
+            <w:pPr>
+              <w:widowControl/>
+              <w:ind w:left="360"/>
+              <w:jc w:val="left"/>
+              <w:rPr>
+                <w:rFonts w:hint="eastAsia"/>
+              </w:rPr>
+            </w:pPr>
             <w:r>
-              <w:t>至少完整走一遍注册→录音→树洞→花园→恢复流程</w:t>
+              <w:t xml:space="preserve">300 </w:t>
+            </w:r>
+            <w:proofErr w:type="gramStart"/>
+            <w:r>
+              <w:t>颗灵叶，畅享</w:t>
+            </w:r>
+            <w:proofErr w:type="gramEnd"/>
+            <w:r>
+              <w:t>树洞</w:t>
             </w:r>
           </w:p>
         </w:tc>
       </w:tr>
     </w:tbl>
     <w:p>
-      <w:r>
-        <w:pict w14:anchorId="286361E5">
-          <v:rect id="_x0000_i1031" style="width:0;height:1.5pt" o:hralign="center" o:hrstd="t" o:hrnoshade="t" o:hr="t" fillcolor="black" stroked="f"/>
-        </w:pict>
+      <w:pPr>
+        <w:widowControl/>
+        <w:numPr>
+          <w:ilvl w:val="0"/>
+          <w:numId w:val="10"/>
+        </w:numPr>
+        <w:jc w:val="left"/>
+        <w:rPr>
+          <w:rFonts w:hint="eastAsia"/>
+          <w:b/>
+          <w:bCs/>
+        </w:rPr>
+      </w:pPr>
+      <w:r>
+        <w:t>每个商品添加截图</w:t>
+      </w:r>
+      <w:r>
+        <w:rPr>
+          <w:b/>
+          <w:bCs/>
+        </w:rPr>
+        <w:t>：</w:t>
+      </w:r>
+      <w:proofErr w:type="gramStart"/>
+      <w:r>
+        <w:rPr>
+          <w:b/>
+          <w:bCs/>
+        </w:rPr>
+        <w:t>截一张灵叶商店</w:t>
+      </w:r>
+      <w:proofErr w:type="gramEnd"/>
+      <w:r>
+        <w:rPr>
+          <w:b/>
+          <w:bCs/>
+        </w:rPr>
+        <w:t>页面的截图即可（审核用）</w:t>
       </w:r>
     </w:p>
     <w:p>
       <w:pPr>
-        <w:rPr>
+        <w:widowControl/>
+        <w:numPr>
+          <w:ilvl w:val="0"/>
+          <w:numId w:val="10"/>
+        </w:numPr>
+        <w:jc w:val="left"/>
+        <w:rPr>
+          <w:rFonts w:hint="eastAsia"/>
           <w:b/>
           <w:bCs/>
         </w:rPr>
       </w:pPr>
       <w:r>
-        <w:rPr>
+        <w:t>状态设为「准备提交」</w:t>
+      </w:r>
+    </w:p>
+    <w:p>
+      <w:pPr>
+        <w:widowControl/>
+        <w:ind w:left="360"/>
+        <w:jc w:val="left"/>
+        <w:rPr>
+          <w:rFonts w:hint="eastAsia"/>
           <w:b/>
           <w:bCs/>
         </w:rPr>
-        <w:t>建议执行顺序</w:t>
-      </w:r>
+      </w:pPr>
     </w:p>
     <w:p>
-      <w:r>
-        <w:t>第一步：在 Mac 上创建 Xcode 项目 → 导入源文件 → 导入图标 → 配置 entitlements → 本地编译通过。</w:t>
+      <w:pPr>
+        <w:widowControl/>
+        <w:ind w:left="360"/>
+        <w:jc w:val="left"/>
+        <w:rPr>
+          <w:rFonts w:hint="eastAsia"/>
+        </w:rPr>
+      </w:pPr>
+      <w:r>
+        <w:t>代码里的 Product ID 必须完全一致</w:t>
       </w:r>
     </w:p>
     <w:p>
-      <w:r>
-        <w:t>第二步：购买服务器 / 域名 → 部署 Docker 后端 → 配 HTTPS → 配 APNs → 客户端切到生产 API。</w:t>
+      <w:pPr>
+        <w:widowControl/>
+        <w:ind w:left="360"/>
+        <w:jc w:val="left"/>
+        <w:rPr>
+          <w:rFonts w:hint="eastAsia"/>
+        </w:rPr>
+      </w:pPr>
+      <w:r>
+        <w:t xml:space="preserve">你的代码中已经写好了这 3 </w:t>
+      </w:r>
+      <w:proofErr w:type="gramStart"/>
+      <w:r>
+        <w:t>个</w:t>
+      </w:r>
+      <w:proofErr w:type="gramEnd"/>
+      <w:r>
+        <w:t xml:space="preserve"> ID，App Store Connect 里填的必须一字不差：</w:t>
       </w:r>
     </w:p>
     <w:p>
-      <w:r>
-        <w:t>第三步：App Store Connect 建 App → 传截图/描述 → 建 IAP 产品 → 上传构建 → 提交审核。</w:t>
+      <w:pPr>
+        <w:widowControl/>
+        <w:ind w:left="360"/>
+        <w:jc w:val="left"/>
+        <w:rPr>
+          <w:rFonts w:hint="eastAsia"/>
+        </w:rPr>
+      </w:pPr>
+      <w:proofErr w:type="spellStart"/>
+      <w:r>
+        <w:t>com.timetreehole.credits.small</w:t>
+      </w:r>
+      <w:proofErr w:type="spellEnd"/>
+      <w:r>
+        <w:t xml:space="preserve">    → 50 </w:t>
+      </w:r>
+      <w:proofErr w:type="gramStart"/>
+      <w:r>
+        <w:t>灵叶</w:t>
+      </w:r>
+      <w:proofErr w:type="gramEnd"/>
+      <w:r>
+        <w:t xml:space="preserve"> / ¥6</w:t>
+      </w:r>
+    </w:p>
+    <w:p>
+      <w:pPr>
+        <w:widowControl/>
+        <w:ind w:left="360"/>
+        <w:jc w:val="left"/>
+        <w:rPr>
+          <w:rFonts w:hint="eastAsia"/>
+        </w:rPr>
+      </w:pPr>
+      <w:proofErr w:type="spellStart"/>
+      <w:r>
+        <w:t>com.timetreehole.credits.medium</w:t>
+      </w:r>
+      <w:proofErr w:type="spellEnd"/>
+      <w:r>
+        <w:t xml:space="preserve">   → 120 </w:t>
+      </w:r>
+      <w:proofErr w:type="gramStart"/>
+      <w:r>
+        <w:t>灵叶</w:t>
+      </w:r>
+      <w:proofErr w:type="gramEnd"/>
+      <w:r>
+        <w:t xml:space="preserve"> / ¥12</w:t>
+      </w:r>
+    </w:p>
+    <w:p>
+      <w:pPr>
+        <w:widowControl/>
+        <w:ind w:left="360"/>
+        <w:jc w:val="left"/>
+        <w:rPr>
+          <w:rFonts w:hint="eastAsia"/>
+        </w:rPr>
+      </w:pPr>
+      <w:proofErr w:type="spellStart"/>
+      <w:r>
+        <w:t>com.timetreehole.credits.large</w:t>
+      </w:r>
+      <w:proofErr w:type="spellEnd"/>
+      <w:r>
+        <w:t xml:space="preserve">    → 300 </w:t>
+      </w:r>
+      <w:proofErr w:type="gramStart"/>
+      <w:r>
+        <w:t>灵叶</w:t>
+      </w:r>
+      <w:proofErr w:type="gramEnd"/>
+      <w:r>
+        <w:t xml:space="preserve"> / ¥25</w:t>
+      </w:r>
+    </w:p>
+    <w:p>
+      <w:pPr>
+        <w:widowControl/>
+        <w:jc w:val="left"/>
+        <w:rPr>
+          <w:rFonts w:hint="eastAsia"/>
+          <w:b/>
+          <w:bCs/>
+        </w:rPr>
+      </w:pPr>
+      <w:r>
+        <w:rPr>
+          <w:b/>
+          <w:bCs/>
+        </w:rPr>
+        <w:t>关键注意事项</w:t>
+      </w:r>
+    </w:p>
+    <w:p>
+      <w:pPr>
+        <w:widowControl/>
+        <w:numPr>
+          <w:ilvl w:val="0"/>
+          <w:numId w:val="12"/>
+        </w:numPr>
+        <w:jc w:val="left"/>
+        <w:rPr>
+          <w:rFonts w:hint="eastAsia"/>
+        </w:rPr>
+      </w:pPr>
+      <w:r>
+        <w:rPr>
+          <w:b/>
+          <w:bCs/>
+        </w:rPr>
+        <w:t>首次提交必须绑定</w:t>
+      </w:r>
+      <w:r>
+        <w:t>：第一次提交 App 审核时，IAP 产品要和 App 二进制包</w:t>
+      </w:r>
+      <w:r>
+        <w:rPr>
+          <w:b/>
+          <w:bCs/>
+        </w:rPr>
+        <w:t>一起提交</w:t>
+      </w:r>
+      <w:r>
+        <w:t>。在 App 版本页面的「内购项目」</w:t>
+      </w:r>
+      <w:proofErr w:type="gramStart"/>
+      <w:r>
+        <w:t>区域勾选这</w:t>
+      </w:r>
+      <w:proofErr w:type="gramEnd"/>
+      <w:r>
+        <w:t xml:space="preserve"> 3 </w:t>
+      </w:r>
+      <w:proofErr w:type="gramStart"/>
+      <w:r>
+        <w:t>个</w:t>
+      </w:r>
+      <w:proofErr w:type="gramEnd"/>
+      <w:r>
+        <w:t>商品。</w:t>
+      </w:r>
+    </w:p>
+    <w:p>
+      <w:pPr>
+        <w:widowControl/>
+        <w:numPr>
+          <w:ilvl w:val="0"/>
+          <w:numId w:val="12"/>
+        </w:numPr>
+        <w:jc w:val="left"/>
+        <w:rPr>
+          <w:rFonts w:hint="eastAsia"/>
+        </w:rPr>
+      </w:pPr>
+      <w:r>
+        <w:rPr>
+          <w:b/>
+          <w:bCs/>
+        </w:rPr>
+        <w:t>审核会一起审</w:t>
+      </w:r>
+      <w:r>
+        <w:t>：苹果审核员会实际走一遍购买流程（</w:t>
+      </w:r>
+      <w:proofErr w:type="gramStart"/>
+      <w:r>
+        <w:t>沙盒环境</w:t>
+      </w:r>
+      <w:proofErr w:type="gramEnd"/>
+      <w:r>
+        <w:t>），</w:t>
+      </w:r>
+      <w:proofErr w:type="gramStart"/>
+      <w:r>
+        <w:t>确认灵叶到账</w:t>
+      </w:r>
+      <w:proofErr w:type="gramEnd"/>
+      <w:r>
+        <w:t>。所以你的后端 IAP 验证接口（/</w:t>
+      </w:r>
+      <w:proofErr w:type="spellStart"/>
+      <w:r>
+        <w:t>api</w:t>
+      </w:r>
+      <w:proofErr w:type="spellEnd"/>
+      <w:r>
+        <w:t>/</w:t>
+      </w:r>
+      <w:proofErr w:type="spellStart"/>
+      <w:r>
+        <w:t>iap</w:t>
+      </w:r>
+      <w:proofErr w:type="spellEnd"/>
+      <w:r>
+        <w:t>/verify）必须能正常工作。</w:t>
+      </w:r>
+    </w:p>
+    <w:p>
+      <w:pPr>
+        <w:widowControl/>
+        <w:numPr>
+          <w:ilvl w:val="0"/>
+          <w:numId w:val="12"/>
+        </w:numPr>
+        <w:jc w:val="left"/>
+        <w:rPr>
+          <w:rFonts w:hint="eastAsia"/>
+        </w:rPr>
+      </w:pPr>
+      <w:r>
+        <w:rPr>
+          <w:b/>
+          <w:bCs/>
+        </w:rPr>
+        <w:t>价格等级不是直接填金额</w:t>
+      </w:r>
+      <w:r>
+        <w:t>：苹果用「价格等级」体系，等级 1 = ¥6，等级 2 = ¥12，等级 5 = ¥25。你在 App Store Connect 选等级，苹果自动换算各国货币。</w:t>
+      </w:r>
+    </w:p>
+    <w:p>
+      <w:pPr>
+        <w:widowControl/>
+        <w:numPr>
+          <w:ilvl w:val="0"/>
+          <w:numId w:val="12"/>
+        </w:numPr>
+        <w:jc w:val="left"/>
+        <w:rPr>
+          <w:rFonts w:hint="eastAsia"/>
+        </w:rPr>
+      </w:pPr>
+      <w:r>
+        <w:rPr>
+          <w:b/>
+          <w:bCs/>
+        </w:rPr>
+        <w:t xml:space="preserve">银行信息不填 = IAP </w:t>
+      </w:r>
+      <w:proofErr w:type="gramStart"/>
+      <w:r>
+        <w:rPr>
+          <w:b/>
+          <w:bCs/>
+        </w:rPr>
+        <w:t>不</w:t>
+      </w:r>
+      <w:proofErr w:type="gramEnd"/>
+      <w:r>
+        <w:rPr>
+          <w:b/>
+          <w:bCs/>
+        </w:rPr>
+        <w:t>可用</w:t>
+      </w:r>
+      <w:r>
+        <w:t>：即使代码和产品都配好了，如果「付费 App 协议」没签（没填银行账号），IAP 在审核时会被拒绝。这个最容易遗漏。</w:t>
+      </w:r>
+    </w:p>
+    <w:p>
+      <w:pPr>
+        <w:widowControl/>
+        <w:jc w:val="left"/>
+        <w:rPr>
+          <w:rFonts w:hint="eastAsia"/>
+        </w:rPr>
+      </w:pPr>
+    </w:p>
+    <w:p>
+      <w:pPr>
+        <w:widowControl/>
+        <w:jc w:val="left"/>
+        <w:rPr>
+          <w:rFonts w:hint="eastAsia"/>
+        </w:rPr>
+      </w:pPr>
+    </w:p>
+    <w:p>
+      <w:pPr>
+        <w:widowControl/>
+        <w:jc w:val="left"/>
+        <w:rPr>
+          <w:rFonts w:hint="eastAsia"/>
+        </w:rPr>
+      </w:pPr>
+      <w:r>
+        <w:rPr>
+          <w:highlight w:val="yellow"/>
+        </w:rPr>
+        <w:t xml:space="preserve">后续每次需要部署参考时，直接看 DEPLOYMENT.md 或运行 bash deploy.sh </w:t>
+      </w:r>
+      <w:proofErr w:type="spellStart"/>
+      <w:r>
+        <w:rPr>
+          <w:highlight w:val="yellow"/>
+        </w:rPr>
+        <w:t>codemagic</w:t>
+      </w:r>
+      <w:proofErr w:type="spellEnd"/>
+      <w:r>
+        <w:rPr>
+          <w:highlight w:val="yellow"/>
+        </w:rPr>
+        <w:t> / bash deploy.sh cloud 即可。</w:t>
+      </w:r>
+    </w:p>
+    <w:p>
+      <w:pPr>
+        <w:widowControl/>
+        <w:jc w:val="left"/>
+        <w:rPr>
+          <w:rFonts w:hint="eastAsia"/>
+        </w:rPr>
+      </w:pPr>
+    </w:p>
+    <w:p>
+      <w:pPr>
+        <w:widowControl/>
+        <w:jc w:val="left"/>
+        <w:rPr>
+          <w:rFonts w:hint="eastAsia"/>
+        </w:rPr>
+      </w:pPr>
+      <w:r>
+        <w:rPr>
+          <w:rFonts w:hint="eastAsia"/>
+        </w:rPr>
+        <w:br w:type="page"/>
+      </w:r>
+      <w:hyperlink r:id="rId7" w:history="1">
+        <w:r>
+          <w:rPr>
+            <w:rStyle w:val="ae"/>
+          </w:rPr>
+          <w:t>https://github.com/new</w:t>
+        </w:r>
+      </w:hyperlink>
+      <w:r>
+        <w:t> </w:t>
+      </w:r>
+    </w:p>
+    <w:p>
+      <w:pPr>
+        <w:rPr>
+          <w:rFonts w:hint="eastAsia"/>
+        </w:rPr>
+      </w:pPr>
+      <w:r>
+        <w:rPr>
+          <w:rFonts w:hint="eastAsia"/>
+        </w:rPr>
+        <w:t>344833026@qq</w:t>
+      </w:r>
+      <w:r>
+        <w:rPr>
+          <w:rFonts w:hint="eastAsia"/>
+        </w:rPr>
+        <w:t>.com</w:t>
+      </w:r>
+    </w:p>
+    <w:p>
+      <w:pPr>
+        <w:rPr>
+          <w:rFonts w:hint="eastAsia"/>
+        </w:rPr>
+      </w:pPr>
+      <w:r>
+        <w:rPr>
+          <w:rFonts w:hint="eastAsia"/>
+        </w:rPr>
+        <w:t>*密码，</w:t>
+      </w:r>
+      <w:proofErr w:type="spellStart"/>
+      <w:r>
+        <w:rPr>
+          <w:rFonts w:hint="eastAsia"/>
+        </w:rPr>
+        <w:t>qyh-carol</w:t>
+      </w:r>
+      <w:r>
+        <w:rPr>
+          <w:rFonts w:hint="eastAsia"/>
+        </w:rPr>
+        <w:t>qin</w:t>
+      </w:r>
+      <w:proofErr w:type="spellEnd"/>
+    </w:p>
+    <w:p>
+      <w:pPr>
+        <w:rPr>
+          <w:rFonts w:hint="eastAsia"/>
+        </w:rPr>
+      </w:pPr>
+    </w:p>
+    <w:p>
+      <w:pPr>
+        <w:rPr>
+          <w:rFonts w:hint="eastAsia"/>
+        </w:rPr>
+      </w:pPr>
+      <w:hyperlink r:id="rId8" w:history="1">
+        <w:r>
+          <w:rPr>
+            <w:rStyle w:val="ae"/>
+            <w:rFonts w:hint="eastAsia"/>
+          </w:rPr>
+          <w:t>https://railway.com/</w:t>
+        </w:r>
+      </w:hyperlink>
+    </w:p>
+    <w:p>
+      <w:pPr>
+        <w:rPr>
+          <w:rFonts w:hint="eastAsia"/>
+        </w:rPr>
+      </w:pPr>
+    </w:p>
+    <w:p>
+      <w:hyperlink r:id="rId9" w:history="1">
+        <w:r>
+          <w:rPr>
+            <w:rStyle w:val="ae"/>
+          </w:rPr>
+          <w:t>UptimeRobot: Free Website Monitoring Service</w:t>
+        </w:r>
+      </w:hyperlink>
+    </w:p>
+    <w:p/>
+    <w:p>
+      <w:r>
+        <w:rPr>
+          <w:rFonts w:hint="eastAsia"/>
+        </w:rPr>
+        <w:t>Apple develop membership</w:t>
+      </w:r>
+    </w:p>
+    <w:p>
+      <w:r>
+        <w:rPr>
+          <w:rFonts w:hint="eastAsia"/>
+        </w:rPr>
+        <w:t xml:space="preserve">Team ID </w:t>
+      </w:r>
+      <w:r>
+        <w:t>KANC5UYLGN</w:t>
+      </w:r>
+    </w:p>
+    <w:p/>
+    <w:p>
+      <w:r>
+        <w:rPr>
+          <w:rFonts w:hint="eastAsia"/>
+        </w:rPr>
+        <w:t>Apple connect API</w:t>
+      </w:r>
+    </w:p>
+    <w:p>
+      <w:r>
+        <w:rPr>
+          <w:rFonts w:hint="eastAsia"/>
+        </w:rPr>
+        <w:t xml:space="preserve">Issuer ID </w:t>
+      </w:r>
+      <w:r>
+        <w:rPr>
+          <w:rFonts w:hint="eastAsia"/>
+        </w:rPr>
+        <w:t>ef01c9a7-cb35-4534-a057-5e778fb83ffe</w:t>
+      </w:r>
+    </w:p>
+    <w:p>
+      <w:r>
+        <w:rPr>
+          <w:rFonts w:hint="eastAsia"/>
+        </w:rPr>
+        <w:t xml:space="preserve">Key ID </w:t>
+      </w:r>
+      <w:r>
+        <w:rPr>
+          <w:rFonts w:hint="eastAsia"/>
+        </w:rPr>
+        <w:t>ZB2GGP327Z</w:t>
+      </w:r>
+    </w:p>
+    <w:p/>
+    <w:p>
+      <w:r>
+        <w:drawing>
+          <wp:inline distT="0" distB="0" distL="0" distR="0" wp14:anchorId="57F31474" wp14:editId="34F58E89">
+            <wp:extent cx="5274310" cy="2091690"/>
+            <wp:effectExtent l="0" t="0" r="2540" b="3810"/>
+            <wp:docPr id="323033345" name="图片 1"/>
+            <wp:cNvGraphicFramePr>
+              <a:graphicFrameLocks xmlns:a="http://schemas.openxmlformats.org/drawingml/2006/main" noChangeAspect="1"/>
+            </wp:cNvGraphicFramePr>
+            <a:graphic xmlns:a="http://schemas.openxmlformats.org/drawingml/2006/main">
+              <a:graphicData uri="http://schemas.openxmlformats.org/drawingml/2006/picture">
+                <pic:pic xmlns:pic="http://schemas.openxmlformats.org/drawingml/2006/picture">
+                  <pic:nvPicPr>
+                    <pic:cNvPr id="323033345" name=""/>
+                    <pic:cNvPicPr/>
+                  </pic:nvPicPr>
+                  <pic:blipFill>
+                    <a:blip r:embed="rId10"/>
+                    <a:stretch>
+                      <a:fillRect/>
+                    </a:stretch>
+                  </pic:blipFill>
+                  <pic:spPr>
+                    <a:xfrm>
+                      <a:off x="0" y="0"/>
+                      <a:ext cx="5274310" cy="2091690"/>
+                    </a:xfrm>
+                    <a:prstGeom prst="rect">
+                      <a:avLst/>
+                    </a:prstGeom>
+                  </pic:spPr>
+                </pic:pic>
+              </a:graphicData>
+            </a:graphic>
+          </wp:inline>
+        </w:drawing>
       </w:r>
     </w:p>
     <w:p>
@@ -1987,6 +1635,1553 @@
     </w:sectPr>
   </w:body>
 </w:document>
+</file>
+
+<file path=word/endnotes.xml><?xml version="1.0" encoding="utf-8"?>
+<w:endnotes xmlns:wpc="http://schemas.microsoft.com/office/word/2010/wordprocessingCanvas" xmlns:cx="http://schemas.microsoft.com/office/drawing/2014/chartex" xmlns:cx1="http://schemas.microsoft.com/office/drawing/2015/9/8/chartex" xmlns:cx2="http://schemas.microsoft.com/office/drawing/2015/10/21/chartex" xmlns:cx3="http://schemas.microsoft.com/office/drawing/2016/5/9/chartex" xmlns:cx4="http://schemas.microsoft.com/office/drawing/2016/5/10/chartex" xmlns:cx5="http://schemas.microsoft.com/office/drawing/2016/5/11/chartex" xmlns:cx6="http://schemas.microsoft.com/office/drawing/2016/5/12/chartex" xmlns:cx7="http://schemas.microsoft.com/office/drawing/2016/5/13/chartex" xmlns:cx8="http://schemas.microsoft.com/office/drawing/2016/5/14/chartex" xmlns:mc="http://schemas.openxmlformats.org/markup-compatibility/2006" xmlns:aink="http://schemas.microsoft.com/office/drawing/2016/ink" xmlns:am3d="http://schemas.microsoft.com/office/drawing/2017/model3d" xmlns:o="urn:schemas-microsoft-com:office:office" xmlns:oel="http://schemas.microsoft.com/office/2019/extlst" xmlns:r="http://schemas.openxmlformats.org/officeDocument/2006/relationships" xmlns:m="http://schemas.openxmlformats.org/officeDocument/2006/math" xmlns:v="urn:schemas-microsoft-com:vml" xmlns:wp14="http://schemas.microsoft.com/office/word/2010/wordprocessingDrawing" xmlns:wp="http://schemas.openxmlformats.org/drawingml/2006/wordprocessingDrawing" xmlns:w10="urn:schemas-microsoft-com:office:word" xmlns:w="http://schemas.openxmlformats.org/wordprocessingml/2006/main" xmlns:w14="http://schemas.microsoft.com/office/word/2010/wordml" xmlns:w15="http://schemas.microsoft.com/office/word/2012/wordml" xmlns:w16cex="http://schemas.microsoft.com/office/word/2018/wordml/cex" xmlns:w16cid="http://schemas.microsoft.com/office/word/2016/wordml/cid" xmlns:w16="http://schemas.microsoft.com/office/word/2018/wordml" xmlns:w16du="http://schemas.microsoft.com/office/word/2023/wordml/word16du" xmlns:w16sdtdh="http://schemas.microsoft.com/office/word/2020/wordml/sdtdatahash" xmlns:w16sdtfl="http://schemas.microsoft.com/office/word/2024/wordml/sdtformatlock" xmlns:w16se="http://schemas.microsoft.com/office/word/2015/wordml/symex" xmlns:wpg="http://schemas.microsoft.com/office/word/2010/wordprocessingGroup" xmlns:wpi="http://schemas.microsoft.com/office/word/2010/wordprocessingInk" xmlns:wne="http://schemas.microsoft.com/office/word/2006/wordml" xmlns:wps="http://schemas.microsoft.com/office/word/2010/wordprocessingShape" mc:Ignorable="w14 w15 w16se w16cid w16 w16cex w16sdtdh w16sdtfl w16du wp14">
+  <w:endnote w:type="separator" w:id="-1">
+    <w:p>
+      <w:pPr>
+        <w:rPr>
+          <w:rFonts w:hint="eastAsia"/>
+        </w:rPr>
+      </w:pPr>
+      <w:r>
+        <w:separator/>
+      </w:r>
+    </w:p>
+  </w:endnote>
+  <w:endnote w:type="continuationSeparator" w:id="0">
+    <w:p>
+      <w:pPr>
+        <w:rPr>
+          <w:rFonts w:hint="eastAsia"/>
+        </w:rPr>
+      </w:pPr>
+      <w:r>
+        <w:continuationSeparator/>
+      </w:r>
+    </w:p>
+  </w:endnote>
+</w:endnotes>
+</file>
+
+<file path=word/footnotes.xml><?xml version="1.0" encoding="utf-8"?>
+<w:footnotes xmlns:wpc="http://schemas.microsoft.com/office/word/2010/wordprocessingCanvas" xmlns:cx="http://schemas.microsoft.com/office/drawing/2014/chartex" xmlns:cx1="http://schemas.microsoft.com/office/drawing/2015/9/8/chartex" xmlns:cx2="http://schemas.microsoft.com/office/drawing/2015/10/21/chartex" xmlns:cx3="http://schemas.microsoft.com/office/drawing/2016/5/9/chartex" xmlns:cx4="http://schemas.microsoft.com/office/drawing/2016/5/10/chartex" xmlns:cx5="http://schemas.microsoft.com/office/drawing/2016/5/11/chartex" xmlns:cx6="http://schemas.microsoft.com/office/drawing/2016/5/12/chartex" xmlns:cx7="http://schemas.microsoft.com/office/drawing/2016/5/13/chartex" xmlns:cx8="http://schemas.microsoft.com/office/drawing/2016/5/14/chartex" xmlns:mc="http://schemas.openxmlformats.org/markup-compatibility/2006" xmlns:aink="http://schemas.microsoft.com/office/drawing/2016/ink" xmlns:am3d="http://schemas.microsoft.com/office/drawing/2017/model3d" xmlns:o="urn:schemas-microsoft-com:office:office" xmlns:oel="http://schemas.microsoft.com/office/2019/extlst" xmlns:r="http://schemas.openxmlformats.org/officeDocument/2006/relationships" xmlns:m="http://schemas.openxmlformats.org/officeDocument/2006/math" xmlns:v="urn:schemas-microsoft-com:vml" xmlns:wp14="http://schemas.microsoft.com/office/word/2010/wordprocessingDrawing" xmlns:wp="http://schemas.openxmlformats.org/drawingml/2006/wordprocessingDrawing" xmlns:w10="urn:schemas-microsoft-com:office:word" xmlns:w="http://schemas.openxmlformats.org/wordprocessingml/2006/main" xmlns:w14="http://schemas.microsoft.com/office/word/2010/wordml" xmlns:w15="http://schemas.microsoft.com/office/word/2012/wordml" xmlns:w16cex="http://schemas.microsoft.com/office/word/2018/wordml/cex" xmlns:w16cid="http://schemas.microsoft.com/office/word/2016/wordml/cid" xmlns:w16="http://schemas.microsoft.com/office/word/2018/wordml" xmlns:w16du="http://schemas.microsoft.com/office/word/2023/wordml/word16du" xmlns:w16sdtdh="http://schemas.microsoft.com/office/word/2020/wordml/sdtdatahash" xmlns:w16sdtfl="http://schemas.microsoft.com/office/word/2024/wordml/sdtformatlock" xmlns:w16se="http://schemas.microsoft.com/office/word/2015/wordml/symex" xmlns:wpg="http://schemas.microsoft.com/office/word/2010/wordprocessingGroup" xmlns:wpi="http://schemas.microsoft.com/office/word/2010/wordprocessingInk" xmlns:wne="http://schemas.microsoft.com/office/word/2006/wordml" xmlns:wps="http://schemas.microsoft.com/office/word/2010/wordprocessingShape" mc:Ignorable="w14 w15 w16se w16cid w16 w16cex w16sdtdh w16sdtfl w16du wp14">
+  <w:footnote w:type="separator" w:id="-1">
+    <w:p>
+      <w:pPr>
+        <w:rPr>
+          <w:rFonts w:hint="eastAsia"/>
+        </w:rPr>
+      </w:pPr>
+      <w:r>
+        <w:separator/>
+      </w:r>
+    </w:p>
+  </w:footnote>
+  <w:footnote w:type="continuationSeparator" w:id="0">
+    <w:p>
+      <w:pPr>
+        <w:rPr>
+          <w:rFonts w:hint="eastAsia"/>
+        </w:rPr>
+      </w:pPr>
+      <w:r>
+        <w:continuationSeparator/>
+      </w:r>
+    </w:p>
+  </w:footnote>
+</w:footnotes>
+</file>
+
+<file path=word/numbering.xml><?xml version="1.0" encoding="utf-8"?>
+<w:numbering xmlns:wpc="http://schemas.microsoft.com/office/word/2010/wordprocessingCanvas" xmlns:cx="http://schemas.microsoft.com/office/drawing/2014/chartex" xmlns:cx1="http://schemas.microsoft.com/office/drawing/2015/9/8/chartex" xmlns:cx2="http://schemas.microsoft.com/office/drawing/2015/10/21/chartex" xmlns:cx3="http://schemas.microsoft.com/office/drawing/2016/5/9/chartex" xmlns:cx4="http://schemas.microsoft.com/office/drawing/2016/5/10/chartex" xmlns:cx5="http://schemas.microsoft.com/office/drawing/2016/5/11/chartex" xmlns:cx6="http://schemas.microsoft.com/office/drawing/2016/5/12/chartex" xmlns:cx7="http://schemas.microsoft.com/office/drawing/2016/5/13/chartex" xmlns:cx8="http://schemas.microsoft.com/office/drawing/2016/5/14/chartex" xmlns:mc="http://schemas.openxmlformats.org/markup-compatibility/2006" xmlns:aink="http://schemas.microsoft.com/office/drawing/2016/ink" xmlns:am3d="http://schemas.microsoft.com/office/drawing/2017/model3d" xmlns:o="urn:schemas-microsoft-com:office:office" xmlns:oel="http://schemas.microsoft.com/office/2019/extlst" xmlns:r="http://schemas.openxmlformats.org/officeDocument/2006/relationships" xmlns:m="http://schemas.openxmlformats.org/officeDocument/2006/math" xmlns:v="urn:schemas-microsoft-com:vml" xmlns:wp14="http://schemas.microsoft.com/office/word/2010/wordprocessingDrawing" xmlns:wp="http://schemas.openxmlformats.org/drawingml/2006/wordprocessingDrawing" xmlns:w10="urn:schemas-microsoft-com:office:word" xmlns:w="http://schemas.openxmlformats.org/wordprocessingml/2006/main" xmlns:w14="http://schemas.microsoft.com/office/word/2010/wordml" xmlns:w15="http://schemas.microsoft.com/office/word/2012/wordml" xmlns:w16cex="http://schemas.microsoft.com/office/word/2018/wordml/cex" xmlns:w16cid="http://schemas.microsoft.com/office/word/2016/wordml/cid" xmlns:w16="http://schemas.microsoft.com/office/word/2018/wordml" xmlns:w16du="http://schemas.microsoft.com/office/word/2023/wordml/word16du" xmlns:w16sdtdh="http://schemas.microsoft.com/office/word/2020/wordml/sdtdatahash" xmlns:w16sdtfl="http://schemas.microsoft.com/office/word/2024/wordml/sdtformatlock" xmlns:w16se="http://schemas.microsoft.com/office/word/2015/wordml/symex" xmlns:wpg="http://schemas.microsoft.com/office/word/2010/wordprocessingGroup" xmlns:wpi="http://schemas.microsoft.com/office/word/2010/wordprocessingInk" xmlns:wne="http://schemas.microsoft.com/office/word/2006/wordml" xmlns:wps="http://schemas.microsoft.com/office/word/2010/wordprocessingShape" mc:Ignorable="w14 w15 w16se w16cid w16 w16cex w16sdtdh w16sdtfl w16du wp14">
+  <w:abstractNum w:abstractNumId="0" w15:restartNumberingAfterBreak="0">
+    <w:nsid w:val="04FD0445"/>
+    <w:multiLevelType w:val="multilevel"/>
+    <w:tmpl w:val="11A8D6AE"/>
+    <w:lvl w:ilvl="0">
+      <w:start w:val="1"/>
+      <w:numFmt w:val="decimal"/>
+      <w:lvlText w:val="%1."/>
+      <w:lvlJc w:val="left"/>
+      <w:pPr>
+        <w:tabs>
+          <w:tab w:val="num" w:pos="720"/>
+        </w:tabs>
+        <w:ind w:left="720" w:hanging="360"/>
+      </w:pPr>
+    </w:lvl>
+    <w:lvl w:ilvl="1" w:tentative="1">
+      <w:start w:val="1"/>
+      <w:numFmt w:val="decimal"/>
+      <w:lvlText w:val="%2."/>
+      <w:lvlJc w:val="left"/>
+      <w:pPr>
+        <w:tabs>
+          <w:tab w:val="num" w:pos="1440"/>
+        </w:tabs>
+        <w:ind w:left="1440" w:hanging="360"/>
+      </w:pPr>
+    </w:lvl>
+    <w:lvl w:ilvl="2" w:tentative="1">
+      <w:start w:val="1"/>
+      <w:numFmt w:val="decimal"/>
+      <w:lvlText w:val="%3."/>
+      <w:lvlJc w:val="left"/>
+      <w:pPr>
+        <w:tabs>
+          <w:tab w:val="num" w:pos="2160"/>
+        </w:tabs>
+        <w:ind w:left="2160" w:hanging="360"/>
+      </w:pPr>
+    </w:lvl>
+    <w:lvl w:ilvl="3" w:tentative="1">
+      <w:start w:val="1"/>
+      <w:numFmt w:val="decimal"/>
+      <w:lvlText w:val="%4."/>
+      <w:lvlJc w:val="left"/>
+      <w:pPr>
+        <w:tabs>
+          <w:tab w:val="num" w:pos="2880"/>
+        </w:tabs>
+        <w:ind w:left="2880" w:hanging="360"/>
+      </w:pPr>
+    </w:lvl>
+    <w:lvl w:ilvl="4" w:tentative="1">
+      <w:start w:val="1"/>
+      <w:numFmt w:val="decimal"/>
+      <w:lvlText w:val="%5."/>
+      <w:lvlJc w:val="left"/>
+      <w:pPr>
+        <w:tabs>
+          <w:tab w:val="num" w:pos="3600"/>
+        </w:tabs>
+        <w:ind w:left="3600" w:hanging="360"/>
+      </w:pPr>
+    </w:lvl>
+    <w:lvl w:ilvl="5" w:tentative="1">
+      <w:start w:val="1"/>
+      <w:numFmt w:val="decimal"/>
+      <w:lvlText w:val="%6."/>
+      <w:lvlJc w:val="left"/>
+      <w:pPr>
+        <w:tabs>
+          <w:tab w:val="num" w:pos="4320"/>
+        </w:tabs>
+        <w:ind w:left="4320" w:hanging="360"/>
+      </w:pPr>
+    </w:lvl>
+    <w:lvl w:ilvl="6" w:tentative="1">
+      <w:start w:val="1"/>
+      <w:numFmt w:val="decimal"/>
+      <w:lvlText w:val="%7."/>
+      <w:lvlJc w:val="left"/>
+      <w:pPr>
+        <w:tabs>
+          <w:tab w:val="num" w:pos="5040"/>
+        </w:tabs>
+        <w:ind w:left="5040" w:hanging="360"/>
+      </w:pPr>
+    </w:lvl>
+    <w:lvl w:ilvl="7" w:tentative="1">
+      <w:start w:val="1"/>
+      <w:numFmt w:val="decimal"/>
+      <w:lvlText w:val="%8."/>
+      <w:lvlJc w:val="left"/>
+      <w:pPr>
+        <w:tabs>
+          <w:tab w:val="num" w:pos="5760"/>
+        </w:tabs>
+        <w:ind w:left="5760" w:hanging="360"/>
+      </w:pPr>
+    </w:lvl>
+    <w:lvl w:ilvl="8" w:tentative="1">
+      <w:start w:val="1"/>
+      <w:numFmt w:val="decimal"/>
+      <w:lvlText w:val="%9."/>
+      <w:lvlJc w:val="left"/>
+      <w:pPr>
+        <w:tabs>
+          <w:tab w:val="num" w:pos="6480"/>
+        </w:tabs>
+        <w:ind w:left="6480" w:hanging="360"/>
+      </w:pPr>
+    </w:lvl>
+  </w:abstractNum>
+  <w:abstractNum w:abstractNumId="1" w15:restartNumberingAfterBreak="0">
+    <w:nsid w:val="1124434E"/>
+    <w:multiLevelType w:val="multilevel"/>
+    <w:tmpl w:val="9E6657F0"/>
+    <w:lvl w:ilvl="0">
+      <w:start w:val="1"/>
+      <w:numFmt w:val="decimal"/>
+      <w:lvlText w:val="%1."/>
+      <w:lvlJc w:val="left"/>
+      <w:pPr>
+        <w:tabs>
+          <w:tab w:val="num" w:pos="720"/>
+        </w:tabs>
+        <w:ind w:left="720" w:hanging="360"/>
+      </w:pPr>
+    </w:lvl>
+    <w:lvl w:ilvl="1" w:tentative="1">
+      <w:start w:val="1"/>
+      <w:numFmt w:val="decimal"/>
+      <w:lvlText w:val="%2."/>
+      <w:lvlJc w:val="left"/>
+      <w:pPr>
+        <w:tabs>
+          <w:tab w:val="num" w:pos="1440"/>
+        </w:tabs>
+        <w:ind w:left="1440" w:hanging="360"/>
+      </w:pPr>
+    </w:lvl>
+    <w:lvl w:ilvl="2" w:tentative="1">
+      <w:start w:val="1"/>
+      <w:numFmt w:val="decimal"/>
+      <w:lvlText w:val="%3."/>
+      <w:lvlJc w:val="left"/>
+      <w:pPr>
+        <w:tabs>
+          <w:tab w:val="num" w:pos="2160"/>
+        </w:tabs>
+        <w:ind w:left="2160" w:hanging="360"/>
+      </w:pPr>
+    </w:lvl>
+    <w:lvl w:ilvl="3" w:tentative="1">
+      <w:start w:val="1"/>
+      <w:numFmt w:val="decimal"/>
+      <w:lvlText w:val="%4."/>
+      <w:lvlJc w:val="left"/>
+      <w:pPr>
+        <w:tabs>
+          <w:tab w:val="num" w:pos="2880"/>
+        </w:tabs>
+        <w:ind w:left="2880" w:hanging="360"/>
+      </w:pPr>
+    </w:lvl>
+    <w:lvl w:ilvl="4" w:tentative="1">
+      <w:start w:val="1"/>
+      <w:numFmt w:val="decimal"/>
+      <w:lvlText w:val="%5."/>
+      <w:lvlJc w:val="left"/>
+      <w:pPr>
+        <w:tabs>
+          <w:tab w:val="num" w:pos="3600"/>
+        </w:tabs>
+        <w:ind w:left="3600" w:hanging="360"/>
+      </w:pPr>
+    </w:lvl>
+    <w:lvl w:ilvl="5" w:tentative="1">
+      <w:start w:val="1"/>
+      <w:numFmt w:val="decimal"/>
+      <w:lvlText w:val="%6."/>
+      <w:lvlJc w:val="left"/>
+      <w:pPr>
+        <w:tabs>
+          <w:tab w:val="num" w:pos="4320"/>
+        </w:tabs>
+        <w:ind w:left="4320" w:hanging="360"/>
+      </w:pPr>
+    </w:lvl>
+    <w:lvl w:ilvl="6" w:tentative="1">
+      <w:start w:val="1"/>
+      <w:numFmt w:val="decimal"/>
+      <w:lvlText w:val="%7."/>
+      <w:lvlJc w:val="left"/>
+      <w:pPr>
+        <w:tabs>
+          <w:tab w:val="num" w:pos="5040"/>
+        </w:tabs>
+        <w:ind w:left="5040" w:hanging="360"/>
+      </w:pPr>
+    </w:lvl>
+    <w:lvl w:ilvl="7" w:tentative="1">
+      <w:start w:val="1"/>
+      <w:numFmt w:val="decimal"/>
+      <w:lvlText w:val="%8."/>
+      <w:lvlJc w:val="left"/>
+      <w:pPr>
+        <w:tabs>
+          <w:tab w:val="num" w:pos="5760"/>
+        </w:tabs>
+        <w:ind w:left="5760" w:hanging="360"/>
+      </w:pPr>
+    </w:lvl>
+    <w:lvl w:ilvl="8" w:tentative="1">
+      <w:start w:val="1"/>
+      <w:numFmt w:val="decimal"/>
+      <w:lvlText w:val="%9."/>
+      <w:lvlJc w:val="left"/>
+      <w:pPr>
+        <w:tabs>
+          <w:tab w:val="num" w:pos="6480"/>
+        </w:tabs>
+        <w:ind w:left="6480" w:hanging="360"/>
+      </w:pPr>
+    </w:lvl>
+  </w:abstractNum>
+  <w:abstractNum w:abstractNumId="2" w15:restartNumberingAfterBreak="0">
+    <w:nsid w:val="151B64CE"/>
+    <w:multiLevelType w:val="multilevel"/>
+    <w:tmpl w:val="0E30BA0A"/>
+    <w:lvl w:ilvl="0">
+      <w:start w:val="1"/>
+      <w:numFmt w:val="decimal"/>
+      <w:lvlText w:val="%1."/>
+      <w:lvlJc w:val="left"/>
+      <w:pPr>
+        <w:tabs>
+          <w:tab w:val="num" w:pos="720"/>
+        </w:tabs>
+        <w:ind w:left="720" w:hanging="360"/>
+      </w:pPr>
+    </w:lvl>
+    <w:lvl w:ilvl="1" w:tentative="1">
+      <w:start w:val="1"/>
+      <w:numFmt w:val="decimal"/>
+      <w:lvlText w:val="%2."/>
+      <w:lvlJc w:val="left"/>
+      <w:pPr>
+        <w:tabs>
+          <w:tab w:val="num" w:pos="1440"/>
+        </w:tabs>
+        <w:ind w:left="1440" w:hanging="360"/>
+      </w:pPr>
+    </w:lvl>
+    <w:lvl w:ilvl="2" w:tentative="1">
+      <w:start w:val="1"/>
+      <w:numFmt w:val="decimal"/>
+      <w:lvlText w:val="%3."/>
+      <w:lvlJc w:val="left"/>
+      <w:pPr>
+        <w:tabs>
+          <w:tab w:val="num" w:pos="2160"/>
+        </w:tabs>
+        <w:ind w:left="2160" w:hanging="360"/>
+      </w:pPr>
+    </w:lvl>
+    <w:lvl w:ilvl="3" w:tentative="1">
+      <w:start w:val="1"/>
+      <w:numFmt w:val="decimal"/>
+      <w:lvlText w:val="%4."/>
+      <w:lvlJc w:val="left"/>
+      <w:pPr>
+        <w:tabs>
+          <w:tab w:val="num" w:pos="2880"/>
+        </w:tabs>
+        <w:ind w:left="2880" w:hanging="360"/>
+      </w:pPr>
+    </w:lvl>
+    <w:lvl w:ilvl="4" w:tentative="1">
+      <w:start w:val="1"/>
+      <w:numFmt w:val="decimal"/>
+      <w:lvlText w:val="%5."/>
+      <w:lvlJc w:val="left"/>
+      <w:pPr>
+        <w:tabs>
+          <w:tab w:val="num" w:pos="3600"/>
+        </w:tabs>
+        <w:ind w:left="3600" w:hanging="360"/>
+      </w:pPr>
+    </w:lvl>
+    <w:lvl w:ilvl="5" w:tentative="1">
+      <w:start w:val="1"/>
+      <w:numFmt w:val="decimal"/>
+      <w:lvlText w:val="%6."/>
+      <w:lvlJc w:val="left"/>
+      <w:pPr>
+        <w:tabs>
+          <w:tab w:val="num" w:pos="4320"/>
+        </w:tabs>
+        <w:ind w:left="4320" w:hanging="360"/>
+      </w:pPr>
+    </w:lvl>
+    <w:lvl w:ilvl="6" w:tentative="1">
+      <w:start w:val="1"/>
+      <w:numFmt w:val="decimal"/>
+      <w:lvlText w:val="%7."/>
+      <w:lvlJc w:val="left"/>
+      <w:pPr>
+        <w:tabs>
+          <w:tab w:val="num" w:pos="5040"/>
+        </w:tabs>
+        <w:ind w:left="5040" w:hanging="360"/>
+      </w:pPr>
+    </w:lvl>
+    <w:lvl w:ilvl="7" w:tentative="1">
+      <w:start w:val="1"/>
+      <w:numFmt w:val="decimal"/>
+      <w:lvlText w:val="%8."/>
+      <w:lvlJc w:val="left"/>
+      <w:pPr>
+        <w:tabs>
+          <w:tab w:val="num" w:pos="5760"/>
+        </w:tabs>
+        <w:ind w:left="5760" w:hanging="360"/>
+      </w:pPr>
+    </w:lvl>
+    <w:lvl w:ilvl="8" w:tentative="1">
+      <w:start w:val="1"/>
+      <w:numFmt w:val="decimal"/>
+      <w:lvlText w:val="%9."/>
+      <w:lvlJc w:val="left"/>
+      <w:pPr>
+        <w:tabs>
+          <w:tab w:val="num" w:pos="6480"/>
+        </w:tabs>
+        <w:ind w:left="6480" w:hanging="360"/>
+      </w:pPr>
+    </w:lvl>
+  </w:abstractNum>
+  <w:abstractNum w:abstractNumId="3" w15:restartNumberingAfterBreak="0">
+    <w:nsid w:val="293A546F"/>
+    <w:multiLevelType w:val="multilevel"/>
+    <w:tmpl w:val="B7527BF6"/>
+    <w:lvl w:ilvl="0">
+      <w:start w:val="1"/>
+      <w:numFmt w:val="decimal"/>
+      <w:lvlText w:val="%1."/>
+      <w:lvlJc w:val="left"/>
+      <w:pPr>
+        <w:tabs>
+          <w:tab w:val="num" w:pos="720"/>
+        </w:tabs>
+        <w:ind w:left="720" w:hanging="360"/>
+      </w:pPr>
+    </w:lvl>
+    <w:lvl w:ilvl="1">
+      <w:start w:val="1"/>
+      <w:numFmt w:val="bullet"/>
+      <w:lvlText w:val=""/>
+      <w:lvlJc w:val="left"/>
+      <w:pPr>
+        <w:tabs>
+          <w:tab w:val="num" w:pos="1440"/>
+        </w:tabs>
+        <w:ind w:left="1440" w:hanging="360"/>
+      </w:pPr>
+      <w:rPr>
+        <w:rFonts w:ascii="Symbol" w:hAnsi="Symbol" w:hint="default"/>
+        <w:sz w:val="20"/>
+      </w:rPr>
+    </w:lvl>
+    <w:lvl w:ilvl="2" w:tentative="1">
+      <w:start w:val="1"/>
+      <w:numFmt w:val="decimal"/>
+      <w:lvlText w:val="%3."/>
+      <w:lvlJc w:val="left"/>
+      <w:pPr>
+        <w:tabs>
+          <w:tab w:val="num" w:pos="2160"/>
+        </w:tabs>
+        <w:ind w:left="2160" w:hanging="360"/>
+      </w:pPr>
+    </w:lvl>
+    <w:lvl w:ilvl="3" w:tentative="1">
+      <w:start w:val="1"/>
+      <w:numFmt w:val="decimal"/>
+      <w:lvlText w:val="%4."/>
+      <w:lvlJc w:val="left"/>
+      <w:pPr>
+        <w:tabs>
+          <w:tab w:val="num" w:pos="2880"/>
+        </w:tabs>
+        <w:ind w:left="2880" w:hanging="360"/>
+      </w:pPr>
+    </w:lvl>
+    <w:lvl w:ilvl="4" w:tentative="1">
+      <w:start w:val="1"/>
+      <w:numFmt w:val="decimal"/>
+      <w:lvlText w:val="%5."/>
+      <w:lvlJc w:val="left"/>
+      <w:pPr>
+        <w:tabs>
+          <w:tab w:val="num" w:pos="3600"/>
+        </w:tabs>
+        <w:ind w:left="3600" w:hanging="360"/>
+      </w:pPr>
+    </w:lvl>
+    <w:lvl w:ilvl="5" w:tentative="1">
+      <w:start w:val="1"/>
+      <w:numFmt w:val="decimal"/>
+      <w:lvlText w:val="%6."/>
+      <w:lvlJc w:val="left"/>
+      <w:pPr>
+        <w:tabs>
+          <w:tab w:val="num" w:pos="4320"/>
+        </w:tabs>
+        <w:ind w:left="4320" w:hanging="360"/>
+      </w:pPr>
+    </w:lvl>
+    <w:lvl w:ilvl="6" w:tentative="1">
+      <w:start w:val="1"/>
+      <w:numFmt w:val="decimal"/>
+      <w:lvlText w:val="%7."/>
+      <w:lvlJc w:val="left"/>
+      <w:pPr>
+        <w:tabs>
+          <w:tab w:val="num" w:pos="5040"/>
+        </w:tabs>
+        <w:ind w:left="5040" w:hanging="360"/>
+      </w:pPr>
+    </w:lvl>
+    <w:lvl w:ilvl="7" w:tentative="1">
+      <w:start w:val="1"/>
+      <w:numFmt w:val="decimal"/>
+      <w:lvlText w:val="%8."/>
+      <w:lvlJc w:val="left"/>
+      <w:pPr>
+        <w:tabs>
+          <w:tab w:val="num" w:pos="5760"/>
+        </w:tabs>
+        <w:ind w:left="5760" w:hanging="360"/>
+      </w:pPr>
+    </w:lvl>
+    <w:lvl w:ilvl="8" w:tentative="1">
+      <w:start w:val="1"/>
+      <w:numFmt w:val="decimal"/>
+      <w:lvlText w:val="%9."/>
+      <w:lvlJc w:val="left"/>
+      <w:pPr>
+        <w:tabs>
+          <w:tab w:val="num" w:pos="6480"/>
+        </w:tabs>
+        <w:ind w:left="6480" w:hanging="360"/>
+      </w:pPr>
+    </w:lvl>
+  </w:abstractNum>
+  <w:abstractNum w:abstractNumId="4" w15:restartNumberingAfterBreak="0">
+    <w:nsid w:val="31CA5A0D"/>
+    <w:multiLevelType w:val="multilevel"/>
+    <w:tmpl w:val="D4CC190C"/>
+    <w:lvl w:ilvl="0">
+      <w:start w:val="1"/>
+      <w:numFmt w:val="bullet"/>
+      <w:lvlText w:val=""/>
+      <w:lvlJc w:val="left"/>
+      <w:pPr>
+        <w:tabs>
+          <w:tab w:val="num" w:pos="720"/>
+        </w:tabs>
+        <w:ind w:left="720" w:hanging="360"/>
+      </w:pPr>
+      <w:rPr>
+        <w:rFonts w:ascii="Symbol" w:hAnsi="Symbol" w:hint="default"/>
+        <w:sz w:val="20"/>
+      </w:rPr>
+    </w:lvl>
+    <w:lvl w:ilvl="1" w:tentative="1">
+      <w:start w:val="1"/>
+      <w:numFmt w:val="bullet"/>
+      <w:lvlText w:val=""/>
+      <w:lvlJc w:val="left"/>
+      <w:pPr>
+        <w:tabs>
+          <w:tab w:val="num" w:pos="1440"/>
+        </w:tabs>
+        <w:ind w:left="1440" w:hanging="360"/>
+      </w:pPr>
+      <w:rPr>
+        <w:rFonts w:ascii="Symbol" w:hAnsi="Symbol" w:hint="default"/>
+        <w:sz w:val="20"/>
+      </w:rPr>
+    </w:lvl>
+    <w:lvl w:ilvl="2" w:tentative="1">
+      <w:start w:val="1"/>
+      <w:numFmt w:val="bullet"/>
+      <w:lvlText w:val=""/>
+      <w:lvlJc w:val="left"/>
+      <w:pPr>
+        <w:tabs>
+          <w:tab w:val="num" w:pos="2160"/>
+        </w:tabs>
+        <w:ind w:left="2160" w:hanging="360"/>
+      </w:pPr>
+      <w:rPr>
+        <w:rFonts w:ascii="Symbol" w:hAnsi="Symbol" w:hint="default"/>
+        <w:sz w:val="20"/>
+      </w:rPr>
+    </w:lvl>
+    <w:lvl w:ilvl="3" w:tentative="1">
+      <w:start w:val="1"/>
+      <w:numFmt w:val="bullet"/>
+      <w:lvlText w:val=""/>
+      <w:lvlJc w:val="left"/>
+      <w:pPr>
+        <w:tabs>
+          <w:tab w:val="num" w:pos="2880"/>
+        </w:tabs>
+        <w:ind w:left="2880" w:hanging="360"/>
+      </w:pPr>
+      <w:rPr>
+        <w:rFonts w:ascii="Symbol" w:hAnsi="Symbol" w:hint="default"/>
+        <w:sz w:val="20"/>
+      </w:rPr>
+    </w:lvl>
+    <w:lvl w:ilvl="4" w:tentative="1">
+      <w:start w:val="1"/>
+      <w:numFmt w:val="bullet"/>
+      <w:lvlText w:val=""/>
+      <w:lvlJc w:val="left"/>
+      <w:pPr>
+        <w:tabs>
+          <w:tab w:val="num" w:pos="3600"/>
+        </w:tabs>
+        <w:ind w:left="3600" w:hanging="360"/>
+      </w:pPr>
+      <w:rPr>
+        <w:rFonts w:ascii="Symbol" w:hAnsi="Symbol" w:hint="default"/>
+        <w:sz w:val="20"/>
+      </w:rPr>
+    </w:lvl>
+    <w:lvl w:ilvl="5" w:tentative="1">
+      <w:start w:val="1"/>
+      <w:numFmt w:val="bullet"/>
+      <w:lvlText w:val=""/>
+      <w:lvlJc w:val="left"/>
+      <w:pPr>
+        <w:tabs>
+          <w:tab w:val="num" w:pos="4320"/>
+        </w:tabs>
+        <w:ind w:left="4320" w:hanging="360"/>
+      </w:pPr>
+      <w:rPr>
+        <w:rFonts w:ascii="Symbol" w:hAnsi="Symbol" w:hint="default"/>
+        <w:sz w:val="20"/>
+      </w:rPr>
+    </w:lvl>
+    <w:lvl w:ilvl="6" w:tentative="1">
+      <w:start w:val="1"/>
+      <w:numFmt w:val="bullet"/>
+      <w:lvlText w:val=""/>
+      <w:lvlJc w:val="left"/>
+      <w:pPr>
+        <w:tabs>
+          <w:tab w:val="num" w:pos="5040"/>
+        </w:tabs>
+        <w:ind w:left="5040" w:hanging="360"/>
+      </w:pPr>
+      <w:rPr>
+        <w:rFonts w:ascii="Symbol" w:hAnsi="Symbol" w:hint="default"/>
+        <w:sz w:val="20"/>
+      </w:rPr>
+    </w:lvl>
+    <w:lvl w:ilvl="7" w:tentative="1">
+      <w:start w:val="1"/>
+      <w:numFmt w:val="bullet"/>
+      <w:lvlText w:val=""/>
+      <w:lvlJc w:val="left"/>
+      <w:pPr>
+        <w:tabs>
+          <w:tab w:val="num" w:pos="5760"/>
+        </w:tabs>
+        <w:ind w:left="5760" w:hanging="360"/>
+      </w:pPr>
+      <w:rPr>
+        <w:rFonts w:ascii="Symbol" w:hAnsi="Symbol" w:hint="default"/>
+        <w:sz w:val="20"/>
+      </w:rPr>
+    </w:lvl>
+    <w:lvl w:ilvl="8" w:tentative="1">
+      <w:start w:val="1"/>
+      <w:numFmt w:val="bullet"/>
+      <w:lvlText w:val=""/>
+      <w:lvlJc w:val="left"/>
+      <w:pPr>
+        <w:tabs>
+          <w:tab w:val="num" w:pos="6480"/>
+        </w:tabs>
+        <w:ind w:left="6480" w:hanging="360"/>
+      </w:pPr>
+      <w:rPr>
+        <w:rFonts w:ascii="Symbol" w:hAnsi="Symbol" w:hint="default"/>
+        <w:sz w:val="20"/>
+      </w:rPr>
+    </w:lvl>
+  </w:abstractNum>
+  <w:abstractNum w:abstractNumId="5" w15:restartNumberingAfterBreak="0">
+    <w:nsid w:val="32674BCD"/>
+    <w:multiLevelType w:val="multilevel"/>
+    <w:tmpl w:val="63D8F19A"/>
+    <w:lvl w:ilvl="0">
+      <w:start w:val="1"/>
+      <w:numFmt w:val="decimal"/>
+      <w:lvlText w:val="%1."/>
+      <w:lvlJc w:val="left"/>
+      <w:pPr>
+        <w:tabs>
+          <w:tab w:val="num" w:pos="720"/>
+        </w:tabs>
+        <w:ind w:left="720" w:hanging="360"/>
+      </w:pPr>
+    </w:lvl>
+    <w:lvl w:ilvl="1" w:tentative="1">
+      <w:start w:val="1"/>
+      <w:numFmt w:val="decimal"/>
+      <w:lvlText w:val="%2."/>
+      <w:lvlJc w:val="left"/>
+      <w:pPr>
+        <w:tabs>
+          <w:tab w:val="num" w:pos="1440"/>
+        </w:tabs>
+        <w:ind w:left="1440" w:hanging="360"/>
+      </w:pPr>
+    </w:lvl>
+    <w:lvl w:ilvl="2" w:tentative="1">
+      <w:start w:val="1"/>
+      <w:numFmt w:val="decimal"/>
+      <w:lvlText w:val="%3."/>
+      <w:lvlJc w:val="left"/>
+      <w:pPr>
+        <w:tabs>
+          <w:tab w:val="num" w:pos="2160"/>
+        </w:tabs>
+        <w:ind w:left="2160" w:hanging="360"/>
+      </w:pPr>
+    </w:lvl>
+    <w:lvl w:ilvl="3" w:tentative="1">
+      <w:start w:val="1"/>
+      <w:numFmt w:val="decimal"/>
+      <w:lvlText w:val="%4."/>
+      <w:lvlJc w:val="left"/>
+      <w:pPr>
+        <w:tabs>
+          <w:tab w:val="num" w:pos="2880"/>
+        </w:tabs>
+        <w:ind w:left="2880" w:hanging="360"/>
+      </w:pPr>
+    </w:lvl>
+    <w:lvl w:ilvl="4" w:tentative="1">
+      <w:start w:val="1"/>
+      <w:numFmt w:val="decimal"/>
+      <w:lvlText w:val="%5."/>
+      <w:lvlJc w:val="left"/>
+      <w:pPr>
+        <w:tabs>
+          <w:tab w:val="num" w:pos="3600"/>
+        </w:tabs>
+        <w:ind w:left="3600" w:hanging="360"/>
+      </w:pPr>
+    </w:lvl>
+    <w:lvl w:ilvl="5" w:tentative="1">
+      <w:start w:val="1"/>
+      <w:numFmt w:val="decimal"/>
+      <w:lvlText w:val="%6."/>
+      <w:lvlJc w:val="left"/>
+      <w:pPr>
+        <w:tabs>
+          <w:tab w:val="num" w:pos="4320"/>
+        </w:tabs>
+        <w:ind w:left="4320" w:hanging="360"/>
+      </w:pPr>
+    </w:lvl>
+    <w:lvl w:ilvl="6" w:tentative="1">
+      <w:start w:val="1"/>
+      <w:numFmt w:val="decimal"/>
+      <w:lvlText w:val="%7."/>
+      <w:lvlJc w:val="left"/>
+      <w:pPr>
+        <w:tabs>
+          <w:tab w:val="num" w:pos="5040"/>
+        </w:tabs>
+        <w:ind w:left="5040" w:hanging="360"/>
+      </w:pPr>
+    </w:lvl>
+    <w:lvl w:ilvl="7" w:tentative="1">
+      <w:start w:val="1"/>
+      <w:numFmt w:val="decimal"/>
+      <w:lvlText w:val="%8."/>
+      <w:lvlJc w:val="left"/>
+      <w:pPr>
+        <w:tabs>
+          <w:tab w:val="num" w:pos="5760"/>
+        </w:tabs>
+        <w:ind w:left="5760" w:hanging="360"/>
+      </w:pPr>
+    </w:lvl>
+    <w:lvl w:ilvl="8" w:tentative="1">
+      <w:start w:val="1"/>
+      <w:numFmt w:val="decimal"/>
+      <w:lvlText w:val="%9."/>
+      <w:lvlJc w:val="left"/>
+      <w:pPr>
+        <w:tabs>
+          <w:tab w:val="num" w:pos="6480"/>
+        </w:tabs>
+        <w:ind w:left="6480" w:hanging="360"/>
+      </w:pPr>
+    </w:lvl>
+  </w:abstractNum>
+  <w:abstractNum w:abstractNumId="6" w15:restartNumberingAfterBreak="0">
+    <w:nsid w:val="36395F70"/>
+    <w:multiLevelType w:val="multilevel"/>
+    <w:tmpl w:val="387EA3DC"/>
+    <w:lvl w:ilvl="0">
+      <w:start w:val="1"/>
+      <w:numFmt w:val="decimal"/>
+      <w:lvlText w:val="%1."/>
+      <w:lvlJc w:val="left"/>
+      <w:pPr>
+        <w:tabs>
+          <w:tab w:val="num" w:pos="720"/>
+        </w:tabs>
+        <w:ind w:left="720" w:hanging="360"/>
+      </w:pPr>
+    </w:lvl>
+    <w:lvl w:ilvl="1" w:tentative="1">
+      <w:start w:val="1"/>
+      <w:numFmt w:val="decimal"/>
+      <w:lvlText w:val="%2."/>
+      <w:lvlJc w:val="left"/>
+      <w:pPr>
+        <w:tabs>
+          <w:tab w:val="num" w:pos="1440"/>
+        </w:tabs>
+        <w:ind w:left="1440" w:hanging="360"/>
+      </w:pPr>
+    </w:lvl>
+    <w:lvl w:ilvl="2" w:tentative="1">
+      <w:start w:val="1"/>
+      <w:numFmt w:val="decimal"/>
+      <w:lvlText w:val="%3."/>
+      <w:lvlJc w:val="left"/>
+      <w:pPr>
+        <w:tabs>
+          <w:tab w:val="num" w:pos="2160"/>
+        </w:tabs>
+        <w:ind w:left="2160" w:hanging="360"/>
+      </w:pPr>
+    </w:lvl>
+    <w:lvl w:ilvl="3" w:tentative="1">
+      <w:start w:val="1"/>
+      <w:numFmt w:val="decimal"/>
+      <w:lvlText w:val="%4."/>
+      <w:lvlJc w:val="left"/>
+      <w:pPr>
+        <w:tabs>
+          <w:tab w:val="num" w:pos="2880"/>
+        </w:tabs>
+        <w:ind w:left="2880" w:hanging="360"/>
+      </w:pPr>
+    </w:lvl>
+    <w:lvl w:ilvl="4" w:tentative="1">
+      <w:start w:val="1"/>
+      <w:numFmt w:val="decimal"/>
+      <w:lvlText w:val="%5."/>
+      <w:lvlJc w:val="left"/>
+      <w:pPr>
+        <w:tabs>
+          <w:tab w:val="num" w:pos="3600"/>
+        </w:tabs>
+        <w:ind w:left="3600" w:hanging="360"/>
+      </w:pPr>
+    </w:lvl>
+    <w:lvl w:ilvl="5" w:tentative="1">
+      <w:start w:val="1"/>
+      <w:numFmt w:val="decimal"/>
+      <w:lvlText w:val="%6."/>
+      <w:lvlJc w:val="left"/>
+      <w:pPr>
+        <w:tabs>
+          <w:tab w:val="num" w:pos="4320"/>
+        </w:tabs>
+        <w:ind w:left="4320" w:hanging="360"/>
+      </w:pPr>
+    </w:lvl>
+    <w:lvl w:ilvl="6" w:tentative="1">
+      <w:start w:val="1"/>
+      <w:numFmt w:val="decimal"/>
+      <w:lvlText w:val="%7."/>
+      <w:lvlJc w:val="left"/>
+      <w:pPr>
+        <w:tabs>
+          <w:tab w:val="num" w:pos="5040"/>
+        </w:tabs>
+        <w:ind w:left="5040" w:hanging="360"/>
+      </w:pPr>
+    </w:lvl>
+    <w:lvl w:ilvl="7" w:tentative="1">
+      <w:start w:val="1"/>
+      <w:numFmt w:val="decimal"/>
+      <w:lvlText w:val="%8."/>
+      <w:lvlJc w:val="left"/>
+      <w:pPr>
+        <w:tabs>
+          <w:tab w:val="num" w:pos="5760"/>
+        </w:tabs>
+        <w:ind w:left="5760" w:hanging="360"/>
+      </w:pPr>
+    </w:lvl>
+    <w:lvl w:ilvl="8" w:tentative="1">
+      <w:start w:val="1"/>
+      <w:numFmt w:val="decimal"/>
+      <w:lvlText w:val="%9."/>
+      <w:lvlJc w:val="left"/>
+      <w:pPr>
+        <w:tabs>
+          <w:tab w:val="num" w:pos="6480"/>
+        </w:tabs>
+        <w:ind w:left="6480" w:hanging="360"/>
+      </w:pPr>
+    </w:lvl>
+  </w:abstractNum>
+  <w:abstractNum w:abstractNumId="7" w15:restartNumberingAfterBreak="0">
+    <w:nsid w:val="49BD2B8B"/>
+    <w:multiLevelType w:val="multilevel"/>
+    <w:tmpl w:val="57249068"/>
+    <w:lvl w:ilvl="0">
+      <w:start w:val="1"/>
+      <w:numFmt w:val="decimal"/>
+      <w:lvlText w:val="%1."/>
+      <w:lvlJc w:val="left"/>
+      <w:pPr>
+        <w:tabs>
+          <w:tab w:val="num" w:pos="720"/>
+        </w:tabs>
+        <w:ind w:left="720" w:hanging="360"/>
+      </w:pPr>
+    </w:lvl>
+    <w:lvl w:ilvl="1">
+      <w:start w:val="1"/>
+      <w:numFmt w:val="bullet"/>
+      <w:lvlText w:val=""/>
+      <w:lvlJc w:val="left"/>
+      <w:pPr>
+        <w:tabs>
+          <w:tab w:val="num" w:pos="1440"/>
+        </w:tabs>
+        <w:ind w:left="1440" w:hanging="360"/>
+      </w:pPr>
+      <w:rPr>
+        <w:rFonts w:ascii="Symbol" w:hAnsi="Symbol" w:hint="default"/>
+        <w:sz w:val="20"/>
+      </w:rPr>
+    </w:lvl>
+    <w:lvl w:ilvl="2" w:tentative="1">
+      <w:start w:val="1"/>
+      <w:numFmt w:val="decimal"/>
+      <w:lvlText w:val="%3."/>
+      <w:lvlJc w:val="left"/>
+      <w:pPr>
+        <w:tabs>
+          <w:tab w:val="num" w:pos="2160"/>
+        </w:tabs>
+        <w:ind w:left="2160" w:hanging="360"/>
+      </w:pPr>
+    </w:lvl>
+    <w:lvl w:ilvl="3" w:tentative="1">
+      <w:start w:val="1"/>
+      <w:numFmt w:val="decimal"/>
+      <w:lvlText w:val="%4."/>
+      <w:lvlJc w:val="left"/>
+      <w:pPr>
+        <w:tabs>
+          <w:tab w:val="num" w:pos="2880"/>
+        </w:tabs>
+        <w:ind w:left="2880" w:hanging="360"/>
+      </w:pPr>
+    </w:lvl>
+    <w:lvl w:ilvl="4" w:tentative="1">
+      <w:start w:val="1"/>
+      <w:numFmt w:val="decimal"/>
+      <w:lvlText w:val="%5."/>
+      <w:lvlJc w:val="left"/>
+      <w:pPr>
+        <w:tabs>
+          <w:tab w:val="num" w:pos="3600"/>
+        </w:tabs>
+        <w:ind w:left="3600" w:hanging="360"/>
+      </w:pPr>
+    </w:lvl>
+    <w:lvl w:ilvl="5" w:tentative="1">
+      <w:start w:val="1"/>
+      <w:numFmt w:val="decimal"/>
+      <w:lvlText w:val="%6."/>
+      <w:lvlJc w:val="left"/>
+      <w:pPr>
+        <w:tabs>
+          <w:tab w:val="num" w:pos="4320"/>
+        </w:tabs>
+        <w:ind w:left="4320" w:hanging="360"/>
+      </w:pPr>
+    </w:lvl>
+    <w:lvl w:ilvl="6" w:tentative="1">
+      <w:start w:val="1"/>
+      <w:numFmt w:val="decimal"/>
+      <w:lvlText w:val="%7."/>
+      <w:lvlJc w:val="left"/>
+      <w:pPr>
+        <w:tabs>
+          <w:tab w:val="num" w:pos="5040"/>
+        </w:tabs>
+        <w:ind w:left="5040" w:hanging="360"/>
+      </w:pPr>
+    </w:lvl>
+    <w:lvl w:ilvl="7" w:tentative="1">
+      <w:start w:val="1"/>
+      <w:numFmt w:val="decimal"/>
+      <w:lvlText w:val="%8."/>
+      <w:lvlJc w:val="left"/>
+      <w:pPr>
+        <w:tabs>
+          <w:tab w:val="num" w:pos="5760"/>
+        </w:tabs>
+        <w:ind w:left="5760" w:hanging="360"/>
+      </w:pPr>
+    </w:lvl>
+    <w:lvl w:ilvl="8" w:tentative="1">
+      <w:start w:val="1"/>
+      <w:numFmt w:val="decimal"/>
+      <w:lvlText w:val="%9."/>
+      <w:lvlJc w:val="left"/>
+      <w:pPr>
+        <w:tabs>
+          <w:tab w:val="num" w:pos="6480"/>
+        </w:tabs>
+        <w:ind w:left="6480" w:hanging="360"/>
+      </w:pPr>
+    </w:lvl>
+  </w:abstractNum>
+  <w:abstractNum w:abstractNumId="8" w15:restartNumberingAfterBreak="0">
+    <w:nsid w:val="5EDF5AC0"/>
+    <w:multiLevelType w:val="multilevel"/>
+    <w:tmpl w:val="97D0B54C"/>
+    <w:lvl w:ilvl="0">
+      <w:start w:val="1"/>
+      <w:numFmt w:val="decimal"/>
+      <w:lvlText w:val="%1."/>
+      <w:lvlJc w:val="left"/>
+      <w:pPr>
+        <w:tabs>
+          <w:tab w:val="num" w:pos="720"/>
+        </w:tabs>
+        <w:ind w:left="720" w:hanging="360"/>
+      </w:pPr>
+    </w:lvl>
+    <w:lvl w:ilvl="1" w:tentative="1">
+      <w:start w:val="1"/>
+      <w:numFmt w:val="decimal"/>
+      <w:lvlText w:val="%2."/>
+      <w:lvlJc w:val="left"/>
+      <w:pPr>
+        <w:tabs>
+          <w:tab w:val="num" w:pos="1440"/>
+        </w:tabs>
+        <w:ind w:left="1440" w:hanging="360"/>
+      </w:pPr>
+    </w:lvl>
+    <w:lvl w:ilvl="2" w:tentative="1">
+      <w:start w:val="1"/>
+      <w:numFmt w:val="decimal"/>
+      <w:lvlText w:val="%3."/>
+      <w:lvlJc w:val="left"/>
+      <w:pPr>
+        <w:tabs>
+          <w:tab w:val="num" w:pos="2160"/>
+        </w:tabs>
+        <w:ind w:left="2160" w:hanging="360"/>
+      </w:pPr>
+    </w:lvl>
+    <w:lvl w:ilvl="3" w:tentative="1">
+      <w:start w:val="1"/>
+      <w:numFmt w:val="decimal"/>
+      <w:lvlText w:val="%4."/>
+      <w:lvlJc w:val="left"/>
+      <w:pPr>
+        <w:tabs>
+          <w:tab w:val="num" w:pos="2880"/>
+        </w:tabs>
+        <w:ind w:left="2880" w:hanging="360"/>
+      </w:pPr>
+    </w:lvl>
+    <w:lvl w:ilvl="4" w:tentative="1">
+      <w:start w:val="1"/>
+      <w:numFmt w:val="decimal"/>
+      <w:lvlText w:val="%5."/>
+      <w:lvlJc w:val="left"/>
+      <w:pPr>
+        <w:tabs>
+          <w:tab w:val="num" w:pos="3600"/>
+        </w:tabs>
+        <w:ind w:left="3600" w:hanging="360"/>
+      </w:pPr>
+    </w:lvl>
+    <w:lvl w:ilvl="5" w:tentative="1">
+      <w:start w:val="1"/>
+      <w:numFmt w:val="decimal"/>
+      <w:lvlText w:val="%6."/>
+      <w:lvlJc w:val="left"/>
+      <w:pPr>
+        <w:tabs>
+          <w:tab w:val="num" w:pos="4320"/>
+        </w:tabs>
+        <w:ind w:left="4320" w:hanging="360"/>
+      </w:pPr>
+    </w:lvl>
+    <w:lvl w:ilvl="6" w:tentative="1">
+      <w:start w:val="1"/>
+      <w:numFmt w:val="decimal"/>
+      <w:lvlText w:val="%7."/>
+      <w:lvlJc w:val="left"/>
+      <w:pPr>
+        <w:tabs>
+          <w:tab w:val="num" w:pos="5040"/>
+        </w:tabs>
+        <w:ind w:left="5040" w:hanging="360"/>
+      </w:pPr>
+    </w:lvl>
+    <w:lvl w:ilvl="7" w:tentative="1">
+      <w:start w:val="1"/>
+      <w:numFmt w:val="decimal"/>
+      <w:lvlText w:val="%8."/>
+      <w:lvlJc w:val="left"/>
+      <w:pPr>
+        <w:tabs>
+          <w:tab w:val="num" w:pos="5760"/>
+        </w:tabs>
+        <w:ind w:left="5760" w:hanging="360"/>
+      </w:pPr>
+    </w:lvl>
+    <w:lvl w:ilvl="8" w:tentative="1">
+      <w:start w:val="1"/>
+      <w:numFmt w:val="decimal"/>
+      <w:lvlText w:val="%9."/>
+      <w:lvlJc w:val="left"/>
+      <w:pPr>
+        <w:tabs>
+          <w:tab w:val="num" w:pos="6480"/>
+        </w:tabs>
+        <w:ind w:left="6480" w:hanging="360"/>
+      </w:pPr>
+    </w:lvl>
+  </w:abstractNum>
+  <w:abstractNum w:abstractNumId="9" w15:restartNumberingAfterBreak="0">
+    <w:nsid w:val="69C16926"/>
+    <w:multiLevelType w:val="multilevel"/>
+    <w:tmpl w:val="37729C12"/>
+    <w:lvl w:ilvl="0">
+      <w:start w:val="1"/>
+      <w:numFmt w:val="decimal"/>
+      <w:lvlText w:val="%1."/>
+      <w:lvlJc w:val="left"/>
+      <w:pPr>
+        <w:tabs>
+          <w:tab w:val="num" w:pos="720"/>
+        </w:tabs>
+        <w:ind w:left="720" w:hanging="360"/>
+      </w:pPr>
+    </w:lvl>
+    <w:lvl w:ilvl="1">
+      <w:start w:val="1"/>
+      <w:numFmt w:val="bullet"/>
+      <w:lvlText w:val=""/>
+      <w:lvlJc w:val="left"/>
+      <w:pPr>
+        <w:tabs>
+          <w:tab w:val="num" w:pos="1440"/>
+        </w:tabs>
+        <w:ind w:left="1440" w:hanging="360"/>
+      </w:pPr>
+      <w:rPr>
+        <w:rFonts w:ascii="Symbol" w:hAnsi="Symbol" w:hint="default"/>
+        <w:sz w:val="20"/>
+      </w:rPr>
+    </w:lvl>
+    <w:lvl w:ilvl="2">
+      <w:start w:val="1"/>
+      <w:numFmt w:val="bullet"/>
+      <w:lvlText w:val=""/>
+      <w:lvlJc w:val="left"/>
+      <w:pPr>
+        <w:tabs>
+          <w:tab w:val="num" w:pos="2160"/>
+        </w:tabs>
+        <w:ind w:left="2160" w:hanging="360"/>
+      </w:pPr>
+      <w:rPr>
+        <w:rFonts w:ascii="Symbol" w:hAnsi="Symbol" w:hint="default"/>
+        <w:sz w:val="20"/>
+      </w:rPr>
+    </w:lvl>
+    <w:lvl w:ilvl="3" w:tentative="1">
+      <w:start w:val="1"/>
+      <w:numFmt w:val="decimal"/>
+      <w:lvlText w:val="%4."/>
+      <w:lvlJc w:val="left"/>
+      <w:pPr>
+        <w:tabs>
+          <w:tab w:val="num" w:pos="2880"/>
+        </w:tabs>
+        <w:ind w:left="2880" w:hanging="360"/>
+      </w:pPr>
+    </w:lvl>
+    <w:lvl w:ilvl="4" w:tentative="1">
+      <w:start w:val="1"/>
+      <w:numFmt w:val="decimal"/>
+      <w:lvlText w:val="%5."/>
+      <w:lvlJc w:val="left"/>
+      <w:pPr>
+        <w:tabs>
+          <w:tab w:val="num" w:pos="3600"/>
+        </w:tabs>
+        <w:ind w:left="3600" w:hanging="360"/>
+      </w:pPr>
+    </w:lvl>
+    <w:lvl w:ilvl="5" w:tentative="1">
+      <w:start w:val="1"/>
+      <w:numFmt w:val="decimal"/>
+      <w:lvlText w:val="%6."/>
+      <w:lvlJc w:val="left"/>
+      <w:pPr>
+        <w:tabs>
+          <w:tab w:val="num" w:pos="4320"/>
+        </w:tabs>
+        <w:ind w:left="4320" w:hanging="360"/>
+      </w:pPr>
+    </w:lvl>
+    <w:lvl w:ilvl="6" w:tentative="1">
+      <w:start w:val="1"/>
+      <w:numFmt w:val="decimal"/>
+      <w:lvlText w:val="%7."/>
+      <w:lvlJc w:val="left"/>
+      <w:pPr>
+        <w:tabs>
+          <w:tab w:val="num" w:pos="5040"/>
+        </w:tabs>
+        <w:ind w:left="5040" w:hanging="360"/>
+      </w:pPr>
+    </w:lvl>
+    <w:lvl w:ilvl="7" w:tentative="1">
+      <w:start w:val="1"/>
+      <w:numFmt w:val="decimal"/>
+      <w:lvlText w:val="%8."/>
+      <w:lvlJc w:val="left"/>
+      <w:pPr>
+        <w:tabs>
+          <w:tab w:val="num" w:pos="5760"/>
+        </w:tabs>
+        <w:ind w:left="5760" w:hanging="360"/>
+      </w:pPr>
+    </w:lvl>
+    <w:lvl w:ilvl="8" w:tentative="1">
+      <w:start w:val="1"/>
+      <w:numFmt w:val="decimal"/>
+      <w:lvlText w:val="%9."/>
+      <w:lvlJc w:val="left"/>
+      <w:pPr>
+        <w:tabs>
+          <w:tab w:val="num" w:pos="6480"/>
+        </w:tabs>
+        <w:ind w:left="6480" w:hanging="360"/>
+      </w:pPr>
+    </w:lvl>
+  </w:abstractNum>
+  <w:abstractNum w:abstractNumId="10" w15:restartNumberingAfterBreak="0">
+    <w:nsid w:val="6C222FEC"/>
+    <w:multiLevelType w:val="multilevel"/>
+    <w:tmpl w:val="7848CBE0"/>
+    <w:lvl w:ilvl="0">
+      <w:start w:val="1"/>
+      <w:numFmt w:val="decimal"/>
+      <w:lvlText w:val="%1."/>
+      <w:lvlJc w:val="left"/>
+      <w:pPr>
+        <w:tabs>
+          <w:tab w:val="num" w:pos="720"/>
+        </w:tabs>
+        <w:ind w:left="720" w:hanging="360"/>
+      </w:pPr>
+    </w:lvl>
+    <w:lvl w:ilvl="1">
+      <w:start w:val="1"/>
+      <w:numFmt w:val="bullet"/>
+      <w:lvlText w:val=""/>
+      <w:lvlJc w:val="left"/>
+      <w:pPr>
+        <w:tabs>
+          <w:tab w:val="num" w:pos="1440"/>
+        </w:tabs>
+        <w:ind w:left="1440" w:hanging="360"/>
+      </w:pPr>
+      <w:rPr>
+        <w:rFonts w:ascii="Symbol" w:hAnsi="Symbol" w:hint="default"/>
+        <w:sz w:val="20"/>
+      </w:rPr>
+    </w:lvl>
+    <w:lvl w:ilvl="2" w:tentative="1">
+      <w:start w:val="1"/>
+      <w:numFmt w:val="decimal"/>
+      <w:lvlText w:val="%3."/>
+      <w:lvlJc w:val="left"/>
+      <w:pPr>
+        <w:tabs>
+          <w:tab w:val="num" w:pos="2160"/>
+        </w:tabs>
+        <w:ind w:left="2160" w:hanging="360"/>
+      </w:pPr>
+    </w:lvl>
+    <w:lvl w:ilvl="3" w:tentative="1">
+      <w:start w:val="1"/>
+      <w:numFmt w:val="decimal"/>
+      <w:lvlText w:val="%4."/>
+      <w:lvlJc w:val="left"/>
+      <w:pPr>
+        <w:tabs>
+          <w:tab w:val="num" w:pos="2880"/>
+        </w:tabs>
+        <w:ind w:left="2880" w:hanging="360"/>
+      </w:pPr>
+    </w:lvl>
+    <w:lvl w:ilvl="4" w:tentative="1">
+      <w:start w:val="1"/>
+      <w:numFmt w:val="decimal"/>
+      <w:lvlText w:val="%5."/>
+      <w:lvlJc w:val="left"/>
+      <w:pPr>
+        <w:tabs>
+          <w:tab w:val="num" w:pos="3600"/>
+        </w:tabs>
+        <w:ind w:left="3600" w:hanging="360"/>
+      </w:pPr>
+    </w:lvl>
+    <w:lvl w:ilvl="5" w:tentative="1">
+      <w:start w:val="1"/>
+      <w:numFmt w:val="decimal"/>
+      <w:lvlText w:val="%6."/>
+      <w:lvlJc w:val="left"/>
+      <w:pPr>
+        <w:tabs>
+          <w:tab w:val="num" w:pos="4320"/>
+        </w:tabs>
+        <w:ind w:left="4320" w:hanging="360"/>
+      </w:pPr>
+    </w:lvl>
+    <w:lvl w:ilvl="6" w:tentative="1">
+      <w:start w:val="1"/>
+      <w:numFmt w:val="decimal"/>
+      <w:lvlText w:val="%7."/>
+      <w:lvlJc w:val="left"/>
+      <w:pPr>
+        <w:tabs>
+          <w:tab w:val="num" w:pos="5040"/>
+        </w:tabs>
+        <w:ind w:left="5040" w:hanging="360"/>
+      </w:pPr>
+    </w:lvl>
+    <w:lvl w:ilvl="7" w:tentative="1">
+      <w:start w:val="1"/>
+      <w:numFmt w:val="decimal"/>
+      <w:lvlText w:val="%8."/>
+      <w:lvlJc w:val="left"/>
+      <w:pPr>
+        <w:tabs>
+          <w:tab w:val="num" w:pos="5760"/>
+        </w:tabs>
+        <w:ind w:left="5760" w:hanging="360"/>
+      </w:pPr>
+    </w:lvl>
+    <w:lvl w:ilvl="8" w:tentative="1">
+      <w:start w:val="1"/>
+      <w:numFmt w:val="decimal"/>
+      <w:lvlText w:val="%9."/>
+      <w:lvlJc w:val="left"/>
+      <w:pPr>
+        <w:tabs>
+          <w:tab w:val="num" w:pos="6480"/>
+        </w:tabs>
+        <w:ind w:left="6480" w:hanging="360"/>
+      </w:pPr>
+    </w:lvl>
+  </w:abstractNum>
+  <w:abstractNum w:abstractNumId="11" w15:restartNumberingAfterBreak="0">
+    <w:nsid w:val="6CED0D82"/>
+    <w:multiLevelType w:val="multilevel"/>
+    <w:tmpl w:val="D7904912"/>
+    <w:lvl w:ilvl="0">
+      <w:start w:val="1"/>
+      <w:numFmt w:val="bullet"/>
+      <w:lvlText w:val=""/>
+      <w:lvlJc w:val="left"/>
+      <w:pPr>
+        <w:tabs>
+          <w:tab w:val="num" w:pos="720"/>
+        </w:tabs>
+        <w:ind w:left="720" w:hanging="360"/>
+      </w:pPr>
+      <w:rPr>
+        <w:rFonts w:ascii="Symbol" w:hAnsi="Symbol" w:hint="default"/>
+        <w:sz w:val="20"/>
+      </w:rPr>
+    </w:lvl>
+    <w:lvl w:ilvl="1" w:tentative="1">
+      <w:start w:val="1"/>
+      <w:numFmt w:val="bullet"/>
+      <w:lvlText w:val=""/>
+      <w:lvlJc w:val="left"/>
+      <w:pPr>
+        <w:tabs>
+          <w:tab w:val="num" w:pos="1440"/>
+        </w:tabs>
+        <w:ind w:left="1440" w:hanging="360"/>
+      </w:pPr>
+      <w:rPr>
+        <w:rFonts w:ascii="Symbol" w:hAnsi="Symbol" w:hint="default"/>
+        <w:sz w:val="20"/>
+      </w:rPr>
+    </w:lvl>
+    <w:lvl w:ilvl="2" w:tentative="1">
+      <w:start w:val="1"/>
+      <w:numFmt w:val="bullet"/>
+      <w:lvlText w:val=""/>
+      <w:lvlJc w:val="left"/>
+      <w:pPr>
+        <w:tabs>
+          <w:tab w:val="num" w:pos="2160"/>
+        </w:tabs>
+        <w:ind w:left="2160" w:hanging="360"/>
+      </w:pPr>
+      <w:rPr>
+        <w:rFonts w:ascii="Symbol" w:hAnsi="Symbol" w:hint="default"/>
+        <w:sz w:val="20"/>
+      </w:rPr>
+    </w:lvl>
+    <w:lvl w:ilvl="3" w:tentative="1">
+      <w:start w:val="1"/>
+      <w:numFmt w:val="bullet"/>
+      <w:lvlText w:val=""/>
+      <w:lvlJc w:val="left"/>
+      <w:pPr>
+        <w:tabs>
+          <w:tab w:val="num" w:pos="2880"/>
+        </w:tabs>
+        <w:ind w:left="2880" w:hanging="360"/>
+      </w:pPr>
+      <w:rPr>
+        <w:rFonts w:ascii="Symbol" w:hAnsi="Symbol" w:hint="default"/>
+        <w:sz w:val="20"/>
+      </w:rPr>
+    </w:lvl>
+    <w:lvl w:ilvl="4" w:tentative="1">
+      <w:start w:val="1"/>
+      <w:numFmt w:val="bullet"/>
+      <w:lvlText w:val=""/>
+      <w:lvlJc w:val="left"/>
+      <w:pPr>
+        <w:tabs>
+          <w:tab w:val="num" w:pos="3600"/>
+        </w:tabs>
+        <w:ind w:left="3600" w:hanging="360"/>
+      </w:pPr>
+      <w:rPr>
+        <w:rFonts w:ascii="Symbol" w:hAnsi="Symbol" w:hint="default"/>
+        <w:sz w:val="20"/>
+      </w:rPr>
+    </w:lvl>
+    <w:lvl w:ilvl="5" w:tentative="1">
+      <w:start w:val="1"/>
+      <w:numFmt w:val="bullet"/>
+      <w:lvlText w:val=""/>
+      <w:lvlJc w:val="left"/>
+      <w:pPr>
+        <w:tabs>
+          <w:tab w:val="num" w:pos="4320"/>
+        </w:tabs>
+        <w:ind w:left="4320" w:hanging="360"/>
+      </w:pPr>
+      <w:rPr>
+        <w:rFonts w:ascii="Symbol" w:hAnsi="Symbol" w:hint="default"/>
+        <w:sz w:val="20"/>
+      </w:rPr>
+    </w:lvl>
+    <w:lvl w:ilvl="6" w:tentative="1">
+      <w:start w:val="1"/>
+      <w:numFmt w:val="bullet"/>
+      <w:lvlText w:val=""/>
+      <w:lvlJc w:val="left"/>
+      <w:pPr>
+        <w:tabs>
+          <w:tab w:val="num" w:pos="5040"/>
+        </w:tabs>
+        <w:ind w:left="5040" w:hanging="360"/>
+      </w:pPr>
+      <w:rPr>
+        <w:rFonts w:ascii="Symbol" w:hAnsi="Symbol" w:hint="default"/>
+        <w:sz w:val="20"/>
+      </w:rPr>
+    </w:lvl>
+    <w:lvl w:ilvl="7" w:tentative="1">
+      <w:start w:val="1"/>
+      <w:numFmt w:val="bullet"/>
+      <w:lvlText w:val=""/>
+      <w:lvlJc w:val="left"/>
+      <w:pPr>
+        <w:tabs>
+          <w:tab w:val="num" w:pos="5760"/>
+        </w:tabs>
+        <w:ind w:left="5760" w:hanging="360"/>
+      </w:pPr>
+      <w:rPr>
+        <w:rFonts w:ascii="Symbol" w:hAnsi="Symbol" w:hint="default"/>
+        <w:sz w:val="20"/>
+      </w:rPr>
+    </w:lvl>
+    <w:lvl w:ilvl="8" w:tentative="1">
+      <w:start w:val="1"/>
+      <w:numFmt w:val="bullet"/>
+      <w:lvlText w:val=""/>
+      <w:lvlJc w:val="left"/>
+      <w:pPr>
+        <w:tabs>
+          <w:tab w:val="num" w:pos="6480"/>
+        </w:tabs>
+        <w:ind w:left="6480" w:hanging="360"/>
+      </w:pPr>
+      <w:rPr>
+        <w:rFonts w:ascii="Symbol" w:hAnsi="Symbol" w:hint="default"/>
+        <w:sz w:val="20"/>
+      </w:rPr>
+    </w:lvl>
+  </w:abstractNum>
+  <w:num w:numId="1" w16cid:durableId="1336226884">
+    <w:abstractNumId w:val="6"/>
+  </w:num>
+  <w:num w:numId="2" w16cid:durableId="1599481320">
+    <w:abstractNumId w:val="2"/>
+  </w:num>
+  <w:num w:numId="3" w16cid:durableId="2032221145">
+    <w:abstractNumId w:val="9"/>
+  </w:num>
+  <w:num w:numId="4" w16cid:durableId="565843871">
+    <w:abstractNumId w:val="4"/>
+  </w:num>
+  <w:num w:numId="5" w16cid:durableId="360210844">
+    <w:abstractNumId w:val="3"/>
+  </w:num>
+  <w:num w:numId="6" w16cid:durableId="2000421810">
+    <w:abstractNumId w:val="10"/>
+  </w:num>
+  <w:num w:numId="7" w16cid:durableId="837498472">
+    <w:abstractNumId w:val="7"/>
+  </w:num>
+  <w:num w:numId="8" w16cid:durableId="1079054966">
+    <w:abstractNumId w:val="0"/>
+  </w:num>
+  <w:num w:numId="9" w16cid:durableId="1423720654">
+    <w:abstractNumId w:val="11"/>
+  </w:num>
+  <w:num w:numId="10" w16cid:durableId="874122915">
+    <w:abstractNumId w:val="5"/>
+  </w:num>
+  <w:num w:numId="11" w16cid:durableId="119886261">
+    <w:abstractNumId w:val="1"/>
+  </w:num>
+  <w:num w:numId="12" w16cid:durableId="1612668434">
+    <w:abstractNumId w:val="8"/>
+  </w:num>
+</w:numbering>
 </file>
 
 <file path=word/styles.xml><?xml version="1.0" encoding="utf-8"?>
@@ -2439,7 +3634,6 @@
     <w:next w:val="a"/>
     <w:link w:val="30"/>
     <w:uiPriority w:val="9"/>
-    <w:semiHidden/>
     <w:unhideWhenUsed/>
     <w:qFormat/>
     <w:rsid w:val="00AB6BB2"/>
@@ -2646,7 +3840,6 @@
     <w:basedOn w:val="a0"/>
     <w:link w:val="3"/>
     <w:uiPriority w:val="9"/>
-    <w:semiHidden/>
     <w:rsid w:val="00AB6BB2"/>
     <w:rPr>
       <w:rFonts w:asciiTheme="majorHAnsi" w:eastAsiaTheme="majorEastAsia" w:hAnsiTheme="majorHAnsi" w:cstheme="majorBidi"/>
@@ -2907,6 +4100,197 @@
       <w:smallCaps/>
       <w:color w:val="2F5496" w:themeColor="accent1" w:themeShade="BF"/>
       <w:spacing w:val="5"/>
+    </w:rPr>
+  </w:style>
+  <w:style w:type="character" w:styleId="ae">
+    <w:name w:val="Hyperlink"/>
+    <w:basedOn w:val="a0"/>
+    <w:uiPriority w:val="99"/>
+    <w:unhideWhenUsed/>
+    <w:rsid w:val="00EE65FA"/>
+    <w:rPr>
+      <w:color w:val="0563C1" w:themeColor="hyperlink"/>
+      <w:u w:val="single"/>
+    </w:rPr>
+  </w:style>
+  <w:style w:type="character" w:styleId="af">
+    <w:name w:val="Unresolved Mention"/>
+    <w:basedOn w:val="a0"/>
+    <w:uiPriority w:val="99"/>
+    <w:semiHidden/>
+    <w:unhideWhenUsed/>
+    <w:rsid w:val="00EE65FA"/>
+    <w:rPr>
+      <w:color w:val="605E5C"/>
+      <w:shd w:val="clear" w:color="auto" w:fill="E1DFDD"/>
+    </w:rPr>
+  </w:style>
+  <w:style w:type="paragraph" w:styleId="af0">
+    <w:name w:val="Normal (Web)"/>
+    <w:basedOn w:val="a"/>
+    <w:uiPriority w:val="99"/>
+    <w:semiHidden/>
+    <w:unhideWhenUsed/>
+    <w:rsid w:val="0053651F"/>
+    <w:pPr>
+      <w:widowControl/>
+      <w:spacing w:before="100" w:beforeAutospacing="1" w:after="100" w:afterAutospacing="1"/>
+      <w:jc w:val="left"/>
+    </w:pPr>
+    <w:rPr>
+      <w:rFonts w:ascii="宋体" w:eastAsia="宋体" w:hAnsi="宋体" w:cs="宋体"/>
+      <w:kern w:val="0"/>
+      <w:sz w:val="24"/>
+      <w:szCs w:val="24"/>
+    </w:rPr>
+  </w:style>
+  <w:style w:type="character" w:styleId="af1">
+    <w:name w:val="Strong"/>
+    <w:basedOn w:val="a0"/>
+    <w:uiPriority w:val="22"/>
+    <w:qFormat/>
+    <w:rsid w:val="0053651F"/>
+    <w:rPr>
+      <w:b/>
+      <w:bCs/>
+    </w:rPr>
+  </w:style>
+  <w:style w:type="paragraph" w:styleId="HTML">
+    <w:name w:val="HTML Preformatted"/>
+    <w:basedOn w:val="a"/>
+    <w:link w:val="HTML0"/>
+    <w:uiPriority w:val="99"/>
+    <w:semiHidden/>
+    <w:unhideWhenUsed/>
+    <w:rsid w:val="0053651F"/>
+    <w:pPr>
+      <w:widowControl/>
+      <w:tabs>
+        <w:tab w:val="left" w:pos="916"/>
+        <w:tab w:val="left" w:pos="1832"/>
+        <w:tab w:val="left" w:pos="2748"/>
+        <w:tab w:val="left" w:pos="3664"/>
+        <w:tab w:val="left" w:pos="4580"/>
+        <w:tab w:val="left" w:pos="5496"/>
+        <w:tab w:val="left" w:pos="6412"/>
+        <w:tab w:val="left" w:pos="7328"/>
+        <w:tab w:val="left" w:pos="8244"/>
+        <w:tab w:val="left" w:pos="9160"/>
+        <w:tab w:val="left" w:pos="10076"/>
+        <w:tab w:val="left" w:pos="10992"/>
+        <w:tab w:val="left" w:pos="11908"/>
+        <w:tab w:val="left" w:pos="12824"/>
+        <w:tab w:val="left" w:pos="13740"/>
+        <w:tab w:val="left" w:pos="14656"/>
+      </w:tabs>
+      <w:jc w:val="left"/>
+    </w:pPr>
+    <w:rPr>
+      <w:rFonts w:ascii="宋体" w:eastAsia="宋体" w:hAnsi="宋体" w:cs="宋体"/>
+      <w:kern w:val="0"/>
+      <w:sz w:val="24"/>
+      <w:szCs w:val="24"/>
+    </w:rPr>
+  </w:style>
+  <w:style w:type="character" w:customStyle="1" w:styleId="HTML0">
+    <w:name w:val="HTML 预设格式 字符"/>
+    <w:basedOn w:val="a0"/>
+    <w:link w:val="HTML"/>
+    <w:uiPriority w:val="99"/>
+    <w:semiHidden/>
+    <w:rsid w:val="0053651F"/>
+    <w:rPr>
+      <w:rFonts w:ascii="宋体" w:eastAsia="宋体" w:hAnsi="宋体" w:cs="宋体"/>
+      <w:kern w:val="0"/>
+      <w:sz w:val="24"/>
+      <w:szCs w:val="24"/>
+    </w:rPr>
+  </w:style>
+  <w:style w:type="character" w:styleId="HTML1">
+    <w:name w:val="HTML Code"/>
+    <w:basedOn w:val="a0"/>
+    <w:uiPriority w:val="99"/>
+    <w:semiHidden/>
+    <w:unhideWhenUsed/>
+    <w:rsid w:val="0053651F"/>
+    <w:rPr>
+      <w:rFonts w:ascii="宋体" w:eastAsia="宋体" w:hAnsi="宋体" w:cs="宋体"/>
+      <w:sz w:val="24"/>
+      <w:szCs w:val="24"/>
+    </w:rPr>
+  </w:style>
+  <w:style w:type="character" w:styleId="af2">
+    <w:name w:val="FollowedHyperlink"/>
+    <w:basedOn w:val="a0"/>
+    <w:uiPriority w:val="99"/>
+    <w:semiHidden/>
+    <w:unhideWhenUsed/>
+    <w:rsid w:val="000A7CA3"/>
+    <w:rPr>
+      <w:color w:val="954F72" w:themeColor="followedHyperlink"/>
+      <w:u w:val="single"/>
+    </w:rPr>
+  </w:style>
+  <w:style w:type="paragraph" w:styleId="af3">
+    <w:name w:val="header"/>
+    <w:basedOn w:val="a"/>
+    <w:link w:val="af4"/>
+    <w:uiPriority w:val="99"/>
+    <w:unhideWhenUsed/>
+    <w:rsid w:val="00777AA9"/>
+    <w:pPr>
+      <w:tabs>
+        <w:tab w:val="center" w:pos="4153"/>
+        <w:tab w:val="right" w:pos="8306"/>
+      </w:tabs>
+      <w:snapToGrid w:val="0"/>
+      <w:jc w:val="center"/>
+    </w:pPr>
+    <w:rPr>
+      <w:sz w:val="18"/>
+      <w:szCs w:val="18"/>
+    </w:rPr>
+  </w:style>
+  <w:style w:type="character" w:customStyle="1" w:styleId="af4">
+    <w:name w:val="页眉 字符"/>
+    <w:basedOn w:val="a0"/>
+    <w:link w:val="af3"/>
+    <w:uiPriority w:val="99"/>
+    <w:rsid w:val="00777AA9"/>
+    <w:rPr>
+      <w:sz w:val="18"/>
+      <w:szCs w:val="18"/>
+    </w:rPr>
+  </w:style>
+  <w:style w:type="paragraph" w:styleId="af5">
+    <w:name w:val="footer"/>
+    <w:basedOn w:val="a"/>
+    <w:link w:val="af6"/>
+    <w:uiPriority w:val="99"/>
+    <w:unhideWhenUsed/>
+    <w:rsid w:val="00777AA9"/>
+    <w:pPr>
+      <w:tabs>
+        <w:tab w:val="center" w:pos="4153"/>
+        <w:tab w:val="right" w:pos="8306"/>
+      </w:tabs>
+      <w:snapToGrid w:val="0"/>
+      <w:jc w:val="left"/>
+    </w:pPr>
+    <w:rPr>
+      <w:sz w:val="18"/>
+      <w:szCs w:val="18"/>
+    </w:rPr>
+  </w:style>
+  <w:style w:type="character" w:customStyle="1" w:styleId="af6">
+    <w:name w:val="页脚 字符"/>
+    <w:basedOn w:val="a0"/>
+    <w:link w:val="af5"/>
+    <w:uiPriority w:val="99"/>
+    <w:rsid w:val="00777AA9"/>
+    <w:rPr>
+      <w:sz w:val="18"/>
+      <w:szCs w:val="18"/>
     </w:rPr>
   </w:style>
 </w:styles>

--- a/待办/时间树洞APP_进度.docx
+++ b/待办/时间树洞APP_进度.docx
@@ -8,15 +8,459 @@
           <w:rFonts w:hint="eastAsia"/>
           <w:b/>
           <w:bCs/>
-        </w:rPr>
-      </w:pPr>
-      <w:r>
-        <w:rPr>
-          <w:b/>
-          <w:bCs/>
           <w:highlight w:val="yellow"/>
         </w:rPr>
-        <w:t>阶段 3：App Store Connect 创建 App</w:t>
+      </w:pPr>
+      <w:r>
+        <w:rPr>
+          <w:rFonts w:hint="eastAsia"/>
+          <w:b/>
+          <w:bCs/>
+          <w:highlight w:val="yellow"/>
+        </w:rPr>
+        <w:t>待修改：</w:t>
+      </w:r>
+    </w:p>
+    <w:p>
+      <w:pPr>
+        <w:rPr>
+          <w:rFonts w:hint="eastAsia"/>
+          <w:b/>
+          <w:bCs/>
+        </w:rPr>
+      </w:pPr>
+    </w:p>
+    <w:p>
+      <w:pPr>
+        <w:rPr>
+          <w:rFonts w:hint="eastAsia"/>
+          <w:b/>
+          <w:bCs/>
+        </w:rPr>
+      </w:pPr>
+    </w:p>
+    <w:p>
+      <w:pPr>
+        <w:rPr>
+          <w:rFonts w:hint="eastAsia"/>
+          <w:b/>
+          <w:bCs/>
+        </w:rPr>
+      </w:pPr>
+    </w:p>
+    <w:p>
+      <w:pPr>
+        <w:rPr>
+          <w:rFonts w:hint="eastAsia"/>
+          <w:b/>
+          <w:bCs/>
+        </w:rPr>
+      </w:pPr>
+    </w:p>
+    <w:p>
+      <w:pPr>
+        <w:rPr>
+          <w:rFonts w:hint="eastAsia"/>
+          <w:b/>
+          <w:bCs/>
+        </w:rPr>
+      </w:pPr>
+    </w:p>
+    <w:p>
+      <w:pPr>
+        <w:rPr>
+          <w:rFonts w:hint="eastAsia"/>
+          <w:b/>
+          <w:bCs/>
+          <w:highlight w:val="yellow"/>
+        </w:rPr>
+      </w:pPr>
+      <w:r>
+        <w:rPr>
+          <w:b/>
+          <w:bCs/>
+          <w:highlight w:val="yellow"/>
+        </w:rPr>
+        <w:t xml:space="preserve">根治方案：开启 </w:t>
+      </w:r>
+      <w:proofErr w:type="spellStart"/>
+      <w:r>
+        <w:rPr>
+          <w:b/>
+          <w:bCs/>
+          <w:highlight w:val="yellow"/>
+        </w:rPr>
+        <w:t>Codemagic</w:t>
+      </w:r>
+      <w:proofErr w:type="spellEnd"/>
+      <w:r>
+        <w:rPr>
+          <w:b/>
+          <w:bCs/>
+          <w:highlight w:val="yellow"/>
+        </w:rPr>
+        <w:t xml:space="preserve"> 自动代码签名（强烈建议）</w:t>
+      </w:r>
+    </w:p>
+    <w:p>
+      <w:pPr>
+        <w:rPr>
+          <w:rFonts w:hint="eastAsia"/>
+          <w:b/>
+          <w:bCs/>
+        </w:rPr>
+      </w:pPr>
+      <w:r>
+        <w:rPr>
+          <w:b/>
+          <w:bCs/>
+        </w:rPr>
+        <w:t xml:space="preserve">现在每次构建都在烧证书配额，这只是把问题往后推。彻底解法是在 </w:t>
+      </w:r>
+      <w:proofErr w:type="spellStart"/>
+      <w:r>
+        <w:rPr>
+          <w:b/>
+          <w:bCs/>
+        </w:rPr>
+        <w:t>Codemagic</w:t>
+      </w:r>
+      <w:proofErr w:type="spellEnd"/>
+      <w:r>
+        <w:rPr>
+          <w:b/>
+          <w:bCs/>
+        </w:rPr>
+        <w:t xml:space="preserve"> 里开启自动代码签名，它会把证书持久化到自己的保险库、每次构建复用，不再反复新建：</w:t>
+      </w:r>
+    </w:p>
+    <w:p>
+      <w:pPr>
+        <w:numPr>
+          <w:ilvl w:val="0"/>
+          <w:numId w:val="13"/>
+        </w:numPr>
+        <w:rPr>
+          <w:rFonts w:hint="eastAsia"/>
+          <w:b/>
+          <w:bCs/>
+        </w:rPr>
+      </w:pPr>
+      <w:proofErr w:type="spellStart"/>
+      <w:r>
+        <w:rPr>
+          <w:b/>
+          <w:bCs/>
+        </w:rPr>
+        <w:t>Codemagic</w:t>
+      </w:r>
+      <w:proofErr w:type="spellEnd"/>
+      <w:r>
+        <w:rPr>
+          <w:b/>
+          <w:bCs/>
+        </w:rPr>
+        <w:t xml:space="preserve"> 后台：App Settings → iOS code signing → 方式选 Automatic，Provisioning profile type 选 App Store；并在 Developer Portal / App Store Connect 里连上 API Key（.p8 / Key ID ZB2GGP327Z / Issuer ef01c9a7-cb35-4534-a057-5e778fb83ffe）。</w:t>
+      </w:r>
+    </w:p>
+    <w:p>
+      <w:pPr>
+        <w:numPr>
+          <w:ilvl w:val="0"/>
+          <w:numId w:val="13"/>
+        </w:numPr>
+        <w:rPr>
+          <w:rFonts w:hint="eastAsia"/>
+          <w:b/>
+          <w:bCs/>
+        </w:rPr>
+      </w:pPr>
+      <w:r>
+        <w:rPr>
+          <w:b/>
+          <w:bCs/>
+        </w:rPr>
+        <w:t>开启后，把 </w:t>
+      </w:r>
+      <w:proofErr w:type="spellStart"/>
+      <w:r>
+        <w:rPr>
+          <w:b/>
+          <w:bCs/>
+        </w:rPr>
+        <w:t>fastlane</w:t>
+      </w:r>
+      <w:proofErr w:type="spellEnd"/>
+      <w:r>
+        <w:rPr>
+          <w:b/>
+          <w:bCs/>
+        </w:rPr>
+        <w:t>/</w:t>
+      </w:r>
+      <w:proofErr w:type="spellStart"/>
+      <w:r>
+        <w:rPr>
+          <w:b/>
+          <w:bCs/>
+        </w:rPr>
+        <w:t>Fastfile</w:t>
+      </w:r>
+      <w:proofErr w:type="spellEnd"/>
+      <w:r>
+        <w:rPr>
+          <w:b/>
+          <w:bCs/>
+        </w:rPr>
+        <w:t xml:space="preserve"> 里的 cert 和 sigh 两步删掉（会和 </w:t>
+      </w:r>
+      <w:proofErr w:type="spellStart"/>
+      <w:r>
+        <w:rPr>
+          <w:b/>
+          <w:bCs/>
+        </w:rPr>
+        <w:t>Codemagic</w:t>
+      </w:r>
+      <w:proofErr w:type="spellEnd"/>
+      <w:r>
+        <w:rPr>
+          <w:b/>
+          <w:bCs/>
+        </w:rPr>
+        <w:t xml:space="preserve"> 托管签名冲突），只留 gym + </w:t>
+      </w:r>
+      <w:proofErr w:type="spellStart"/>
+      <w:r>
+        <w:rPr>
+          <w:b/>
+          <w:bCs/>
+        </w:rPr>
+        <w:t>upload_to_testflight</w:t>
+      </w:r>
+      <w:proofErr w:type="spellEnd"/>
+      <w:r>
+        <w:rPr>
+          <w:b/>
+          <w:bCs/>
+        </w:rPr>
+        <w:t>；</w:t>
+      </w:r>
+      <w:proofErr w:type="spellStart"/>
+      <w:r>
+        <w:rPr>
+          <w:b/>
+          <w:bCs/>
+        </w:rPr>
+        <w:t>project.yml</w:t>
+      </w:r>
+      <w:proofErr w:type="spellEnd"/>
+      <w:r>
+        <w:rPr>
+          <w:b/>
+          <w:bCs/>
+        </w:rPr>
+        <w:t> 的 Release 改回 CODE_SIGN_STYLE: Automatic（去掉写死的 specifier）。</w:t>
+      </w:r>
+    </w:p>
+    <w:p>
+      <w:pPr>
+        <w:rPr>
+          <w:rFonts w:hint="eastAsia"/>
+          <w:b/>
+          <w:bCs/>
+        </w:rPr>
+      </w:pPr>
+    </w:p>
+    <w:p>
+      <w:pPr>
+        <w:rPr>
+          <w:rFonts w:hint="eastAsia"/>
+          <w:b/>
+          <w:bCs/>
+        </w:rPr>
+      </w:pPr>
+      <w:r>
+        <w:rPr>
+          <w:b/>
+          <w:bCs/>
+          <w:highlight w:val="yellow"/>
+        </w:rPr>
+        <w:t>顺带两个警告（不阻断，但建议后续修）</w:t>
+      </w:r>
+    </w:p>
+    <w:p>
+      <w:pPr>
+        <w:numPr>
+          <w:ilvl w:val="0"/>
+          <w:numId w:val="14"/>
+        </w:numPr>
+        <w:rPr>
+          <w:rFonts w:hint="eastAsia"/>
+          <w:b/>
+          <w:bCs/>
+        </w:rPr>
+      </w:pPr>
+      <w:r>
+        <w:rPr>
+          <w:b/>
+          <w:bCs/>
+        </w:rPr>
+        <w:t>APIClient.swift:262：</w:t>
+      </w:r>
+      <w:proofErr w:type="spellStart"/>
+      <w:r>
+        <w:rPr>
+          <w:b/>
+          <w:bCs/>
+        </w:rPr>
+        <w:t>NetworkManager.shared</w:t>
+      </w:r>
+      <w:proofErr w:type="spellEnd"/>
+      <w:r>
+        <w:rPr>
+          <w:b/>
+          <w:bCs/>
+        </w:rPr>
+        <w:t> 是 @MainActor 隔离的静态属性，被非隔离上下文引用（Swift 6 语言模式下会报错，当前 5.9 只是警告）。</w:t>
+      </w:r>
+    </w:p>
+    <w:p>
+      <w:pPr>
+        <w:numPr>
+          <w:ilvl w:val="0"/>
+          <w:numId w:val="14"/>
+        </w:numPr>
+        <w:rPr>
+          <w:rFonts w:hint="eastAsia"/>
+          <w:b/>
+          <w:bCs/>
+        </w:rPr>
+      </w:pPr>
+      <w:r>
+        <w:rPr>
+          <w:b/>
+          <w:bCs/>
+        </w:rPr>
+        <w:t>AppStore.swift:454：let body 声明了没用到。</w:t>
+      </w:r>
+    </w:p>
+    <w:p>
+      <w:pPr>
+        <w:rPr>
+          <w:rFonts w:hint="eastAsia"/>
+          <w:b/>
+          <w:bCs/>
+        </w:rPr>
+      </w:pPr>
+      <w:r>
+        <w:rPr>
+          <w:b/>
+          <w:bCs/>
+        </w:rPr>
+        <w:t>这两个不影响这次出包，跑通后如果想顺手清掉可以告诉我。</w:t>
+      </w:r>
+    </w:p>
+    <w:p>
+      <w:pPr>
+        <w:rPr>
+          <w:rFonts w:hint="eastAsia"/>
+          <w:b/>
+          <w:bCs/>
+        </w:rPr>
+      </w:pPr>
+    </w:p>
+    <w:p>
+      <w:pPr>
+        <w:rPr>
+          <w:rFonts w:hint="eastAsia"/>
+          <w:b/>
+          <w:bCs/>
+          <w:highlight w:val="yellow"/>
+        </w:rPr>
+      </w:pPr>
+    </w:p>
+    <w:p>
+      <w:pPr>
+        <w:rPr>
+          <w:rFonts w:hint="eastAsia"/>
+          <w:b/>
+          <w:bCs/>
+          <w:highlight w:val="yellow"/>
+        </w:rPr>
+      </w:pPr>
+    </w:p>
+    <w:p>
+      <w:pPr>
+        <w:rPr>
+          <w:rFonts w:hint="eastAsia"/>
+          <w:b/>
+          <w:bCs/>
+          <w:highlight w:val="yellow"/>
+        </w:rPr>
+      </w:pPr>
+      <w:r>
+        <w:rPr>
+          <w:b/>
+          <w:bCs/>
+          <w:highlight w:val="yellow"/>
+        </w:rPr>
+        <w:t> </w:t>
+      </w:r>
+      <w:proofErr w:type="spellStart"/>
+      <w:r>
+        <w:rPr>
+          <w:b/>
+          <w:bCs/>
+          <w:highlight w:val="yellow"/>
+        </w:rPr>
+        <w:t>AppIcon.appiconset</w:t>
+      </w:r>
+      <w:proofErr w:type="spellEnd"/>
+      <w:r>
+        <w:rPr>
+          <w:b/>
+          <w:bCs/>
+          <w:highlight w:val="yellow"/>
+        </w:rPr>
+        <w:t> 目前只有 1 张 1024 图，编译够用，正式上架 App Store Connect 时建议补齐各尺寸图标</w:t>
+      </w:r>
+    </w:p>
+    <w:p>
+      <w:pPr>
+        <w:rPr>
+          <w:rFonts w:hint="eastAsia"/>
+          <w:b/>
+          <w:bCs/>
+          <w:highlight w:val="yellow"/>
+        </w:rPr>
+      </w:pPr>
+    </w:p>
+    <w:p>
+      <w:pPr>
+        <w:rPr>
+          <w:rFonts w:hint="eastAsia"/>
+          <w:b/>
+          <w:bCs/>
+          <w:highlight w:val="yellow"/>
+        </w:rPr>
+      </w:pPr>
+    </w:p>
+    <w:p>
+      <w:pPr>
+        <w:rPr>
+          <w:rFonts w:hint="eastAsia"/>
+          <w:b/>
+          <w:bCs/>
+        </w:rPr>
+      </w:pPr>
+      <w:r>
+        <w:rPr>
+          <w:b/>
+          <w:bCs/>
+          <w:highlight w:val="yellow"/>
+        </w:rPr>
+        <w:t>App Store Connect 创建 App</w:t>
       </w:r>
     </w:p>
     <w:p>
@@ -60,23 +504,7 @@
           <w:b/>
           <w:bCs/>
         </w:rPr>
-        <w:t>进入你的 App → 内</w:t>
-      </w:r>
-      <w:proofErr w:type="gramStart"/>
-      <w:r>
-        <w:rPr>
-          <w:b/>
-          <w:bCs/>
-        </w:rPr>
-        <w:t>购项目</w:t>
-      </w:r>
-      <w:proofErr w:type="gramEnd"/>
-      <w:r>
-        <w:rPr>
-          <w:b/>
-          <w:bCs/>
-        </w:rPr>
-        <w:t xml:space="preserve"> → 管理</w:t>
+        <w:t>进入你的 App → 内购项目 → 管理</w:t>
       </w:r>
     </w:p>
     <w:p>
@@ -96,23 +524,7 @@
           <w:b/>
           <w:bCs/>
         </w:rPr>
-        <w:t xml:space="preserve">点击「+」创建 3 </w:t>
-      </w:r>
-      <w:proofErr w:type="gramStart"/>
-      <w:r>
-        <w:rPr>
-          <w:b/>
-          <w:bCs/>
-        </w:rPr>
-        <w:t>个</w:t>
-      </w:r>
-      <w:proofErr w:type="gramEnd"/>
-      <w:r>
-        <w:rPr>
-          <w:b/>
-          <w:bCs/>
-        </w:rPr>
-        <w:t>消耗型产品</w:t>
+        <w:t>点击「+」创建 3 个消耗型产品</w:t>
       </w:r>
       <w:r>
         <w:t>：</w:t>
@@ -477,11 +889,9 @@
                 <w:rFonts w:hint="eastAsia"/>
               </w:rPr>
             </w:pPr>
-            <w:proofErr w:type="gramStart"/>
             <w:r>
               <w:t>一袋灵叶</w:t>
             </w:r>
-            <w:proofErr w:type="gramEnd"/>
           </w:p>
         </w:tc>
         <w:tc>
@@ -509,11 +919,9 @@
                 <w:rFonts w:hint="eastAsia"/>
               </w:rPr>
             </w:pPr>
-            <w:proofErr w:type="gramStart"/>
             <w:r>
               <w:t>一捧灵叶</w:t>
             </w:r>
-            <w:proofErr w:type="gramEnd"/>
           </w:p>
         </w:tc>
         <w:tc>
@@ -541,11 +949,9 @@
                 <w:rFonts w:hint="eastAsia"/>
               </w:rPr>
             </w:pPr>
-            <w:proofErr w:type="gramStart"/>
             <w:r>
               <w:t>一篮灵叶</w:t>
             </w:r>
-            <w:proofErr w:type="gramEnd"/>
           </w:p>
         </w:tc>
       </w:tr>
@@ -610,20 +1016,10 @@
               </w:rPr>
             </w:pPr>
             <w:proofErr w:type="spellStart"/>
-            <w:proofErr w:type="gramStart"/>
             <w:r>
-              <w:t>com.timetreehole</w:t>
-            </w:r>
-            <w:proofErr w:type="gramEnd"/>
-            <w:r>
-              <w:t>.</w:t>
-            </w:r>
-            <w:proofErr w:type="gramStart"/>
-            <w:r>
-              <w:t>credits.small</w:t>
+              <w:t>com.timetreehole.credits.small</w:t>
             </w:r>
             <w:proofErr w:type="spellEnd"/>
-            <w:proofErr w:type="gramEnd"/>
           </w:p>
         </w:tc>
         <w:tc>
@@ -652,20 +1048,10 @@
               </w:rPr>
             </w:pPr>
             <w:proofErr w:type="spellStart"/>
-            <w:proofErr w:type="gramStart"/>
             <w:r>
-              <w:t>com.timetreehole</w:t>
-            </w:r>
-            <w:proofErr w:type="gramEnd"/>
-            <w:r>
-              <w:t>.</w:t>
-            </w:r>
-            <w:proofErr w:type="gramStart"/>
-            <w:r>
-              <w:t>credits.medium</w:t>
+              <w:t>com.timetreehole.credits.medium</w:t>
             </w:r>
             <w:proofErr w:type="spellEnd"/>
-            <w:proofErr w:type="gramEnd"/>
           </w:p>
         </w:tc>
         <w:tc>
@@ -694,20 +1080,10 @@
               </w:rPr>
             </w:pPr>
             <w:proofErr w:type="spellStart"/>
-            <w:proofErr w:type="gramStart"/>
             <w:r>
-              <w:t>com.timetreehole</w:t>
-            </w:r>
-            <w:proofErr w:type="gramEnd"/>
-            <w:r>
-              <w:t>.</w:t>
-            </w:r>
-            <w:proofErr w:type="gramStart"/>
-            <w:r>
-              <w:t>credits.large</w:t>
+              <w:t>com.timetreehole.credits.large</w:t>
             </w:r>
             <w:proofErr w:type="spellEnd"/>
-            <w:proofErr w:type="gramEnd"/>
           </w:p>
         </w:tc>
       </w:tr>
@@ -742,6 +1118,7 @@
               </w:rPr>
             </w:pPr>
             <w:r>
+              <w:lastRenderedPageBreak/>
               <w:t>价格</w:t>
             </w:r>
           </w:p>
@@ -898,15 +1275,7 @@
               </w:rPr>
             </w:pPr>
             <w:r>
-              <w:t xml:space="preserve">50 </w:t>
-            </w:r>
-            <w:proofErr w:type="gramStart"/>
-            <w:r>
-              <w:t>颗灵叶</w:t>
-            </w:r>
-            <w:proofErr w:type="gramEnd"/>
-            <w:r>
-              <w:t>，多录几颗种子</w:t>
+              <w:t>50 颗灵叶，多录几颗种子</w:t>
             </w:r>
           </w:p>
         </w:tc>
@@ -936,15 +1305,7 @@
               </w:rPr>
             </w:pPr>
             <w:r>
-              <w:t xml:space="preserve">120 </w:t>
-            </w:r>
-            <w:proofErr w:type="gramStart"/>
-            <w:r>
-              <w:t>颗灵叶</w:t>
-            </w:r>
-            <w:proofErr w:type="gramEnd"/>
-            <w:r>
-              <w:t>，超值套餐</w:t>
+              <w:t>120 颗灵叶，超值套餐</w:t>
             </w:r>
           </w:p>
         </w:tc>
@@ -974,15 +1335,7 @@
               </w:rPr>
             </w:pPr>
             <w:r>
-              <w:t xml:space="preserve">300 </w:t>
-            </w:r>
-            <w:proofErr w:type="gramStart"/>
-            <w:r>
-              <w:t>颗灵叶，畅享</w:t>
-            </w:r>
-            <w:proofErr w:type="gramEnd"/>
-            <w:r>
-              <w:t>树洞</w:t>
+              <w:t>300 颗灵叶，畅享树洞</w:t>
             </w:r>
           </w:p>
         </w:tc>
@@ -1010,23 +1363,7 @@
           <w:b/>
           <w:bCs/>
         </w:rPr>
-        <w:t>：</w:t>
-      </w:r>
-      <w:proofErr w:type="gramStart"/>
-      <w:r>
-        <w:rPr>
-          <w:b/>
-          <w:bCs/>
-        </w:rPr>
-        <w:t>截一张灵叶商店</w:t>
-      </w:r>
-      <w:proofErr w:type="gramEnd"/>
-      <w:r>
-        <w:rPr>
-          <w:b/>
-          <w:bCs/>
-        </w:rPr>
-        <w:t>页面的截图即可（审核用）</w:t>
+        <w:t>：截一张灵叶商店页面的截图即可（审核用）</w:t>
       </w:r>
     </w:p>
     <w:p>
@@ -1082,15 +1419,7 @@
         </w:rPr>
       </w:pPr>
       <w:r>
-        <w:t xml:space="preserve">你的代码中已经写好了这 3 </w:t>
-      </w:r>
-      <w:proofErr w:type="gramStart"/>
-      <w:r>
-        <w:t>个</w:t>
-      </w:r>
-      <w:proofErr w:type="gramEnd"/>
-      <w:r>
-        <w:t xml:space="preserve"> ID，App Store Connect 里填的必须一字不差：</w:t>
+        <w:t>你的代码中已经写好了这 3 个 ID，App Store Connect 里填的必须一字不差：</w:t>
       </w:r>
     </w:p>
     <w:p>
@@ -1108,15 +1437,7 @@
       </w:r>
       <w:proofErr w:type="spellEnd"/>
       <w:r>
-        <w:t xml:space="preserve">    → 50 </w:t>
-      </w:r>
-      <w:proofErr w:type="gramStart"/>
-      <w:r>
-        <w:t>灵叶</w:t>
-      </w:r>
-      <w:proofErr w:type="gramEnd"/>
-      <w:r>
-        <w:t xml:space="preserve"> / ¥6</w:t>
+        <w:t xml:space="preserve">    → 50 灵叶 / ¥6</w:t>
       </w:r>
     </w:p>
     <w:p>
@@ -1134,15 +1455,7 @@
       </w:r>
       <w:proofErr w:type="spellEnd"/>
       <w:r>
-        <w:t xml:space="preserve">   → 120 </w:t>
-      </w:r>
-      <w:proofErr w:type="gramStart"/>
-      <w:r>
-        <w:t>灵叶</w:t>
-      </w:r>
-      <w:proofErr w:type="gramEnd"/>
-      <w:r>
-        <w:t xml:space="preserve"> / ¥12</w:t>
+        <w:t xml:space="preserve">   → 120 灵叶 / ¥12</w:t>
       </w:r>
     </w:p>
     <w:p>
@@ -1160,15 +1473,7 @@
       </w:r>
       <w:proofErr w:type="spellEnd"/>
       <w:r>
-        <w:t xml:space="preserve">    → 300 </w:t>
-      </w:r>
-      <w:proofErr w:type="gramStart"/>
-      <w:r>
-        <w:t>灵叶</w:t>
-      </w:r>
-      <w:proofErr w:type="gramEnd"/>
-      <w:r>
-        <w:t xml:space="preserve"> / ¥25</w:t>
+        <w:t xml:space="preserve">    → 300 灵叶 / ¥25</w:t>
       </w:r>
     </w:p>
     <w:p>
@@ -1219,23 +1524,7 @@
         <w:t>一起提交</w:t>
       </w:r>
       <w:r>
-        <w:t>。在 App 版本页面的「内购项目」</w:t>
-      </w:r>
-      <w:proofErr w:type="gramStart"/>
-      <w:r>
-        <w:t>区域勾选这</w:t>
-      </w:r>
-      <w:proofErr w:type="gramEnd"/>
-      <w:r>
-        <w:t xml:space="preserve"> 3 </w:t>
-      </w:r>
-      <w:proofErr w:type="gramStart"/>
-      <w:r>
-        <w:t>个</w:t>
-      </w:r>
-      <w:proofErr w:type="gramEnd"/>
-      <w:r>
-        <w:t>商品。</w:t>
+        <w:t>。在 App 版本页面的「内购项目」区域勾选这 3 个商品。</w:t>
       </w:r>
     </w:p>
     <w:p>
@@ -1258,23 +1547,7 @@
         <w:t>审核会一起审</w:t>
       </w:r>
       <w:r>
-        <w:t>：苹果审核员会实际走一遍购买流程（</w:t>
-      </w:r>
-      <w:proofErr w:type="gramStart"/>
-      <w:r>
-        <w:t>沙盒环境</w:t>
-      </w:r>
-      <w:proofErr w:type="gramEnd"/>
-      <w:r>
-        <w:t>），</w:t>
-      </w:r>
-      <w:proofErr w:type="gramStart"/>
-      <w:r>
-        <w:t>确认灵叶到账</w:t>
-      </w:r>
-      <w:proofErr w:type="gramEnd"/>
-      <w:r>
-        <w:t>。所以你的后端 IAP 验证接口（/</w:t>
+        <w:t>：苹果审核员会实际走一遍购买流程（沙盒环境），确认灵叶到账。所以你的后端 IAP 验证接口（/</w:t>
       </w:r>
       <w:proofErr w:type="spellStart"/>
       <w:r>
@@ -1333,23 +1606,7 @@
           <w:b/>
           <w:bCs/>
         </w:rPr>
-        <w:t xml:space="preserve">银行信息不填 = IAP </w:t>
-      </w:r>
-      <w:proofErr w:type="gramStart"/>
-      <w:r>
-        <w:rPr>
-          <w:b/>
-          <w:bCs/>
-        </w:rPr>
-        <w:t>不</w:t>
-      </w:r>
-      <w:proofErr w:type="gramEnd"/>
-      <w:r>
-        <w:rPr>
-          <w:b/>
-          <w:bCs/>
-        </w:rPr>
-        <w:t>可用</w:t>
+        <w:t>银行信息不填 = IAP 不可用</w:t>
       </w:r>
       <w:r>
         <w:t>：即使代码和产品都配好了，如果「付费 App 协议」没签（没填银行账号），IAP 在审核时会被拒绝。这个最容易遗漏。</w:t>
@@ -1383,120 +1640,95 @@
       </w:pPr>
       <w:r>
         <w:rPr>
-          <w:highlight w:val="yellow"/>
-        </w:rPr>
-        <w:t xml:space="preserve">后续每次需要部署参考时，直接看 DEPLOYMENT.md 或运行 bash deploy.sh </w:t>
+          <w:rFonts w:hint="eastAsia"/>
+        </w:rPr>
+        <w:br w:type="page"/>
+      </w:r>
+      <w:bookmarkStart w:id="0" w:name="OLE_LINK1"/>
+      <w:r>
+        <w:lastRenderedPageBreak/>
+        <w:fldChar w:fldCharType="begin"/>
+      </w:r>
+      <w:r>
+        <w:instrText>HYPERLINK "https://github.com/new"</w:instrText>
+      </w:r>
+      <w:r>
+        <w:fldChar w:fldCharType="separate"/>
+      </w:r>
+      <w:r>
+        <w:rPr>
+          <w:rStyle w:val="ae"/>
+        </w:rPr>
+        <w:t>https://github.com/new</w:t>
+      </w:r>
+      <w:r>
+        <w:fldChar w:fldCharType="end"/>
+      </w:r>
+      <w:r>
+        <w:t> </w:t>
+      </w:r>
+      <w:bookmarkEnd w:id="0"/>
+    </w:p>
+    <w:p>
+      <w:pPr>
+        <w:rPr>
+          <w:rFonts w:hint="eastAsia"/>
+        </w:rPr>
+      </w:pPr>
+      <w:r>
+        <w:rPr>
+          <w:rFonts w:hint="eastAsia"/>
+        </w:rPr>
+        <w:t>344833026@qq</w:t>
+      </w:r>
+      <w:r>
+        <w:rPr>
+          <w:rFonts w:hint="eastAsia"/>
+        </w:rPr>
+        <w:t>.com</w:t>
+      </w:r>
+    </w:p>
+    <w:p>
+      <w:pPr>
+        <w:rPr>
+          <w:rFonts w:hint="eastAsia"/>
+        </w:rPr>
+      </w:pPr>
+      <w:r>
+        <w:rPr>
+          <w:rFonts w:hint="eastAsia"/>
+        </w:rPr>
+        <w:t>*密码，</w:t>
       </w:r>
       <w:proofErr w:type="spellStart"/>
       <w:r>
         <w:rPr>
-          <w:highlight w:val="yellow"/>
-        </w:rPr>
-        <w:t>codemagic</w:t>
+          <w:rFonts w:hint="eastAsia"/>
+        </w:rPr>
+        <w:t>qyh-carol</w:t>
+      </w:r>
+      <w:r>
+        <w:rPr>
+          <w:rFonts w:hint="eastAsia"/>
+        </w:rPr>
+        <w:t>qin</w:t>
       </w:r>
       <w:proofErr w:type="spellEnd"/>
-      <w:r>
-        <w:rPr>
-          <w:highlight w:val="yellow"/>
-        </w:rPr>
-        <w:t> / bash deploy.sh cloud 即可。</w:t>
-      </w:r>
-    </w:p>
-    <w:p>
-      <w:pPr>
-        <w:widowControl/>
-        <w:jc w:val="left"/>
-        <w:rPr>
-          <w:rFonts w:hint="eastAsia"/>
-        </w:rPr>
-      </w:pPr>
-    </w:p>
-    <w:p>
-      <w:pPr>
-        <w:widowControl/>
-        <w:jc w:val="left"/>
-        <w:rPr>
-          <w:rFonts w:hint="eastAsia"/>
-        </w:rPr>
-      </w:pPr>
-      <w:r>
-        <w:rPr>
-          <w:rFonts w:hint="eastAsia"/>
-        </w:rPr>
-        <w:br w:type="page"/>
-      </w:r>
+    </w:p>
+    <w:p>
+      <w:pPr>
+        <w:rPr>
+          <w:rFonts w:hint="eastAsia"/>
+        </w:rPr>
+      </w:pPr>
+    </w:p>
+    <w:p>
+      <w:pPr>
+        <w:rPr>
+          <w:rFonts w:hint="eastAsia"/>
+        </w:rPr>
+      </w:pPr>
       <w:hyperlink r:id="rId7" w:history="1">
-        <w:r>
-          <w:rPr>
-            <w:rStyle w:val="ae"/>
-          </w:rPr>
-          <w:t>https://github.com/new</w:t>
-        </w:r>
-      </w:hyperlink>
-      <w:r>
-        <w:t> </w:t>
-      </w:r>
-    </w:p>
-    <w:p>
-      <w:pPr>
-        <w:rPr>
-          <w:rFonts w:hint="eastAsia"/>
-        </w:rPr>
-      </w:pPr>
-      <w:r>
-        <w:rPr>
-          <w:rFonts w:hint="eastAsia"/>
-        </w:rPr>
-        <w:t>344833026@qq</w:t>
-      </w:r>
-      <w:r>
-        <w:rPr>
-          <w:rFonts w:hint="eastAsia"/>
-        </w:rPr>
-        <w:t>.com</w:t>
-      </w:r>
-    </w:p>
-    <w:p>
-      <w:pPr>
-        <w:rPr>
-          <w:rFonts w:hint="eastAsia"/>
-        </w:rPr>
-      </w:pPr>
-      <w:r>
-        <w:rPr>
-          <w:rFonts w:hint="eastAsia"/>
-        </w:rPr>
-        <w:t>*密码，</w:t>
-      </w:r>
-      <w:proofErr w:type="spellStart"/>
-      <w:r>
-        <w:rPr>
-          <w:rFonts w:hint="eastAsia"/>
-        </w:rPr>
-        <w:t>qyh-carol</w:t>
-      </w:r>
-      <w:r>
-        <w:rPr>
-          <w:rFonts w:hint="eastAsia"/>
-        </w:rPr>
-        <w:t>qin</w:t>
-      </w:r>
-      <w:proofErr w:type="spellEnd"/>
-    </w:p>
-    <w:p>
-      <w:pPr>
-        <w:rPr>
-          <w:rFonts w:hint="eastAsia"/>
-        </w:rPr>
-      </w:pPr>
-    </w:p>
-    <w:p>
-      <w:pPr>
-        <w:rPr>
-          <w:rFonts w:hint="eastAsia"/>
-        </w:rPr>
-      </w:pPr>
-      <w:hyperlink r:id="rId8" w:history="1">
         <w:r>
           <w:rPr>
             <w:rStyle w:val="ae"/>
@@ -1514,7 +1746,12 @@
       </w:pPr>
     </w:p>
     <w:p>
-      <w:hyperlink r:id="rId9" w:history="1">
+      <w:pPr>
+        <w:rPr>
+          <w:rFonts w:hint="eastAsia"/>
+        </w:rPr>
+      </w:pPr>
+      <w:hyperlink r:id="rId8" w:history="1">
         <w:r>
           <w:rPr>
             <w:rStyle w:val="ae"/>
@@ -1523,8 +1760,19 @@
         </w:r>
       </w:hyperlink>
     </w:p>
-    <w:p/>
-    <w:p>
+    <w:p>
+      <w:pPr>
+        <w:rPr>
+          <w:rFonts w:hint="eastAsia"/>
+        </w:rPr>
+      </w:pPr>
+    </w:p>
+    <w:p>
+      <w:pPr>
+        <w:rPr>
+          <w:rFonts w:hint="eastAsia"/>
+        </w:rPr>
+      </w:pPr>
       <w:r>
         <w:rPr>
           <w:rFonts w:hint="eastAsia"/>
@@ -1533,6 +1781,11 @@
       </w:r>
     </w:p>
     <w:p>
+      <w:pPr>
+        <w:rPr>
+          <w:rFonts w:hint="eastAsia"/>
+        </w:rPr>
+      </w:pPr>
       <w:r>
         <w:rPr>
           <w:rFonts w:hint="eastAsia"/>
@@ -1543,8 +1796,19 @@
         <w:t>KANC5UYLGN</w:t>
       </w:r>
     </w:p>
-    <w:p/>
-    <w:p>
+    <w:p>
+      <w:pPr>
+        <w:rPr>
+          <w:rFonts w:hint="eastAsia"/>
+        </w:rPr>
+      </w:pPr>
+    </w:p>
+    <w:p>
+      <w:pPr>
+        <w:rPr>
+          <w:rFonts w:hint="eastAsia"/>
+        </w:rPr>
+      </w:pPr>
       <w:r>
         <w:rPr>
           <w:rFonts w:hint="eastAsia"/>
@@ -1553,6 +1817,11 @@
       </w:r>
     </w:p>
     <w:p>
+      <w:pPr>
+        <w:rPr>
+          <w:rFonts w:hint="eastAsia"/>
+        </w:rPr>
+      </w:pPr>
       <w:r>
         <w:rPr>
           <w:rFonts w:hint="eastAsia"/>
@@ -1567,6 +1836,11 @@
       </w:r>
     </w:p>
     <w:p>
+      <w:pPr>
+        <w:rPr>
+          <w:rFonts w:hint="eastAsia"/>
+        </w:rPr>
+      </w:pPr>
       <w:r>
         <w:rPr>
           <w:rFonts w:hint="eastAsia"/>
@@ -1580,9 +1854,23 @@
         <w:t>ZB2GGP327Z</w:t>
       </w:r>
     </w:p>
-    <w:p/>
-    <w:p>
-      <w:r>
+    <w:p>
+      <w:pPr>
+        <w:rPr>
+          <w:rFonts w:hint="eastAsia"/>
+        </w:rPr>
+      </w:pPr>
+    </w:p>
+    <w:p>
+      <w:pPr>
+        <w:rPr>
+          <w:rFonts w:hint="eastAsia"/>
+        </w:rPr>
+      </w:pPr>
+      <w:r>
+        <w:rPr>
+          <w:noProof/>
+        </w:rPr>
         <w:drawing>
           <wp:inline distT="0" distB="0" distL="0" distR="0" wp14:anchorId="57F31474" wp14:editId="34F58E89">
             <wp:extent cx="5274310" cy="2091690"/>
@@ -1599,7 +1887,7 @@
                     <pic:cNvPicPr/>
                   </pic:nvPicPr>
                   <pic:blipFill>
-                    <a:blip r:embed="rId10"/>
+                    <a:blip r:embed="rId9"/>
                     <a:stretch>
                       <a:fillRect/>
                     </a:stretch>
@@ -2646,6 +2934,155 @@
     </w:lvl>
   </w:abstractNum>
   <w:abstractNum w:abstractNumId="8" w15:restartNumberingAfterBreak="0">
+    <w:nsid w:val="5C72454C"/>
+    <w:multiLevelType w:val="multilevel"/>
+    <w:tmpl w:val="795EAB5A"/>
+    <w:lvl w:ilvl="0">
+      <w:start w:val="1"/>
+      <w:numFmt w:val="bullet"/>
+      <w:lvlText w:val=""/>
+      <w:lvlJc w:val="left"/>
+      <w:pPr>
+        <w:tabs>
+          <w:tab w:val="num" w:pos="720"/>
+        </w:tabs>
+        <w:ind w:left="720" w:hanging="360"/>
+      </w:pPr>
+      <w:rPr>
+        <w:rFonts w:ascii="Symbol" w:hAnsi="Symbol" w:hint="default"/>
+        <w:sz w:val="20"/>
+      </w:rPr>
+    </w:lvl>
+    <w:lvl w:ilvl="1" w:tentative="1">
+      <w:start w:val="1"/>
+      <w:numFmt w:val="bullet"/>
+      <w:lvlText w:val=""/>
+      <w:lvlJc w:val="left"/>
+      <w:pPr>
+        <w:tabs>
+          <w:tab w:val="num" w:pos="1440"/>
+        </w:tabs>
+        <w:ind w:left="1440" w:hanging="360"/>
+      </w:pPr>
+      <w:rPr>
+        <w:rFonts w:ascii="Symbol" w:hAnsi="Symbol" w:hint="default"/>
+        <w:sz w:val="20"/>
+      </w:rPr>
+    </w:lvl>
+    <w:lvl w:ilvl="2" w:tentative="1">
+      <w:start w:val="1"/>
+      <w:numFmt w:val="bullet"/>
+      <w:lvlText w:val=""/>
+      <w:lvlJc w:val="left"/>
+      <w:pPr>
+        <w:tabs>
+          <w:tab w:val="num" w:pos="2160"/>
+        </w:tabs>
+        <w:ind w:left="2160" w:hanging="360"/>
+      </w:pPr>
+      <w:rPr>
+        <w:rFonts w:ascii="Symbol" w:hAnsi="Symbol" w:hint="default"/>
+        <w:sz w:val="20"/>
+      </w:rPr>
+    </w:lvl>
+    <w:lvl w:ilvl="3" w:tentative="1">
+      <w:start w:val="1"/>
+      <w:numFmt w:val="bullet"/>
+      <w:lvlText w:val=""/>
+      <w:lvlJc w:val="left"/>
+      <w:pPr>
+        <w:tabs>
+          <w:tab w:val="num" w:pos="2880"/>
+        </w:tabs>
+        <w:ind w:left="2880" w:hanging="360"/>
+      </w:pPr>
+      <w:rPr>
+        <w:rFonts w:ascii="Symbol" w:hAnsi="Symbol" w:hint="default"/>
+        <w:sz w:val="20"/>
+      </w:rPr>
+    </w:lvl>
+    <w:lvl w:ilvl="4" w:tentative="1">
+      <w:start w:val="1"/>
+      <w:numFmt w:val="bullet"/>
+      <w:lvlText w:val=""/>
+      <w:lvlJc w:val="left"/>
+      <w:pPr>
+        <w:tabs>
+          <w:tab w:val="num" w:pos="3600"/>
+        </w:tabs>
+        <w:ind w:left="3600" w:hanging="360"/>
+      </w:pPr>
+      <w:rPr>
+        <w:rFonts w:ascii="Symbol" w:hAnsi="Symbol" w:hint="default"/>
+        <w:sz w:val="20"/>
+      </w:rPr>
+    </w:lvl>
+    <w:lvl w:ilvl="5" w:tentative="1">
+      <w:start w:val="1"/>
+      <w:numFmt w:val="bullet"/>
+      <w:lvlText w:val=""/>
+      <w:lvlJc w:val="left"/>
+      <w:pPr>
+        <w:tabs>
+          <w:tab w:val="num" w:pos="4320"/>
+        </w:tabs>
+        <w:ind w:left="4320" w:hanging="360"/>
+      </w:pPr>
+      <w:rPr>
+        <w:rFonts w:ascii="Symbol" w:hAnsi="Symbol" w:hint="default"/>
+        <w:sz w:val="20"/>
+      </w:rPr>
+    </w:lvl>
+    <w:lvl w:ilvl="6" w:tentative="1">
+      <w:start w:val="1"/>
+      <w:numFmt w:val="bullet"/>
+      <w:lvlText w:val=""/>
+      <w:lvlJc w:val="left"/>
+      <w:pPr>
+        <w:tabs>
+          <w:tab w:val="num" w:pos="5040"/>
+        </w:tabs>
+        <w:ind w:left="5040" w:hanging="360"/>
+      </w:pPr>
+      <w:rPr>
+        <w:rFonts w:ascii="Symbol" w:hAnsi="Symbol" w:hint="default"/>
+        <w:sz w:val="20"/>
+      </w:rPr>
+    </w:lvl>
+    <w:lvl w:ilvl="7" w:tentative="1">
+      <w:start w:val="1"/>
+      <w:numFmt w:val="bullet"/>
+      <w:lvlText w:val=""/>
+      <w:lvlJc w:val="left"/>
+      <w:pPr>
+        <w:tabs>
+          <w:tab w:val="num" w:pos="5760"/>
+        </w:tabs>
+        <w:ind w:left="5760" w:hanging="360"/>
+      </w:pPr>
+      <w:rPr>
+        <w:rFonts w:ascii="Symbol" w:hAnsi="Symbol" w:hint="default"/>
+        <w:sz w:val="20"/>
+      </w:rPr>
+    </w:lvl>
+    <w:lvl w:ilvl="8" w:tentative="1">
+      <w:start w:val="1"/>
+      <w:numFmt w:val="bullet"/>
+      <w:lvlText w:val=""/>
+      <w:lvlJc w:val="left"/>
+      <w:pPr>
+        <w:tabs>
+          <w:tab w:val="num" w:pos="6480"/>
+        </w:tabs>
+        <w:ind w:left="6480" w:hanging="360"/>
+      </w:pPr>
+      <w:rPr>
+        <w:rFonts w:ascii="Symbol" w:hAnsi="Symbol" w:hint="default"/>
+        <w:sz w:val="20"/>
+      </w:rPr>
+    </w:lvl>
+  </w:abstractNum>
+  <w:abstractNum w:abstractNumId="9" w15:restartNumberingAfterBreak="0">
     <w:nsid w:val="5EDF5AC0"/>
     <w:multiLevelType w:val="multilevel"/>
     <w:tmpl w:val="97D0B54C"/>
@@ -2758,7 +3195,156 @@
       </w:pPr>
     </w:lvl>
   </w:abstractNum>
-  <w:abstractNum w:abstractNumId="9" w15:restartNumberingAfterBreak="0">
+  <w:abstractNum w:abstractNumId="10" w15:restartNumberingAfterBreak="0">
+    <w:nsid w:val="65E55424"/>
+    <w:multiLevelType w:val="multilevel"/>
+    <w:tmpl w:val="3F26E6E4"/>
+    <w:lvl w:ilvl="0">
+      <w:start w:val="1"/>
+      <w:numFmt w:val="bullet"/>
+      <w:lvlText w:val=""/>
+      <w:lvlJc w:val="left"/>
+      <w:pPr>
+        <w:tabs>
+          <w:tab w:val="num" w:pos="720"/>
+        </w:tabs>
+        <w:ind w:left="720" w:hanging="360"/>
+      </w:pPr>
+      <w:rPr>
+        <w:rFonts w:ascii="Symbol" w:hAnsi="Symbol" w:hint="default"/>
+        <w:sz w:val="20"/>
+      </w:rPr>
+    </w:lvl>
+    <w:lvl w:ilvl="1" w:tentative="1">
+      <w:start w:val="1"/>
+      <w:numFmt w:val="bullet"/>
+      <w:lvlText w:val=""/>
+      <w:lvlJc w:val="left"/>
+      <w:pPr>
+        <w:tabs>
+          <w:tab w:val="num" w:pos="1440"/>
+        </w:tabs>
+        <w:ind w:left="1440" w:hanging="360"/>
+      </w:pPr>
+      <w:rPr>
+        <w:rFonts w:ascii="Symbol" w:hAnsi="Symbol" w:hint="default"/>
+        <w:sz w:val="20"/>
+      </w:rPr>
+    </w:lvl>
+    <w:lvl w:ilvl="2" w:tentative="1">
+      <w:start w:val="1"/>
+      <w:numFmt w:val="bullet"/>
+      <w:lvlText w:val=""/>
+      <w:lvlJc w:val="left"/>
+      <w:pPr>
+        <w:tabs>
+          <w:tab w:val="num" w:pos="2160"/>
+        </w:tabs>
+        <w:ind w:left="2160" w:hanging="360"/>
+      </w:pPr>
+      <w:rPr>
+        <w:rFonts w:ascii="Symbol" w:hAnsi="Symbol" w:hint="default"/>
+        <w:sz w:val="20"/>
+      </w:rPr>
+    </w:lvl>
+    <w:lvl w:ilvl="3" w:tentative="1">
+      <w:start w:val="1"/>
+      <w:numFmt w:val="bullet"/>
+      <w:lvlText w:val=""/>
+      <w:lvlJc w:val="left"/>
+      <w:pPr>
+        <w:tabs>
+          <w:tab w:val="num" w:pos="2880"/>
+        </w:tabs>
+        <w:ind w:left="2880" w:hanging="360"/>
+      </w:pPr>
+      <w:rPr>
+        <w:rFonts w:ascii="Symbol" w:hAnsi="Symbol" w:hint="default"/>
+        <w:sz w:val="20"/>
+      </w:rPr>
+    </w:lvl>
+    <w:lvl w:ilvl="4" w:tentative="1">
+      <w:start w:val="1"/>
+      <w:numFmt w:val="bullet"/>
+      <w:lvlText w:val=""/>
+      <w:lvlJc w:val="left"/>
+      <w:pPr>
+        <w:tabs>
+          <w:tab w:val="num" w:pos="3600"/>
+        </w:tabs>
+        <w:ind w:left="3600" w:hanging="360"/>
+      </w:pPr>
+      <w:rPr>
+        <w:rFonts w:ascii="Symbol" w:hAnsi="Symbol" w:hint="default"/>
+        <w:sz w:val="20"/>
+      </w:rPr>
+    </w:lvl>
+    <w:lvl w:ilvl="5" w:tentative="1">
+      <w:start w:val="1"/>
+      <w:numFmt w:val="bullet"/>
+      <w:lvlText w:val=""/>
+      <w:lvlJc w:val="left"/>
+      <w:pPr>
+        <w:tabs>
+          <w:tab w:val="num" w:pos="4320"/>
+        </w:tabs>
+        <w:ind w:left="4320" w:hanging="360"/>
+      </w:pPr>
+      <w:rPr>
+        <w:rFonts w:ascii="Symbol" w:hAnsi="Symbol" w:hint="default"/>
+        <w:sz w:val="20"/>
+      </w:rPr>
+    </w:lvl>
+    <w:lvl w:ilvl="6" w:tentative="1">
+      <w:start w:val="1"/>
+      <w:numFmt w:val="bullet"/>
+      <w:lvlText w:val=""/>
+      <w:lvlJc w:val="left"/>
+      <w:pPr>
+        <w:tabs>
+          <w:tab w:val="num" w:pos="5040"/>
+        </w:tabs>
+        <w:ind w:left="5040" w:hanging="360"/>
+      </w:pPr>
+      <w:rPr>
+        <w:rFonts w:ascii="Symbol" w:hAnsi="Symbol" w:hint="default"/>
+        <w:sz w:val="20"/>
+      </w:rPr>
+    </w:lvl>
+    <w:lvl w:ilvl="7" w:tentative="1">
+      <w:start w:val="1"/>
+      <w:numFmt w:val="bullet"/>
+      <w:lvlText w:val=""/>
+      <w:lvlJc w:val="left"/>
+      <w:pPr>
+        <w:tabs>
+          <w:tab w:val="num" w:pos="5760"/>
+        </w:tabs>
+        <w:ind w:left="5760" w:hanging="360"/>
+      </w:pPr>
+      <w:rPr>
+        <w:rFonts w:ascii="Symbol" w:hAnsi="Symbol" w:hint="default"/>
+        <w:sz w:val="20"/>
+      </w:rPr>
+    </w:lvl>
+    <w:lvl w:ilvl="8" w:tentative="1">
+      <w:start w:val="1"/>
+      <w:numFmt w:val="bullet"/>
+      <w:lvlText w:val=""/>
+      <w:lvlJc w:val="left"/>
+      <w:pPr>
+        <w:tabs>
+          <w:tab w:val="num" w:pos="6480"/>
+        </w:tabs>
+        <w:ind w:left="6480" w:hanging="360"/>
+      </w:pPr>
+      <w:rPr>
+        <w:rFonts w:ascii="Symbol" w:hAnsi="Symbol" w:hint="default"/>
+        <w:sz w:val="20"/>
+      </w:rPr>
+    </w:lvl>
+  </w:abstractNum>
+  <w:abstractNum w:abstractNumId="11" w15:restartNumberingAfterBreak="0">
     <w:nsid w:val="69C16926"/>
     <w:multiLevelType w:val="multilevel"/>
     <w:tmpl w:val="37729C12"/>
@@ -2879,7 +3465,7 @@
       </w:pPr>
     </w:lvl>
   </w:abstractNum>
-  <w:abstractNum w:abstractNumId="10" w15:restartNumberingAfterBreak="0">
+  <w:abstractNum w:abstractNumId="12" w15:restartNumberingAfterBreak="0">
     <w:nsid w:val="6C222FEC"/>
     <w:multiLevelType w:val="multilevel"/>
     <w:tmpl w:val="7848CBE0"/>
@@ -2996,7 +3582,7 @@
       </w:pPr>
     </w:lvl>
   </w:abstractNum>
-  <w:abstractNum w:abstractNumId="11" w15:restartNumberingAfterBreak="0">
+  <w:abstractNum w:abstractNumId="13" w15:restartNumberingAfterBreak="0">
     <w:nsid w:val="6CED0D82"/>
     <w:multiLevelType w:val="multilevel"/>
     <w:tmpl w:val="D7904912"/>
@@ -3152,7 +3738,7 @@
     <w:abstractNumId w:val="2"/>
   </w:num>
   <w:num w:numId="3" w16cid:durableId="2032221145">
-    <w:abstractNumId w:val="9"/>
+    <w:abstractNumId w:val="11"/>
   </w:num>
   <w:num w:numId="4" w16cid:durableId="565843871">
     <w:abstractNumId w:val="4"/>
@@ -3161,7 +3747,7 @@
     <w:abstractNumId w:val="3"/>
   </w:num>
   <w:num w:numId="6" w16cid:durableId="2000421810">
-    <w:abstractNumId w:val="10"/>
+    <w:abstractNumId w:val="12"/>
   </w:num>
   <w:num w:numId="7" w16cid:durableId="837498472">
     <w:abstractNumId w:val="7"/>
@@ -3170,7 +3756,7 @@
     <w:abstractNumId w:val="0"/>
   </w:num>
   <w:num w:numId="9" w16cid:durableId="1423720654">
-    <w:abstractNumId w:val="11"/>
+    <w:abstractNumId w:val="13"/>
   </w:num>
   <w:num w:numId="10" w16cid:durableId="874122915">
     <w:abstractNumId w:val="5"/>
@@ -3179,7 +3765,13 @@
     <w:abstractNumId w:val="1"/>
   </w:num>
   <w:num w:numId="12" w16cid:durableId="1612668434">
+    <w:abstractNumId w:val="9"/>
+  </w:num>
+  <w:num w:numId="13" w16cid:durableId="355078412">
     <w:abstractNumId w:val="8"/>
+  </w:num>
+  <w:num w:numId="14" w16cid:durableId="751465070">
+    <w:abstractNumId w:val="10"/>
   </w:num>
 </w:numbering>
 </file>
@@ -3785,6 +4377,7 @@
   <w:style w:type="character" w:default="1" w:styleId="a0">
     <w:name w:val="Default Paragraph Font"/>
     <w:uiPriority w:val="1"/>
+    <w:semiHidden/>
     <w:unhideWhenUsed/>
   </w:style>
   <w:style w:type="table" w:default="1" w:styleId="a1">
